--- a/docs/智爱客小程序产品设计与研发实施文档.docx
+++ b/docs/智爱客小程序产品设计与研发实施文档.docx
@@ -13,7 +13,7 @@
     <w:p/>
     <w:p>
       <w:r>
-        <w:t xml:space="preserve">版本： v1.4-recovered  </w:t>
+        <w:t xml:space="preserve">版本： v2.0-restructured  </w:t>
       </w:r>
     </w:p>
     <w:p>
@@ -28,7 +28,12 @@
     </w:p>
     <w:p>
       <w:r>
-        <w:t>文档目的： 在已恢复的原文档结构基础上，补充 6.1 页面总览截图与 6.3 关键业务节点截图，使研发团队能够结合页面实图、页面状态与流程说明进入实施阶段。</w:t>
+        <w:t xml:space="preserve">作者： Manus AI  </w:t>
+      </w:r>
+    </w:p>
+    <w:p>
+      <w:r>
+        <w:t>文档目的： 基于当前原型代码、既有设计文档、交接资料与真实页面截图，回顾完整设计过程，清楚说明小程序全部功能模块的设计细节，并重点把 AI 培训功能 写成研发可直接理解和拆分实施的说明文档。1 2 3 4</w:t>
       </w:r>
     </w:p>
     <w:p/>
@@ -43,40 +48,22 @@
         <w:pStyle w:val="Heading1"/>
       </w:pPr>
       <w:r>
-        <w:t>1. 文档说明</w:t>
+        <w:t>1. 文档定位与阅读方式</w:t>
       </w:r>
     </w:p>
     <w:p/>
     <w:p>
       <w:r>
-        <w:t>本文档基于当前项目代码、已恢复的截图素材、既有产品设计文档与交接文档重新整理而成，重点延续上一版文档关于培训智能体的业务结构与实施表达方式，并将本轮要求聚焦到 6.1 页面总览 与 6.3 节点截图补充 两部分。智爱客小程序当前聚焦餐饮连锁行业的培训智能体，通过 AI 对话完成培训发起、任务接收、员工答题、评分反馈和结果追踪，从而驱动组织结构自然生长与培训数据沉淀。1 2</w:t>
+        <w:t>本文档不再仅仅承担“补截图”的作用，而是要让研发团队通过一份文档同时理解三件事。第一，智爱客小程序为什么采用现在这套产品结构；第二，各功能模块分别解决什么问题、出现在什么场景中；第三，AI 培训主链路中每一页承担什么职责、如何跳转、哪些状态必须保留、哪些字段需要前后端协同。3 4 5</w:t>
       </w:r>
     </w:p>
     <w:p/>
     <w:p>
       <w:r>
-        <w:t>从研发落地角度看，文档中的截图并非只用于视觉展示，而是用于校准页面边界、确认入口位置、识别页面状态切换和核对字段结构。对于当前未恢复到真实截图的节点，本文档保留原业务逻辑说明，并以“真实入口截图 + 代码逻辑说明”的方式暂时承接，避免业务闭环因素材缺失而中断。</w:t>
-      </w:r>
-    </w:p>
-    <w:p/>
-    <w:p>
-      <w:r>
-        <w:t>---</w:t>
-      </w:r>
-    </w:p>
-    <w:p/>
-    <w:p>
-      <w:pPr>
-        <w:pStyle w:val="Heading1"/>
-      </w:pPr>
-      <w:r>
-        <w:t>2. 产品定位与设计原则</w:t>
-      </w:r>
-    </w:p>
-    <w:p/>
-    <w:p>
-      <w:r>
-        <w:t>智爱客（Zeaik）定位为面向餐饮连锁企业的 AI 运营管理平台，核心能力覆盖店面运营 AI 模型、集团运营 AI 模型、AI 智能菜单与培训智能体。小程序原型当前聚焦培训智能体，通过“无感注册、通用邀请链接、组织自生长”三项机制，把员工培训行为直接转化为组织数据与管理闭环。1 2</w:t>
+        <w:rPr>
+          <w:i/>
+        </w:rPr>
+        <w:t>可以把这份文档理解为“产品设计说明 + 研发实施导图”。如果研发只需要快速进入开发，优先阅读第 4 章、第 5 章和第 6 章；如果需要理解设计缘由与业务闭环，再补读第 2 章和第 3 章。[3] [4]</w:t>
       </w:r>
     </w:p>
     <w:p/>
@@ -98,7 +85,7 @@
           </w:tcPr>
           <w:p>
             <w:r>
-              <w:t>设计原则</w:t>
+              <w:t>阅读目标</w:t>
             </w:r>
           </w:p>
         </w:tc>
@@ -108,7 +95,7 @@
           </w:tcPr>
           <w:p>
             <w:r>
-              <w:t>设计含义</w:t>
+              <w:t>建议重点章节</w:t>
             </w:r>
           </w:p>
         </w:tc>
@@ -118,7 +105,7 @@
           </w:tcPr>
           <w:p>
             <w:r>
-              <w:t>对研发的直接影响</w:t>
+              <w:t>结果</w:t>
             </w:r>
           </w:p>
         </w:tc>
@@ -130,7 +117,7 @@
           </w:tcPr>
           <w:p>
             <w:r>
-              <w:t>**无感注册**</w:t>
+              <w:t>快速理解产品范围</w:t>
             </w:r>
           </w:p>
         </w:tc>
@@ -140,7 +127,7 @@
           </w:tcPr>
           <w:p>
             <w:r>
-              <w:t>员工点击培训链接即可进入培训，不应被传统注册流程打断</w:t>
+              <w:t>第 3 章、第 4 章</w:t>
             </w:r>
           </w:p>
         </w:tc>
@@ -150,7 +137,7 @@
           </w:tcPr>
           <w:p>
             <w:r>
-              <w:t>需要把登录、身份确认、关系选择嵌入培训入口前置步骤</w:t>
+              <w:t>建立角色、页面与功能模块全貌</w:t>
             </w:r>
           </w:p>
         </w:tc>
@@ -162,7 +149,7 @@
           </w:tcPr>
           <w:p>
             <w:r>
-              <w:t>**通用邀请链接**</w:t>
+              <w:t>开始拆分前端页面</w:t>
             </w:r>
           </w:p>
         </w:tc>
@@ -172,7 +159,7 @@
           </w:tcPr>
           <w:p>
             <w:r>
-              <w:t>同一条链接既可向下扩散，也可向上生长</w:t>
+              <w:t>第 5 章、第 6 章</w:t>
             </w:r>
           </w:p>
         </w:tc>
@@ -182,7 +169,7 @@
           </w:tcPr>
           <w:p>
             <w:r>
-              <w:t>邀请落地页不能写死上下级身份，关系需由接收者自选</w:t>
+              <w:t>明确页面跳转、状态机与截图对应关系</w:t>
             </w:r>
           </w:p>
         </w:tc>
@@ -194,7 +181,7 @@
           </w:tcPr>
           <w:p>
             <w:r>
-              <w:t>**组织自生长**</w:t>
+              <w:t>开始设计接口与数据结构</w:t>
             </w:r>
           </w:p>
         </w:tc>
@@ -204,7 +191,7 @@
           </w:tcPr>
           <w:p>
             <w:r>
-              <w:t>培训数据推动组织树自动归位，无需 HR 手工维护</w:t>
+              <w:t>第 6 章、第 7 章</w:t>
             </w:r>
           </w:p>
         </w:tc>
@@ -214,7 +201,7 @@
           </w:tcPr>
           <w:p>
             <w:r>
-              <w:t>注册成功后需同步写入组织关系、培训任务归属与结果上报链路</w:t>
+              <w:t>确认任务、答题、评分、组织关系等核心对象</w:t>
             </w:r>
           </w:p>
         </w:tc>
@@ -226,7 +213,7 @@
           </w:tcPr>
           <w:p>
             <w:r>
-              <w:t>**对话即培训**</w:t>
+              <w:t>制定测试用例</w:t>
             </w:r>
           </w:p>
         </w:tc>
@@ -236,7 +223,7 @@
           </w:tcPr>
           <w:p>
             <w:r>
-              <w:t>培训不是独立考试页，而是嵌入会话流</w:t>
+              <w:t>第 6 章、第 8 章</w:t>
             </w:r>
           </w:p>
         </w:tc>
@@ -246,7 +233,7 @@
           </w:tcPr>
           <w:p>
             <w:r>
-              <w:t>页面应优先复用 AI 对话消息体、输入区、反馈气泡与会话状态机</w:t>
+              <w:t>覆盖正常流程、异常流程与边界场景</w:t>
             </w:r>
           </w:p>
         </w:tc>
@@ -265,13 +252,25 @@
         <w:pStyle w:val="Heading1"/>
       </w:pPr>
       <w:r>
-        <w:t>3. 角色与核心页面范围</w:t>
+        <w:t>2. 产品背景与完整设计过程回顾</w:t>
       </w:r>
     </w:p>
     <w:p/>
     <w:p>
       <w:r>
-        <w:t>当前版本至少覆盖四类参与主体：潜在客户、普通员工、门店管理者、区域或集团管理者。其中潜在客户更多停留在首页体验与产品理解阶段；员工承担培训接收与答题职责；管理者承担培训发起、对象选择、结果追踪职责；更上层管理者承接跨层级汇总与组织增长观察职责。2 3</w:t>
+        <w:t>智爱客（Zeaik）面向餐饮连锁企业，核心能力包括店面运营 AI 模型、集团运营 AI 模型、AI 智能菜单与培训智能体。本次小程序原型并不是完整复制官网能力，而是把这些能力收束到一个更容易销售演示、更容易微信传播、也更容易让一线员工上手的移动端载体中。1 2</w:t>
+      </w:r>
+    </w:p>
+    <w:p/>
+    <w:p>
+      <w:r>
+        <w:t>在设计过程中，产品结构经历了一个很明确的收敛路径。最开始，首页承担的是营销落地与产品理解任务，需要让外部流量用户通过提问快速知道“餐饮店为什么需要 AI”；随后，随着角色从游客进入已登录状态，工资日结、当前工作、AI 巡检、AI 菜单、店面 AI、集团 AI 等功能逐步展开；而在所有能力中，培训智能体 被确定为最值得优先闭环的模块，因为它同时连接了员工培训、组织关系、管理追踪和复训机制，是最容易形成“可演示、可落地、可扩展”闭环的一条主线。1 3 4 5</w:t>
+      </w:r>
+    </w:p>
+    <w:p/>
+    <w:p>
+      <w:r>
+        <w:t>从当前代码结构可以看到，这个原型最终选择了 单页状态切换 的方式，而不是传统多路由网站。核心原因是它需要模拟微信小程序在真实业务中的使用感觉：页面切换快、层级浅、弹层多、状态回流明显，且培训、注册、组织选择等动作都更适合以“当前上下文继续完成”的方式发生，而不是频繁跳到全新的 URL 页面。3 5</w:t>
       </w:r>
     </w:p>
     <w:p/>
@@ -282,49 +281,38 @@
         <w:tblLook w:firstColumn="1" w:firstRow="1" w:lastColumn="0" w:lastRow="0" w:noHBand="0" w:noVBand="1" w:val="04A0"/>
       </w:tblPr>
       <w:tblGrid>
-        <w:gridCol w:w="2160"/>
-        <w:gridCol w:w="2160"/>
-        <w:gridCol w:w="2160"/>
-        <w:gridCol w:w="2160"/>
+        <w:gridCol w:w="2880"/>
+        <w:gridCol w:w="2880"/>
+        <w:gridCol w:w="2880"/>
       </w:tblGrid>
       <w:tr>
         <w:tc>
           <w:tcPr>
-            <w:tcW w:type="dxa" w:w="2160"/>
-          </w:tcPr>
-          <w:p>
-            <w:r>
-              <w:t>角色</w:t>
-            </w:r>
-          </w:p>
-        </w:tc>
-        <w:tc>
-          <w:tcPr>
-            <w:tcW w:type="dxa" w:w="2160"/>
-          </w:tcPr>
-          <w:p>
-            <w:r>
-              <w:t>核心目标</w:t>
-            </w:r>
-          </w:p>
-        </w:tc>
-        <w:tc>
-          <w:tcPr>
-            <w:tcW w:type="dxa" w:w="2160"/>
-          </w:tcPr>
-          <w:p>
-            <w:r>
-              <w:t>主要入口</w:t>
-            </w:r>
-          </w:p>
-        </w:tc>
-        <w:tc>
-          <w:tcPr>
-            <w:tcW w:type="dxa" w:w="2160"/>
-          </w:tcPr>
-          <w:p>
-            <w:r>
-              <w:t>结果沉淀</w:t>
+            <w:tcW w:type="dxa" w:w="2880"/>
+          </w:tcPr>
+          <w:p>
+            <w:r>
+              <w:t>设计阶段</w:t>
+            </w:r>
+          </w:p>
+        </w:tc>
+        <w:tc>
+          <w:tcPr>
+            <w:tcW w:type="dxa" w:w="2880"/>
+          </w:tcPr>
+          <w:p>
+            <w:r>
+              <w:t>关键设计决策</w:t>
+            </w:r>
+          </w:p>
+        </w:tc>
+        <w:tc>
+          <w:tcPr>
+            <w:tcW w:type="dxa" w:w="2880"/>
+          </w:tcPr>
+          <w:p>
+            <w:r>
+              <w:t>对研发的直接意义</w:t>
             </w:r>
           </w:p>
         </w:tc>
@@ -332,41 +320,31 @@
       <w:tr>
         <w:tc>
           <w:tcPr>
-            <w:tcW w:type="dxa" w:w="2160"/>
-          </w:tcPr>
-          <w:p>
-            <w:r>
-              <w:t>**广告/会议流量用户**</w:t>
-            </w:r>
-          </w:p>
-        </w:tc>
-        <w:tc>
-          <w:tcPr>
-            <w:tcW w:type="dxa" w:w="2160"/>
-          </w:tcPr>
-          <w:p>
-            <w:r>
-              <w:t>通过问题清单与 AI 交互理解产品能力</w:t>
-            </w:r>
-          </w:p>
-        </w:tc>
-        <w:tc>
-          <w:tcPr>
-            <w:tcW w:type="dxa" w:w="2160"/>
-          </w:tcPr>
-          <w:p>
-            <w:r>
-              <w:t>首页首屏、问题清单、产品体验入口</w:t>
-            </w:r>
-          </w:p>
-        </w:tc>
-        <w:tc>
-          <w:tcPr>
-            <w:tcW w:type="dxa" w:w="2160"/>
-          </w:tcPr>
-          <w:p>
-            <w:r>
-              <w:t>留资与意向判断</w:t>
+            <w:tcW w:type="dxa" w:w="2880"/>
+          </w:tcPr>
+          <w:p>
+            <w:r>
+              <w:t>第一阶段：外部流量承接</w:t>
+            </w:r>
+          </w:p>
+        </w:tc>
+        <w:tc>
+          <w:tcPr>
+            <w:tcW w:type="dxa" w:w="2880"/>
+          </w:tcPr>
+          <w:p>
+            <w:r>
+              <w:t>首页做成 AI 对话中枢，同时保留产品介绍、视频介绍与试用转化入口</w:t>
+            </w:r>
+          </w:p>
+        </w:tc>
+        <w:tc>
+          <w:tcPr>
+            <w:tcW w:type="dxa" w:w="2880"/>
+          </w:tcPr>
+          <w:p>
+            <w:r>
+              <w:t>首页不是普通导航页，而是营销、咨询、转化三合一页面</w:t>
             </w:r>
           </w:p>
         </w:tc>
@@ -374,41 +352,31 @@
       <w:tr>
         <w:tc>
           <w:tcPr>
-            <w:tcW w:type="dxa" w:w="2160"/>
-          </w:tcPr>
-          <w:p>
-            <w:r>
-              <w:t>**普通员工**</w:t>
-            </w:r>
-          </w:p>
-        </w:tc>
-        <w:tc>
-          <w:tcPr>
-            <w:tcW w:type="dxa" w:w="2160"/>
-          </w:tcPr>
-          <w:p>
-            <w:r>
-              <w:t>接收培训、完成答题、获得反馈与评分</w:t>
-            </w:r>
-          </w:p>
-        </w:tc>
-        <w:tc>
-          <w:tcPr>
-            <w:tcW w:type="dxa" w:w="2160"/>
-          </w:tcPr>
-          <w:p>
-            <w:r>
-              <w:t>培训链接、培训主页、AI 培训任务</w:t>
-            </w:r>
-          </w:p>
-        </w:tc>
-        <w:tc>
-          <w:tcPr>
-            <w:tcW w:type="dxa" w:w="2160"/>
-          </w:tcPr>
-          <w:p>
-            <w:r>
-              <w:t>培训记录、成绩、反馈</w:t>
+            <w:tcW w:type="dxa" w:w="2880"/>
+          </w:tcPr>
+          <w:p>
+            <w:r>
+              <w:t>第二阶段：登录后能力体验</w:t>
+            </w:r>
+          </w:p>
+        </w:tc>
+        <w:tc>
+          <w:tcPr>
+            <w:tcW w:type="dxa" w:w="2880"/>
+          </w:tcPr>
+          <w:p>
+            <w:r>
+              <w:t>工资日结、当前工作、AI 巡检、AI 菜单、店面 AI、集团 AI 等能力作为可进入的功能模块展开</w:t>
+            </w:r>
+          </w:p>
+        </w:tc>
+        <w:tc>
+          <w:tcPr>
+            <w:tcW w:type="dxa" w:w="2880"/>
+          </w:tcPr>
+          <w:p>
+            <w:r>
+              <w:t>需要以统一壳层承接多个功能页，并处理登录拦截</w:t>
             </w:r>
           </w:p>
         </w:tc>
@@ -416,41 +384,31 @@
       <w:tr>
         <w:tc>
           <w:tcPr>
-            <w:tcW w:type="dxa" w:w="2160"/>
-          </w:tcPr>
-          <w:p>
-            <w:r>
-              <w:t>**门店管理者**</w:t>
-            </w:r>
-          </w:p>
-        </w:tc>
-        <w:tc>
-          <w:tcPr>
-            <w:tcW w:type="dxa" w:w="2160"/>
-          </w:tcPr>
-          <w:p>
-            <w:r>
-              <w:t>发起培训、选择对象、查看问题与完成率</w:t>
-            </w:r>
-          </w:p>
-        </w:tc>
-        <w:tc>
-          <w:tcPr>
-            <w:tcW w:type="dxa" w:w="2160"/>
-          </w:tcPr>
-          <w:p>
-            <w:r>
-              <w:t>首页培训卡片、培训管理页、组织架构页</w:t>
-            </w:r>
-          </w:p>
-        </w:tc>
-        <w:tc>
-          <w:tcPr>
-            <w:tcW w:type="dxa" w:w="2160"/>
-          </w:tcPr>
-          <w:p>
-            <w:r>
-              <w:t>培训任务、完成率、问题清单</w:t>
+            <w:tcW w:type="dxa" w:w="2880"/>
+          </w:tcPr>
+          <w:p>
+            <w:r>
+              <w:t>第三阶段：培训主线收敛</w:t>
+            </w:r>
+          </w:p>
+        </w:tc>
+        <w:tc>
+          <w:tcPr>
+            <w:tcW w:type="dxa" w:w="2880"/>
+          </w:tcPr>
+          <w:p>
+            <w:r>
+              <w:t>培训主页、答题页、培训报告、管理端、组织架构页形成完整闭环</w:t>
+            </w:r>
+          </w:p>
+        </w:tc>
+        <w:tc>
+          <w:tcPr>
+            <w:tcW w:type="dxa" w:w="2880"/>
+          </w:tcPr>
+          <w:p>
+            <w:r>
+              <w:t>研发应优先保证培训链路状态机完整，而不是先做所有装饰性页面</w:t>
             </w:r>
           </w:p>
         </w:tc>
@@ -458,41 +416,31 @@
       <w:tr>
         <w:tc>
           <w:tcPr>
-            <w:tcW w:type="dxa" w:w="2160"/>
-          </w:tcPr>
-          <w:p>
-            <w:r>
-              <w:t>**区域/集团管理者**</w:t>
-            </w:r>
-          </w:p>
-        </w:tc>
-        <w:tc>
-          <w:tcPr>
-            <w:tcW w:type="dxa" w:w="2160"/>
-          </w:tcPr>
-          <w:p>
-            <w:r>
-              <w:t>查看下级团队培训表现与组织扩张结果</w:t>
-            </w:r>
-          </w:p>
-        </w:tc>
-        <w:tc>
-          <w:tcPr>
-            <w:tcW w:type="dxa" w:w="2160"/>
-          </w:tcPr>
-          <w:p>
-            <w:r>
-              <w:t>组织树、培训管理汇总、上级视角</w:t>
-            </w:r>
-          </w:p>
-        </w:tc>
-        <w:tc>
-          <w:tcPr>
-            <w:tcW w:type="dxa" w:w="2160"/>
-          </w:tcPr>
-          <w:p>
-            <w:r>
-              <w:t>汇总结果、趋势与监督动作</w:t>
+            <w:tcW w:type="dxa" w:w="2880"/>
+          </w:tcPr>
+          <w:p>
+            <w:r>
+              <w:t>第四阶段：组织自生长强化</w:t>
+            </w:r>
+          </w:p>
+        </w:tc>
+        <w:tc>
+          <w:tcPr>
+            <w:tcW w:type="dxa" w:w="2880"/>
+          </w:tcPr>
+          <w:p>
+            <w:r>
+              <w:t>通用邀请链接、上下级自选关系、自动归位成为差异化设计</w:t>
+            </w:r>
+          </w:p>
+        </w:tc>
+        <w:tc>
+          <w:tcPr>
+            <w:tcW w:type="dxa" w:w="2880"/>
+          </w:tcPr>
+          <w:p>
+            <w:r>
+              <w:t>需要把注册、组织关系和培训任务绑定为同一条业务链</w:t>
             </w:r>
           </w:p>
         </w:tc>
@@ -511,340 +459,13 @@
         <w:pStyle w:val="Heading1"/>
       </w:pPr>
       <w:r>
-        <w:t>4. 小程序总体结构概览</w:t>
+        <w:t>3. 角色、阶段与页面视图总览</w:t>
       </w:r>
     </w:p>
     <w:p/>
     <w:p>
       <w:r>
-        <w:t>当前原型采用 单页状态切换 的移动端壳层组织方式，页面主要由 `MiniAppShell.tsx` 控制视图切换。根据既有代码与交接记录，培训相关的关键页面包含：首页、培训主页、培训管理页、组织架构页、培训报告页与组织注册页。3 4</w:t>
-      </w:r>
-    </w:p>
-    <w:p/>
-    <w:p>
-      <w:r>
-        <w:rPr>
-          <w:i/>
-        </w:rPr>
-        <w:t>研发实施时，应优先以页面状态与组件事件驱动视图切换，而非依赖复杂 URL 路由，因为当前原型更接近微信小程序的页面栈与弹层式体验。</w:t>
-      </w:r>
-    </w:p>
-    <w:p/>
-    <w:p>
-      <w:r>
-        <w:t>---</w:t>
-      </w:r>
-    </w:p>
-    <w:p/>
-    <w:p>
-      <w:pPr>
-        <w:pStyle w:val="Heading1"/>
-      </w:pPr>
-      <w:r>
-        <w:t>5. 培训智能体业务闭环摘要</w:t>
-      </w:r>
-    </w:p>
-    <w:p/>
-    <w:p>
-      <w:r>
-        <w:t>培训智能体的完整闭环可概括为：发起培训 → 选择组织对象 → 员工进入培训 → 会话出题与回答 → 评分与报告 → 发起者查看结果。其中“进入培训”与“完成培训”并不是孤立动作，而是和组织关系判断、提示机制、评分机制及上级可见范围共同构成一条链路。3 4</w:t>
-      </w:r>
-    </w:p>
-    <w:p/>
-    <w:tbl>
-      <w:tblPr>
-        <w:tblStyle w:val="TableGrid"/>
-        <w:tblW w:type="auto" w:w="0"/>
-        <w:tblLook w:firstColumn="1" w:firstRow="1" w:lastColumn="0" w:lastRow="0" w:noHBand="0" w:noVBand="1" w:val="04A0"/>
-      </w:tblPr>
-      <w:tblGrid>
-        <w:gridCol w:w="2160"/>
-        <w:gridCol w:w="2160"/>
-        <w:gridCol w:w="2160"/>
-        <w:gridCol w:w="2160"/>
-      </w:tblGrid>
-      <w:tr>
-        <w:tc>
-          <w:tcPr>
-            <w:tcW w:type="dxa" w:w="2160"/>
-          </w:tcPr>
-          <w:p>
-            <w:r>
-              <w:t>闭环阶段</w:t>
-            </w:r>
-          </w:p>
-        </w:tc>
-        <w:tc>
-          <w:tcPr>
-            <w:tcW w:type="dxa" w:w="2160"/>
-          </w:tcPr>
-          <w:p>
-            <w:r>
-              <w:t>页面/载体</w:t>
-            </w:r>
-          </w:p>
-        </w:tc>
-        <w:tc>
-          <w:tcPr>
-            <w:tcW w:type="dxa" w:w="2160"/>
-          </w:tcPr>
-          <w:p>
-            <w:r>
-              <w:t>核心动作</w:t>
-            </w:r>
-          </w:p>
-        </w:tc>
-        <w:tc>
-          <w:tcPr>
-            <w:tcW w:type="dxa" w:w="2160"/>
-          </w:tcPr>
-          <w:p>
-            <w:r>
-              <w:t>输出结果</w:t>
-            </w:r>
-          </w:p>
-        </w:tc>
-      </w:tr>
-      <w:tr>
-        <w:tc>
-          <w:tcPr>
-            <w:tcW w:type="dxa" w:w="2160"/>
-          </w:tcPr>
-          <w:p>
-            <w:r>
-              <w:t>发起培训</w:t>
-            </w:r>
-          </w:p>
-        </w:tc>
-        <w:tc>
-          <w:tcPr>
-            <w:tcW w:type="dxa" w:w="2160"/>
-          </w:tcPr>
-          <w:p>
-            <w:r>
-              <w:t>首页培训卡片 / 管理页</w:t>
-            </w:r>
-          </w:p>
-        </w:tc>
-        <w:tc>
-          <w:tcPr>
-            <w:tcW w:type="dxa" w:w="2160"/>
-          </w:tcPr>
-          <w:p>
-            <w:r>
-              <w:t>选择对象、生成任务、设定截止</w:t>
-            </w:r>
-          </w:p>
-        </w:tc>
-        <w:tc>
-          <w:tcPr>
-            <w:tcW w:type="dxa" w:w="2160"/>
-          </w:tcPr>
-          <w:p>
-            <w:r>
-              <w:t>培训任务</w:t>
-            </w:r>
-          </w:p>
-        </w:tc>
-      </w:tr>
-      <w:tr>
-        <w:tc>
-          <w:tcPr>
-            <w:tcW w:type="dxa" w:w="2160"/>
-          </w:tcPr>
-          <w:p>
-            <w:r>
-              <w:t>承接培训</w:t>
-            </w:r>
-          </w:p>
-        </w:tc>
-        <w:tc>
-          <w:tcPr>
-            <w:tcW w:type="dxa" w:w="2160"/>
-          </w:tcPr>
-          <w:p>
-            <w:r>
-              <w:t>邀请链接 / 培训主页</w:t>
-            </w:r>
-          </w:p>
-        </w:tc>
-        <w:tc>
-          <w:tcPr>
-            <w:tcW w:type="dxa" w:w="2160"/>
-          </w:tcPr>
-          <w:p>
-            <w:r>
-              <w:t>注册、确认关系、进入任务</w:t>
-            </w:r>
-          </w:p>
-        </w:tc>
-        <w:tc>
-          <w:tcPr>
-            <w:tcW w:type="dxa" w:w="2160"/>
-          </w:tcPr>
-          <w:p>
-            <w:r>
-              <w:t>参与人身份与任务归属</w:t>
-            </w:r>
-          </w:p>
-        </w:tc>
-      </w:tr>
-      <w:tr>
-        <w:tc>
-          <w:tcPr>
-            <w:tcW w:type="dxa" w:w="2160"/>
-          </w:tcPr>
-          <w:p>
-            <w:r>
-              <w:t>会话答题</w:t>
-            </w:r>
-          </w:p>
-        </w:tc>
-        <w:tc>
-          <w:tcPr>
-            <w:tcW w:type="dxa" w:w="2160"/>
-          </w:tcPr>
-          <w:p>
-            <w:r>
-              <w:t>培训会话页</w:t>
-            </w:r>
-          </w:p>
-        </w:tc>
-        <w:tc>
-          <w:tcPr>
-            <w:tcW w:type="dxa" w:w="2160"/>
-          </w:tcPr>
-          <w:p>
-            <w:r>
-              <w:t>出题、回答、提示、跳过</w:t>
-            </w:r>
-          </w:p>
-        </w:tc>
-        <w:tc>
-          <w:tcPr>
-            <w:tcW w:type="dxa" w:w="2160"/>
-          </w:tcPr>
-          <w:p>
-            <w:r>
-              <w:t>单题反馈与过程数据</w:t>
-            </w:r>
-          </w:p>
-        </w:tc>
-      </w:tr>
-      <w:tr>
-        <w:tc>
-          <w:tcPr>
-            <w:tcW w:type="dxa" w:w="2160"/>
-          </w:tcPr>
-          <w:p>
-            <w:r>
-              <w:t>评分归档</w:t>
-            </w:r>
-          </w:p>
-        </w:tc>
-        <w:tc>
-          <w:tcPr>
-            <w:tcW w:type="dxa" w:w="2160"/>
-          </w:tcPr>
-          <w:p>
-            <w:r>
-              <w:t>培训完成态 / 培训报告页</w:t>
-            </w:r>
-          </w:p>
-        </w:tc>
-        <w:tc>
-          <w:tcPr>
-            <w:tcW w:type="dxa" w:w="2160"/>
-          </w:tcPr>
-          <w:p>
-            <w:r>
-              <w:t>计算得分、生成总结</w:t>
-            </w:r>
-          </w:p>
-        </w:tc>
-        <w:tc>
-          <w:tcPr>
-            <w:tcW w:type="dxa" w:w="2160"/>
-          </w:tcPr>
-          <w:p>
-            <w:r>
-              <w:t>总分、星级、知识点反馈</w:t>
-            </w:r>
-          </w:p>
-        </w:tc>
-      </w:tr>
-      <w:tr>
-        <w:tc>
-          <w:tcPr>
-            <w:tcW w:type="dxa" w:w="2160"/>
-          </w:tcPr>
-          <w:p>
-            <w:r>
-              <w:t>结果追踪</w:t>
-            </w:r>
-          </w:p>
-        </w:tc>
-        <w:tc>
-          <w:tcPr>
-            <w:tcW w:type="dxa" w:w="2160"/>
-          </w:tcPr>
-          <w:p>
-            <w:r>
-              <w:t>管理端概览 / 问题清单</w:t>
-            </w:r>
-          </w:p>
-        </w:tc>
-        <w:tc>
-          <w:tcPr>
-            <w:tcW w:type="dxa" w:w="2160"/>
-          </w:tcPr>
-          <w:p>
-            <w:r>
-              <w:t>查看完成率、问题排行、成员表现</w:t>
-            </w:r>
-          </w:p>
-        </w:tc>
-        <w:tc>
-          <w:tcPr>
-            <w:tcW w:type="dxa" w:w="2160"/>
-          </w:tcPr>
-          <w:p>
-            <w:r>
-              <w:t>团队结果与追踪动作</w:t>
-            </w:r>
-          </w:p>
-        </w:tc>
-      </w:tr>
-    </w:tbl>
-    <w:p/>
-    <w:p/>
-    <w:p>
-      <w:r>
-        <w:t>---</w:t>
-      </w:r>
-    </w:p>
-    <w:p/>
-    <w:p>
-      <w:pPr>
-        <w:pStyle w:val="Heading1"/>
-      </w:pPr>
-      <w:r>
-        <w:t>6. 页面总览与关键业务节点</w:t>
-      </w:r>
-    </w:p>
-    <w:p/>
-    <w:p>
-      <w:pPr>
-        <w:pStyle w:val="Heading2"/>
-      </w:pPr>
-      <w:r>
-        <w:t>6.1 页面总览（补充截图）</w:t>
-      </w:r>
-    </w:p>
-    <w:p/>
-    <w:p>
-      <w:r>
-        <w:t>为便于研发快速建立“页面—角色—入口—结果”的直觉，本节补充当前已恢复的关键页面截图。由于沙箱恢复后部分后续文档与截图丢失，这里优先保留已经核实可用的真实页面图片。</w:t>
+        <w:t>当前产品至少覆盖四类使用主体。外部流量用户关注“值不值得继续了解”；普通员工关注“今天我该做什么、怎样完成培训”；门店管理者关注“如何发起培训并跟踪效果”；区域或集团管理者则更关注“数据是否能够向上汇总，以及组织是否持续扩展”。这些角色并不是完全割裂的，而是在同一个小程序里通过不同入口和不同状态被承接。3 4 5</w:t>
       </w:r>
     </w:p>
     <w:p/>
@@ -868,7 +489,7 @@
           </w:tcPr>
           <w:p>
             <w:r>
-              <w:t>图号</w:t>
+              <w:t>角色</w:t>
             </w:r>
           </w:p>
         </w:tc>
@@ -878,7 +499,7 @@
           </w:tcPr>
           <w:p>
             <w:r>
-              <w:t>页面名称</w:t>
+              <w:t>典型来源</w:t>
             </w:r>
           </w:p>
         </w:tc>
@@ -888,7 +509,7 @@
           </w:tcPr>
           <w:p>
             <w:r>
-              <w:t>截图</w:t>
+              <w:t>核心目标</w:t>
             </w:r>
           </w:p>
         </w:tc>
@@ -898,7 +519,7 @@
           </w:tcPr>
           <w:p>
             <w:r>
-              <w:t>页面作用</w:t>
+              <w:t>主要页面</w:t>
             </w:r>
           </w:p>
         </w:tc>
@@ -908,7 +529,7 @@
           </w:tcPr>
           <w:p>
             <w:r>
-              <w:t>主要入口</w:t>
+              <w:t>最终沉淀</w:t>
             </w:r>
           </w:p>
         </w:tc>
@@ -920,7 +541,7 @@
           </w:tcPr>
           <w:p>
             <w:r>
-              <w:t>图 6-1</w:t>
+              <w:t>**广告/会销流量用户**</w:t>
             </w:r>
           </w:p>
         </w:tc>
@@ -930,7 +551,7 @@
           </w:tcPr>
           <w:p>
             <w:r>
-              <w:t>首页问题体验与功能入口</w:t>
+              <w:t>广告点击、会议扫码、顾问演示</w:t>
             </w:r>
           </w:p>
         </w:tc>
@@ -940,7 +561,7 @@
           </w:tcPr>
           <w:p>
             <w:r>
-              <w:t>`![图6-1 首页问题体验与功能入口](../../screenshots/3000-is1n6rzo03lon61_2026-04-19_08-55-58_1026.png)`</w:t>
+              <w:t>认识智爱客与 AI 能力，决定是否试用</w:t>
             </w:r>
           </w:p>
         </w:tc>
@@ -950,7 +571,7 @@
           </w:tcPr>
           <w:p>
             <w:r>
-              <w:t>用于广告流量、会议扫码和线下面谈时的第一触点，展示问题清单、产品体验和 AI 培训入口</w:t>
+              <w:t>首页、视频介绍页、产品介绍页、店铺信息页</w:t>
             </w:r>
           </w:p>
         </w:tc>
@@ -960,7 +581,7 @@
           </w:tcPr>
           <w:p>
             <w:r>
-              <w:t>外部投放链接 / 扫码直达</w:t>
+              <w:t>留资与转化意向</w:t>
             </w:r>
           </w:p>
         </w:tc>
@@ -972,7 +593,7 @@
           </w:tcPr>
           <w:p>
             <w:r>
-              <w:t>图 6-2</w:t>
+              <w:t>**普通员工**</w:t>
             </w:r>
           </w:p>
         </w:tc>
@@ -982,7 +603,7 @@
           </w:tcPr>
           <w:p>
             <w:r>
-              <w:t>首页内发起 AI 培训卡片</w:t>
+              <w:t>登录进入、培训链接进入</w:t>
             </w:r>
           </w:p>
         </w:tc>
@@ -992,7 +613,7 @@
           </w:tcPr>
           <w:p>
             <w:r>
-              <w:t>`![图6-2 首页内发起AI培训卡片](../../screenshots/3000-is1n6rzo03lon61_2026-04-19_08-56-16_2323.png)`</w:t>
+              <w:t>接收任务、完成培训、查看反馈、查看工资与工作</w:t>
             </w:r>
           </w:p>
         </w:tc>
@@ -1002,7 +623,7 @@
           </w:tcPr>
           <w:p>
             <w:r>
-              <w:t>体现管理者从首页直接发起培训的快捷路径，是 6.3.1 的核心入口截图</w:t>
+              <w:t>首页、当前工作、培训主页、答题页、工资日结</w:t>
             </w:r>
           </w:p>
         </w:tc>
@@ -1012,7 +633,7 @@
           </w:tcPr>
           <w:p>
             <w:r>
-              <w:t>首页首屏卡片</w:t>
+              <w:t>培训记录、工资记录、工作记录</w:t>
             </w:r>
           </w:p>
         </w:tc>
@@ -1024,7 +645,7 @@
           </w:tcPr>
           <w:p>
             <w:r>
-              <w:t>图 6-3</w:t>
+              <w:t>**门店管理者**</w:t>
             </w:r>
           </w:p>
         </w:tc>
@@ -1034,7 +655,7 @@
           </w:tcPr>
           <w:p>
             <w:r>
-              <w:t>组织层级选择页</w:t>
+              <w:t>已登录主账号、首页快捷入口</w:t>
             </w:r>
           </w:p>
         </w:tc>
@@ -1044,7 +665,7 @@
           </w:tcPr>
           <w:p>
             <w:r>
-              <w:t>`![图6-3 组织层级选择页](../../screenshots/3000-is1n6rzo03lon61_2026-04-19_08-56-58_6102.png)`</w:t>
+              <w:t>发起培训、选对象、看完成率、看问题清单</w:t>
             </w:r>
           </w:p>
         </w:tc>
@@ -1054,7 +675,7 @@
           </w:tcPr>
           <w:p>
             <w:r>
-              <w:t>展示集团、管理层、店长等层级的组织对象选择方式，是发起培训时选择范围的关键节点</w:t>
+              <w:t>首页、培训管理页、组织架构页、培训详情页</w:t>
             </w:r>
           </w:p>
         </w:tc>
@@ -1064,7 +685,7 @@
           </w:tcPr>
           <w:p>
             <w:r>
-              <w:t>发起培训后进入对象选择</w:t>
+              <w:t>培训任务、团队结果、问题排行</w:t>
             </w:r>
           </w:p>
         </w:tc>
@@ -1076,7 +697,7 @@
           </w:tcPr>
           <w:p>
             <w:r>
-              <w:t>图 6-4</w:t>
+              <w:t>**区域/集团管理者**</w:t>
             </w:r>
           </w:p>
         </w:tc>
@@ -1086,7 +707,7 @@
           </w:tcPr>
           <w:p>
             <w:r>
-              <w:t>组织成员二级选择页</w:t>
+              <w:t>上级同步、组织树延展</w:t>
             </w:r>
           </w:p>
         </w:tc>
@@ -1096,7 +717,7 @@
           </w:tcPr>
           <w:p>
             <w:r>
-              <w:t>`![图6-4 组织成员二级选择页](../../screenshots/3000-is1n6rzo03lon61_2026-04-19_08-57-18_8522.png)`</w:t>
+              <w:t>查看下级表现、汇总团队培训结果</w:t>
             </w:r>
           </w:p>
         </w:tc>
@@ -1106,7 +727,7 @@
           </w:tcPr>
           <w:p>
             <w:r>
-              <w:t>展示通讯录式成员勾选与底部确认栏，支撑发起者确定培训对象</w:t>
+              <w:t>培训管理页、组织架构页、集团 AI 模型页</w:t>
             </w:r>
           </w:p>
         </w:tc>
@@ -1116,7 +737,7 @@
           </w:tcPr>
           <w:p>
             <w:r>
-              <w:t>点击某层级进入成员页</w:t>
+              <w:t>汇总数据与监督动作</w:t>
             </w:r>
           </w:p>
         </w:tc>
@@ -1126,16 +747,7 @@
     <w:p/>
     <w:p>
       <w:r>
-        <w:t>从实施视角看，6.1 的价值不在于展示所有页面，而在于提供一组足以串起关键培训闭环的页面锚点。研发可先依据这四张图完成首页入口、组织选择和发起动作的结构实现，再补足后续会话页与报告页的状态渲染。</w:t>
-      </w:r>
-    </w:p>
-    <w:p/>
-    <w:p>
-      <w:pPr>
-        <w:pStyle w:val="Heading2"/>
-      </w:pPr>
-      <w:r>
-        <w:t>6.2 页面之间的主跳转关系</w:t>
+        <w:t>产品还保留了三阶段用户状态模型。虽然当前演示开关默认隐藏，但阶段模型仍然决定了登录拦截、试用转化与店铺信息采集的逻辑，是研发理解首页行为的重要基础。3 5</w:t>
       </w:r>
     </w:p>
     <w:p/>
@@ -1158,7 +770,7 @@
           </w:tcPr>
           <w:p>
             <w:r>
-              <w:t>起点页面</w:t>
+              <w:t>用户阶段</w:t>
             </w:r>
           </w:p>
         </w:tc>
@@ -1168,7 +780,7 @@
           </w:tcPr>
           <w:p>
             <w:r>
-              <w:t>触发动作</w:t>
+              <w:t>触发条件</w:t>
             </w:r>
           </w:p>
         </w:tc>
@@ -1178,7 +790,7 @@
           </w:tcPr>
           <w:p>
             <w:r>
-              <w:t>目标页面/状态</w:t>
+              <w:t>可访问能力</w:t>
             </w:r>
           </w:p>
         </w:tc>
@@ -1188,7 +800,7 @@
           </w:tcPr>
           <w:p>
             <w:r>
-              <w:t>说明</w:t>
+              <w:t>设计目的</w:t>
             </w:r>
           </w:p>
         </w:tc>
@@ -1200,7 +812,7 @@
           </w:tcPr>
           <w:p>
             <w:r>
-              <w:t>首页</w:t>
+              <w:t>**Stage 1：游客**</w:t>
             </w:r>
           </w:p>
         </w:tc>
@@ -1210,7 +822,7 @@
           </w:tcPr>
           <w:p>
             <w:r>
-              <w:t>点击“9.9元餐饮AI培训”或培训快捷卡</w:t>
+              <w:t>从广告或分享链接首次进入</w:t>
             </w:r>
           </w:p>
         </w:tc>
@@ -1220,7 +832,7 @@
           </w:tcPr>
           <w:p>
             <w:r>
-              <w:t>发起培训流程</w:t>
+              <w:t>AI 对话、产品介绍、视频介绍</w:t>
             </w:r>
           </w:p>
         </w:tc>
@@ -1230,7 +842,7 @@
           </w:tcPr>
           <w:p>
             <w:r>
-              <w:t>管理者入口，优先用于组织对象选择与任务配置</w:t>
+              <w:t>用最低门槛建立兴趣</w:t>
             </w:r>
           </w:p>
         </w:tc>
@@ -1242,7 +854,7 @@
           </w:tcPr>
           <w:p>
             <w:r>
-              <w:t>首页</w:t>
+              <w:t>**Stage 2：已登录**</w:t>
             </w:r>
           </w:p>
         </w:tc>
@@ -1252,7 +864,7 @@
           </w:tcPr>
           <w:p>
             <w:r>
-              <w:t>点击底部“AI培训”页签或培训任务卡</w:t>
+              <w:t>完成微信一键登录</w:t>
             </w:r>
           </w:p>
         </w:tc>
@@ -1262,7 +874,7 @@
           </w:tcPr>
           <w:p>
             <w:r>
-              <w:t>培训主页</w:t>
+              <w:t>工资日结、当前工作、培训、AI 巡检等全功能</w:t>
             </w:r>
           </w:p>
         </w:tc>
@@ -1272,7 +884,7 @@
           </w:tcPr>
           <w:p>
             <w:r>
-              <w:t>员工端或通用培训任务入口</w:t>
+              <w:t>进入真实体验与演示阶段</w:t>
             </w:r>
           </w:p>
         </w:tc>
@@ -1284,7 +896,7 @@
           </w:tcPr>
           <w:p>
             <w:r>
-              <w:t>组织层级页</w:t>
+              <w:t>**Stage 3：深度转化**</w:t>
             </w:r>
           </w:p>
         </w:tc>
@@ -1294,7 +906,7 @@
           </w:tcPr>
           <w:p>
             <w:r>
-              <w:t>点击层级卡片</w:t>
+              <w:t>在首页深度交流后触发</w:t>
             </w:r>
           </w:p>
         </w:tc>
@@ -1304,7 +916,7 @@
           </w:tcPr>
           <w:p>
             <w:r>
-              <w:t>组织成员二级选择页</w:t>
+              <w:t>全功能 + 店铺信息采集</w:t>
             </w:r>
           </w:p>
         </w:tc>
@@ -1314,7 +926,102 @@
           </w:tcPr>
           <w:p>
             <w:r>
-              <w:t>进入具体人员勾选状态</w:t>
+              <w:t>把咨询转化为试用申请</w:t>
+            </w:r>
+          </w:p>
+        </w:tc>
+      </w:tr>
+    </w:tbl>
+    <w:p/>
+    <w:p/>
+    <w:p>
+      <w:r>
+        <w:t>从实现上看，页面视图由 `MiniAppShell.tsx` 中的 `appView` 统一管理，当前核心视图包括 `home`、`current-task`、`daily-salary`、`inspection`、`training`、`training-answer`、`training-report`、`training-manager`、`org-tree`、`org-register` 等。5</w:t>
+      </w:r>
+    </w:p>
+    <w:p/>
+    <w:p>
+      <w:r>
+        <w:t>---</w:t>
+      </w:r>
+    </w:p>
+    <w:p/>
+    <w:p>
+      <w:pPr>
+        <w:pStyle w:val="Heading1"/>
+      </w:pPr>
+      <w:r>
+        <w:t>4. 功能模块地图与使用场景理解</w:t>
+      </w:r>
+    </w:p>
+    <w:p/>
+    <w:p>
+      <w:r>
+        <w:t>如果研发只看页面文件，很容易把这个项目误解为一组并列页面。实际上，它更像是围绕首页与培训主线展开的一套“场景拼图”。有些页面直接服务于 AI 培训闭环，有些页面则用于增强产品理解、支撑销售演示或提供员工常用工具。3 4 5 6 7 9 10</w:t>
+      </w:r>
+    </w:p>
+    <w:p/>
+    <w:tbl>
+      <w:tblPr>
+        <w:tblStyle w:val="TableGrid"/>
+        <w:tblW w:type="auto" w:w="0"/>
+        <w:tblLook w:firstColumn="1" w:firstRow="1" w:lastColumn="0" w:lastRow="0" w:noHBand="0" w:noVBand="1" w:val="04A0"/>
+      </w:tblPr>
+      <w:tblGrid>
+        <w:gridCol w:w="1728"/>
+        <w:gridCol w:w="1728"/>
+        <w:gridCol w:w="1728"/>
+        <w:gridCol w:w="1728"/>
+        <w:gridCol w:w="1728"/>
+      </w:tblGrid>
+      <w:tr>
+        <w:tc>
+          <w:tcPr>
+            <w:tcW w:type="dxa" w:w="1728"/>
+          </w:tcPr>
+          <w:p>
+            <w:r>
+              <w:t>模块</w:t>
+            </w:r>
+          </w:p>
+        </w:tc>
+        <w:tc>
+          <w:tcPr>
+            <w:tcW w:type="dxa" w:w="1728"/>
+          </w:tcPr>
+          <w:p>
+            <w:r>
+              <w:t>主要页面</w:t>
+            </w:r>
+          </w:p>
+        </w:tc>
+        <w:tc>
+          <w:tcPr>
+            <w:tcW w:type="dxa" w:w="1728"/>
+          </w:tcPr>
+          <w:p>
+            <w:r>
+              <w:t>使用场景</w:t>
+            </w:r>
+          </w:p>
+        </w:tc>
+        <w:tc>
+          <w:tcPr>
+            <w:tcW w:type="dxa" w:w="1728"/>
+          </w:tcPr>
+          <w:p>
+            <w:r>
+              <w:t>设计职责</w:t>
+            </w:r>
+          </w:p>
+        </w:tc>
+        <w:tc>
+          <w:tcPr>
+            <w:tcW w:type="dxa" w:w="1728"/>
+          </w:tcPr>
+          <w:p>
+            <w:r>
+              <w:t>与 AI 培训的关系</w:t>
             </w:r>
           </w:p>
         </w:tc>
@@ -1322,41 +1029,51 @@
       <w:tr>
         <w:tc>
           <w:tcPr>
-            <w:tcW w:type="dxa" w:w="2160"/>
-          </w:tcPr>
-          <w:p>
-            <w:r>
-              <w:t>培训主页</w:t>
-            </w:r>
-          </w:p>
-        </w:tc>
-        <w:tc>
-          <w:tcPr>
-            <w:tcW w:type="dxa" w:w="2160"/>
-          </w:tcPr>
-          <w:p>
-            <w:r>
-              <w:t>点击“开始培训”</w:t>
-            </w:r>
-          </w:p>
-        </w:tc>
-        <w:tc>
-          <w:tcPr>
-            <w:tcW w:type="dxa" w:w="2160"/>
-          </w:tcPr>
-          <w:p>
-            <w:r>
-              <w:t>培训会话态</w:t>
-            </w:r>
-          </w:p>
-        </w:tc>
-        <w:tc>
-          <w:tcPr>
-            <w:tcW w:type="dxa" w:w="2160"/>
-          </w:tcPr>
-          <w:p>
-            <w:r>
-              <w:t>进入答题状态机</w:t>
+            <w:tcW w:type="dxa" w:w="1728"/>
+          </w:tcPr>
+          <w:p>
+            <w:r>
+              <w:t>**首页 AI 对话中枢**</w:t>
+            </w:r>
+          </w:p>
+        </w:tc>
+        <w:tc>
+          <w:tcPr>
+            <w:tcW w:type="dxa" w:w="1728"/>
+          </w:tcPr>
+          <w:p>
+            <w:r>
+              <w:t>`HomePage`</w:t>
+            </w:r>
+          </w:p>
+        </w:tc>
+        <w:tc>
+          <w:tcPr>
+            <w:tcW w:type="dxa" w:w="1728"/>
+          </w:tcPr>
+          <w:p>
+            <w:r>
+              <w:t>广告落地、会议演示、产品咨询、首页直接发起培训</w:t>
+            </w:r>
+          </w:p>
+        </w:tc>
+        <w:tc>
+          <w:tcPr>
+            <w:tcW w:type="dxa" w:w="1728"/>
+          </w:tcPr>
+          <w:p>
+            <w:r>
+              <w:t>承接外部流量并串起全部功能入口</w:t>
+            </w:r>
+          </w:p>
+        </w:tc>
+        <w:tc>
+          <w:tcPr>
+            <w:tcW w:type="dxa" w:w="1728"/>
+          </w:tcPr>
+          <w:p>
+            <w:r>
+              <w:t>提供培训快捷卡、培训扫码进入与培训相关会话承接</w:t>
             </w:r>
           </w:p>
         </w:tc>
@@ -1364,41 +1081,51 @@
       <w:tr>
         <w:tc>
           <w:tcPr>
-            <w:tcW w:type="dxa" w:w="2160"/>
-          </w:tcPr>
-          <w:p>
-            <w:r>
-              <w:t>培训完成态</w:t>
-            </w:r>
-          </w:p>
-        </w:tc>
-        <w:tc>
-          <w:tcPr>
-            <w:tcW w:type="dxa" w:w="2160"/>
-          </w:tcPr>
-          <w:p>
-            <w:r>
-              <w:t>点击“查看完整报告”</w:t>
-            </w:r>
-          </w:p>
-        </w:tc>
-        <w:tc>
-          <w:tcPr>
-            <w:tcW w:type="dxa" w:w="2160"/>
-          </w:tcPr>
-          <w:p>
-            <w:r>
-              <w:t>培训报告页</w:t>
-            </w:r>
-          </w:p>
-        </w:tc>
-        <w:tc>
-          <w:tcPr>
-            <w:tcW w:type="dxa" w:w="2160"/>
-          </w:tcPr>
-          <w:p>
-            <w:r>
-              <w:t>展示总分、星级、知识点反馈</w:t>
+            <w:tcW w:type="dxa" w:w="1728"/>
+          </w:tcPr>
+          <w:p>
+            <w:r>
+              <w:t>**视频介绍页**</w:t>
+            </w:r>
+          </w:p>
+        </w:tc>
+        <w:tc>
+          <w:tcPr>
+            <w:tcW w:type="dxa" w:w="1728"/>
+          </w:tcPr>
+          <w:p>
+            <w:r>
+              <w:t>`VideoPage`</w:t>
+            </w:r>
+          </w:p>
+        </w:tc>
+        <w:tc>
+          <w:tcPr>
+            <w:tcW w:type="dxa" w:w="1728"/>
+          </w:tcPr>
+          <w:p>
+            <w:r>
+              <w:t>顾问演示、广告后续讲解</w:t>
+            </w:r>
+          </w:p>
+        </w:tc>
+        <w:tc>
+          <w:tcPr>
+            <w:tcW w:type="dxa" w:w="1728"/>
+          </w:tcPr>
+          <w:p>
+            <w:r>
+              <w:t>用更低理解成本介绍产品能力</w:t>
+            </w:r>
+          </w:p>
+        </w:tc>
+        <w:tc>
+          <w:tcPr>
+            <w:tcW w:type="dxa" w:w="1728"/>
+          </w:tcPr>
+          <w:p>
+            <w:r>
+              <w:t>为培训模块建立价值认知</w:t>
             </w:r>
           </w:p>
         </w:tc>
@@ -1406,41 +1133,1628 @@
       <w:tr>
         <w:tc>
           <w:tcPr>
-            <w:tcW w:type="dxa" w:w="2160"/>
-          </w:tcPr>
-          <w:p>
-            <w:r>
-              <w:t>培训管理页</w:t>
-            </w:r>
-          </w:p>
-        </w:tc>
-        <w:tc>
-          <w:tcPr>
-            <w:tcW w:type="dxa" w:w="2160"/>
-          </w:tcPr>
-          <w:p>
-            <w:r>
-              <w:t>查看概览或问题清单</w:t>
-            </w:r>
-          </w:p>
-        </w:tc>
-        <w:tc>
-          <w:tcPr>
-            <w:tcW w:type="dxa" w:w="2160"/>
-          </w:tcPr>
-          <w:p>
-            <w:r>
-              <w:t>结果追踪态</w:t>
-            </w:r>
-          </w:p>
-        </w:tc>
-        <w:tc>
-          <w:tcPr>
-            <w:tcW w:type="dxa" w:w="2160"/>
-          </w:tcPr>
-          <w:p>
-            <w:r>
-              <w:t>管理者查看完成率、问题排行与成员表现</w:t>
+            <w:tcW w:type="dxa" w:w="1728"/>
+          </w:tcPr>
+          <w:p>
+            <w:r>
+              <w:t>**产品介绍页**</w:t>
+            </w:r>
+          </w:p>
+        </w:tc>
+        <w:tc>
+          <w:tcPr>
+            <w:tcW w:type="dxa" w:w="1728"/>
+          </w:tcPr>
+          <w:p>
+            <w:r>
+              <w:t>`ProductPage`</w:t>
+            </w:r>
+          </w:p>
+        </w:tc>
+        <w:tc>
+          <w:tcPr>
+            <w:tcW w:type="dxa" w:w="1728"/>
+          </w:tcPr>
+          <w:p>
+            <w:r>
+              <w:t>详细讲产品矩阵与能力</w:t>
+            </w:r>
+          </w:p>
+        </w:tc>
+        <w:tc>
+          <w:tcPr>
+            <w:tcW w:type="dxa" w:w="1728"/>
+          </w:tcPr>
+          <w:p>
+            <w:r>
+              <w:t>让用户理解智爱客不是单点工具而是整体方案</w:t>
+            </w:r>
+          </w:p>
+        </w:tc>
+        <w:tc>
+          <w:tcPr>
+            <w:tcW w:type="dxa" w:w="1728"/>
+          </w:tcPr>
+          <w:p>
+            <w:r>
+              <w:t>培训智能体作为产品能力之一被说明</w:t>
+            </w:r>
+          </w:p>
+        </w:tc>
+      </w:tr>
+      <w:tr>
+        <w:tc>
+          <w:tcPr>
+            <w:tcW w:type="dxa" w:w="1728"/>
+          </w:tcPr>
+          <w:p>
+            <w:r>
+              <w:t>**店铺信息采集页**</w:t>
+            </w:r>
+          </w:p>
+        </w:tc>
+        <w:tc>
+          <w:tcPr>
+            <w:tcW w:type="dxa" w:w="1728"/>
+          </w:tcPr>
+          <w:p>
+            <w:r>
+              <w:t>`StoreInfoPage`</w:t>
+            </w:r>
+          </w:p>
+        </w:tc>
+        <w:tc>
+          <w:tcPr>
+            <w:tcW w:type="dxa" w:w="1728"/>
+          </w:tcPr>
+          <w:p>
+            <w:r>
+              <w:t>深度交流后的试用申请</w:t>
+            </w:r>
+          </w:p>
+        </w:tc>
+        <w:tc>
+          <w:tcPr>
+            <w:tcW w:type="dxa" w:w="1728"/>
+          </w:tcPr>
+          <w:p>
+            <w:r>
+              <w:t>收集店铺信息，推动商务转化</w:t>
+            </w:r>
+          </w:p>
+        </w:tc>
+        <w:tc>
+          <w:tcPr>
+            <w:tcW w:type="dxa" w:w="1728"/>
+          </w:tcPr>
+          <w:p>
+            <w:r>
+              <w:t>形成培训试用和后续实施的线索来源</w:t>
+            </w:r>
+          </w:p>
+        </w:tc>
+      </w:tr>
+      <w:tr>
+        <w:tc>
+          <w:tcPr>
+            <w:tcW w:type="dxa" w:w="1728"/>
+          </w:tcPr>
+          <w:p>
+            <w:r>
+              <w:t>**当前工作页**</w:t>
+            </w:r>
+          </w:p>
+        </w:tc>
+        <w:tc>
+          <w:tcPr>
+            <w:tcW w:type="dxa" w:w="1728"/>
+          </w:tcPr>
+          <w:p>
+            <w:r>
+              <w:t>`CurrentTaskPage`</w:t>
+            </w:r>
+          </w:p>
+        </w:tc>
+        <w:tc>
+          <w:tcPr>
+            <w:tcW w:type="dxa" w:w="1728"/>
+          </w:tcPr>
+          <w:p>
+            <w:r>
+              <w:t>员工查看任务、工作状态、额外任务</w:t>
+            </w:r>
+          </w:p>
+        </w:tc>
+        <w:tc>
+          <w:tcPr>
+            <w:tcW w:type="dxa" w:w="1728"/>
+          </w:tcPr>
+          <w:p>
+            <w:r>
+              <w:t>作为日常工作台与培训任务承接位</w:t>
+            </w:r>
+          </w:p>
+        </w:tc>
+        <w:tc>
+          <w:tcPr>
+            <w:tcW w:type="dxa" w:w="1728"/>
+          </w:tcPr>
+          <w:p>
+            <w:r>
+              <w:t>可承接培训任务、培训详情与定额说明</w:t>
+            </w:r>
+          </w:p>
+        </w:tc>
+      </w:tr>
+      <w:tr>
+        <w:tc>
+          <w:tcPr>
+            <w:tcW w:type="dxa" w:w="1728"/>
+          </w:tcPr>
+          <w:p>
+            <w:r>
+              <w:t>**抽屉页 / 培训中心**</w:t>
+            </w:r>
+          </w:p>
+        </w:tc>
+        <w:tc>
+          <w:tcPr>
+            <w:tcW w:type="dxa" w:w="1728"/>
+          </w:tcPr>
+          <w:p>
+            <w:r>
+              <w:t>`DrawerPage`</w:t>
+            </w:r>
+          </w:p>
+        </w:tc>
+        <w:tc>
+          <w:tcPr>
+            <w:tcW w:type="dxa" w:w="1728"/>
+          </w:tcPr>
+          <w:p>
+            <w:r>
+              <w:t>用户查看“我发起的 / 我参加的”历史培训</w:t>
+            </w:r>
+          </w:p>
+        </w:tc>
+        <w:tc>
+          <w:tcPr>
+            <w:tcW w:type="dxa" w:w="1728"/>
+          </w:tcPr>
+          <w:p>
+            <w:r>
+              <w:t>汇总训练记录和会话记录</w:t>
+            </w:r>
+          </w:p>
+        </w:tc>
+        <w:tc>
+          <w:tcPr>
+            <w:tcW w:type="dxa" w:w="1728"/>
+          </w:tcPr>
+          <w:p>
+            <w:r>
+              <w:t>是培训的二级入口与历史回看入口</w:t>
+            </w:r>
+          </w:p>
+        </w:tc>
+      </w:tr>
+      <w:tr>
+        <w:tc>
+          <w:tcPr>
+            <w:tcW w:type="dxa" w:w="1728"/>
+          </w:tcPr>
+          <w:p>
+            <w:r>
+              <w:t>**工资日结**</w:t>
+            </w:r>
+          </w:p>
+        </w:tc>
+        <w:tc>
+          <w:tcPr>
+            <w:tcW w:type="dxa" w:w="1728"/>
+          </w:tcPr>
+          <w:p>
+            <w:r>
+              <w:t>`DailySalaryPage`</w:t>
+            </w:r>
+          </w:p>
+        </w:tc>
+        <w:tc>
+          <w:tcPr>
+            <w:tcW w:type="dxa" w:w="1728"/>
+          </w:tcPr>
+          <w:p>
+            <w:r>
+              <w:t>员工查看收入与服务评分</w:t>
+            </w:r>
+          </w:p>
+        </w:tc>
+        <w:tc>
+          <w:tcPr>
+            <w:tcW w:type="dxa" w:w="1728"/>
+          </w:tcPr>
+          <w:p>
+            <w:r>
+              <w:t>体现 AI 在员工激励中的价值</w:t>
+            </w:r>
+          </w:p>
+        </w:tc>
+        <w:tc>
+          <w:tcPr>
+            <w:tcW w:type="dxa" w:w="1728"/>
+          </w:tcPr>
+          <w:p>
+            <w:r>
+              <w:t>强化员工持续参与培训与工作的动机</w:t>
+            </w:r>
+          </w:p>
+        </w:tc>
+      </w:tr>
+      <w:tr>
+        <w:tc>
+          <w:tcPr>
+            <w:tcW w:type="dxa" w:w="1728"/>
+          </w:tcPr>
+          <w:p>
+            <w:r>
+              <w:t>**AI 巡检**</w:t>
+            </w:r>
+          </w:p>
+        </w:tc>
+        <w:tc>
+          <w:tcPr>
+            <w:tcW w:type="dxa" w:w="1728"/>
+          </w:tcPr>
+          <w:p>
+            <w:r>
+              <w:t>`InspectionPage`</w:t>
+            </w:r>
+          </w:p>
+        </w:tc>
+        <w:tc>
+          <w:tcPr>
+            <w:tcW w:type="dxa" w:w="1728"/>
+          </w:tcPr>
+          <w:p>
+            <w:r>
+              <w:t>拍照巡检、问题识别、整改建议</w:t>
+            </w:r>
+          </w:p>
+        </w:tc>
+        <w:tc>
+          <w:tcPr>
+            <w:tcW w:type="dxa" w:w="1728"/>
+          </w:tcPr>
+          <w:p>
+            <w:r>
+              <w:t>展示视觉 AI 能力</w:t>
+            </w:r>
+          </w:p>
+        </w:tc>
+        <w:tc>
+          <w:tcPr>
+            <w:tcW w:type="dxa" w:w="1728"/>
+          </w:tcPr>
+          <w:p>
+            <w:r>
+              <w:t>作为培训之外的 AI 价值展示模块</w:t>
+            </w:r>
+          </w:p>
+        </w:tc>
+      </w:tr>
+      <w:tr>
+        <w:tc>
+          <w:tcPr>
+            <w:tcW w:type="dxa" w:w="1728"/>
+          </w:tcPr>
+          <w:p>
+            <w:r>
+              <w:t>**AI 菜单**</w:t>
+            </w:r>
+          </w:p>
+        </w:tc>
+        <w:tc>
+          <w:tcPr>
+            <w:tcW w:type="dxa" w:w="1728"/>
+          </w:tcPr>
+          <w:p>
+            <w:r>
+              <w:t>`AiMenuPage`</w:t>
+            </w:r>
+          </w:p>
+        </w:tc>
+        <w:tc>
+          <w:tcPr>
+            <w:tcW w:type="dxa" w:w="1728"/>
+          </w:tcPr>
+          <w:p>
+            <w:r>
+              <w:t>菜品知识、推荐逻辑、定价建议演示</w:t>
+            </w:r>
+          </w:p>
+        </w:tc>
+        <w:tc>
+          <w:tcPr>
+            <w:tcW w:type="dxa" w:w="1728"/>
+          </w:tcPr>
+          <w:p>
+            <w:r>
+              <w:t>支撑餐饮业务场景完整性</w:t>
+            </w:r>
+          </w:p>
+        </w:tc>
+        <w:tc>
+          <w:tcPr>
+            <w:tcW w:type="dxa" w:w="1728"/>
+          </w:tcPr>
+          <w:p>
+            <w:r>
+              <w:t>可为培训题库提供菜品知识来源</w:t>
+            </w:r>
+          </w:p>
+        </w:tc>
+      </w:tr>
+      <w:tr>
+        <w:tc>
+          <w:tcPr>
+            <w:tcW w:type="dxa" w:w="1728"/>
+          </w:tcPr>
+          <w:p>
+            <w:r>
+              <w:t>**店面 AI 模型**</w:t>
+            </w:r>
+          </w:p>
+        </w:tc>
+        <w:tc>
+          <w:tcPr>
+            <w:tcW w:type="dxa" w:w="1728"/>
+          </w:tcPr>
+          <w:p>
+            <w:r>
+              <w:t>`StoreAiModelPage`</w:t>
+            </w:r>
+          </w:p>
+        </w:tc>
+        <w:tc>
+          <w:tcPr>
+            <w:tcW w:type="dxa" w:w="1728"/>
+          </w:tcPr>
+          <w:p>
+            <w:r>
+              <w:t>说明门店 AI 在现场运营中的能力</w:t>
+            </w:r>
+          </w:p>
+        </w:tc>
+        <w:tc>
+          <w:tcPr>
+            <w:tcW w:type="dxa" w:w="1728"/>
+          </w:tcPr>
+          <w:p>
+            <w:r>
+              <w:t>展示智能对讲、服务检测、培训助手等</w:t>
+            </w:r>
+          </w:p>
+        </w:tc>
+        <w:tc>
+          <w:tcPr>
+            <w:tcW w:type="dxa" w:w="1728"/>
+          </w:tcPr>
+          <w:p>
+            <w:r>
+              <w:t>培训是店面 AI 能力落地的一部分</w:t>
+            </w:r>
+          </w:p>
+        </w:tc>
+      </w:tr>
+      <w:tr>
+        <w:tc>
+          <w:tcPr>
+            <w:tcW w:type="dxa" w:w="1728"/>
+          </w:tcPr>
+          <w:p>
+            <w:r>
+              <w:t>**集团 AI 模型**</w:t>
+            </w:r>
+          </w:p>
+        </w:tc>
+        <w:tc>
+          <w:tcPr>
+            <w:tcW w:type="dxa" w:w="1728"/>
+          </w:tcPr>
+          <w:p>
+            <w:r>
+              <w:t>`GroupAiModelPage`</w:t>
+            </w:r>
+          </w:p>
+        </w:tc>
+        <w:tc>
+          <w:tcPr>
+            <w:tcW w:type="dxa" w:w="1728"/>
+          </w:tcPr>
+          <w:p>
+            <w:r>
+              <w:t>说明集团级感知、分析、决策、执行、学习能力</w:t>
+            </w:r>
+          </w:p>
+        </w:tc>
+        <w:tc>
+          <w:tcPr>
+            <w:tcW w:type="dxa" w:w="1728"/>
+          </w:tcPr>
+          <w:p>
+            <w:r>
+              <w:t>展示跨门店数据汇总价值</w:t>
+            </w:r>
+          </w:p>
+        </w:tc>
+        <w:tc>
+          <w:tcPr>
+            <w:tcW w:type="dxa" w:w="1728"/>
+          </w:tcPr>
+          <w:p>
+            <w:r>
+              <w:t>培训数据向上汇总时与集团视角相连</w:t>
+            </w:r>
+          </w:p>
+        </w:tc>
+      </w:tr>
+      <w:tr>
+        <w:tc>
+          <w:tcPr>
+            <w:tcW w:type="dxa" w:w="1728"/>
+          </w:tcPr>
+          <w:p>
+            <w:r>
+              <w:t>**培训主页（员工端）**</w:t>
+            </w:r>
+          </w:p>
+        </w:tc>
+        <w:tc>
+          <w:tcPr>
+            <w:tcW w:type="dxa" w:w="1728"/>
+          </w:tcPr>
+          <w:p>
+            <w:r>
+              <w:t>`TrainingPage`</w:t>
+            </w:r>
+          </w:p>
+        </w:tc>
+        <w:tc>
+          <w:tcPr>
+            <w:tcW w:type="dxa" w:w="1728"/>
+          </w:tcPr>
+          <w:p>
+            <w:r>
+              <w:t>接收任务、注册、开始培训、查看完成记录</w:t>
+            </w:r>
+          </w:p>
+        </w:tc>
+        <w:tc>
+          <w:tcPr>
+            <w:tcW w:type="dxa" w:w="1728"/>
+          </w:tcPr>
+          <w:p>
+            <w:r>
+              <w:t>培训链路入口页</w:t>
+            </w:r>
+          </w:p>
+        </w:tc>
+        <w:tc>
+          <w:tcPr>
+            <w:tcW w:type="dxa" w:w="1728"/>
+          </w:tcPr>
+          <w:p>
+            <w:r>
+              <w:t>是 AI 培训主链路的起点</w:t>
+            </w:r>
+          </w:p>
+        </w:tc>
+      </w:tr>
+      <w:tr>
+        <w:tc>
+          <w:tcPr>
+            <w:tcW w:type="dxa" w:w="1728"/>
+          </w:tcPr>
+          <w:p>
+            <w:r>
+              <w:t>**答题页**</w:t>
+            </w:r>
+          </w:p>
+        </w:tc>
+        <w:tc>
+          <w:tcPr>
+            <w:tcW w:type="dxa" w:w="1728"/>
+          </w:tcPr>
+          <w:p>
+            <w:r>
+              <w:t>`TrainingAnswerPage`</w:t>
+            </w:r>
+          </w:p>
+        </w:tc>
+        <w:tc>
+          <w:tcPr>
+            <w:tcW w:type="dxa" w:w="1728"/>
+          </w:tcPr>
+          <w:p>
+            <w:r>
+              <w:t>AI 发题、文字/语音回答、提示、跳过</w:t>
+            </w:r>
+          </w:p>
+        </w:tc>
+        <w:tc>
+          <w:tcPr>
+            <w:tcW w:type="dxa" w:w="1728"/>
+          </w:tcPr>
+          <w:p>
+            <w:r>
+              <w:t>承载培训核心交互</w:t>
+            </w:r>
+          </w:p>
+        </w:tc>
+        <w:tc>
+          <w:tcPr>
+            <w:tcW w:type="dxa" w:w="1728"/>
+          </w:tcPr>
+          <w:p>
+            <w:r>
+              <w:t>是培训体验的核心执行页</w:t>
+            </w:r>
+          </w:p>
+        </w:tc>
+      </w:tr>
+      <w:tr>
+        <w:tc>
+          <w:tcPr>
+            <w:tcW w:type="dxa" w:w="1728"/>
+          </w:tcPr>
+          <w:p>
+            <w:r>
+              <w:t>**培训报告页**</w:t>
+            </w:r>
+          </w:p>
+        </w:tc>
+        <w:tc>
+          <w:tcPr>
+            <w:tcW w:type="dxa" w:w="1728"/>
+          </w:tcPr>
+          <w:p>
+            <w:r>
+              <w:t>`TrainingReportPage`</w:t>
+            </w:r>
+          </w:p>
+        </w:tc>
+        <w:tc>
+          <w:tcPr>
+            <w:tcW w:type="dxa" w:w="1728"/>
+          </w:tcPr>
+          <w:p>
+            <w:r>
+              <w:t>查看得分、评级、AI 建议与薄弱项</w:t>
+            </w:r>
+          </w:p>
+        </w:tc>
+        <w:tc>
+          <w:tcPr>
+            <w:tcW w:type="dxa" w:w="1728"/>
+          </w:tcPr>
+          <w:p>
+            <w:r>
+              <w:t>完成培训后的总结与复训入口</w:t>
+            </w:r>
+          </w:p>
+        </w:tc>
+        <w:tc>
+          <w:tcPr>
+            <w:tcW w:type="dxa" w:w="1728"/>
+          </w:tcPr>
+          <w:p>
+            <w:r>
+              <w:t>负责把过程结果沉淀为可见反馈</w:t>
+            </w:r>
+          </w:p>
+        </w:tc>
+      </w:tr>
+      <w:tr>
+        <w:tc>
+          <w:tcPr>
+            <w:tcW w:type="dxa" w:w="1728"/>
+          </w:tcPr>
+          <w:p>
+            <w:r>
+              <w:t>**培训管理页**</w:t>
+            </w:r>
+          </w:p>
+        </w:tc>
+        <w:tc>
+          <w:tcPr>
+            <w:tcW w:type="dxa" w:w="1728"/>
+          </w:tcPr>
+          <w:p>
+            <w:r>
+              <w:t>`TrainingManagerPage`</w:t>
+            </w:r>
+          </w:p>
+        </w:tc>
+        <w:tc>
+          <w:tcPr>
+            <w:tcW w:type="dxa" w:w="1728"/>
+          </w:tcPr>
+          <w:p>
+            <w:r>
+              <w:t>发起培训、看完成率、看问题清单</w:t>
+            </w:r>
+          </w:p>
+        </w:tc>
+        <w:tc>
+          <w:tcPr>
+            <w:tcW w:type="dxa" w:w="1728"/>
+          </w:tcPr>
+          <w:p>
+            <w:r>
+              <w:t>管理端主工作台</w:t>
+            </w:r>
+          </w:p>
+        </w:tc>
+        <w:tc>
+          <w:tcPr>
+            <w:tcW w:type="dxa" w:w="1728"/>
+          </w:tcPr>
+          <w:p>
+            <w:r>
+              <w:t>负责培训任务创建与结果追踪</w:t>
+            </w:r>
+          </w:p>
+        </w:tc>
+      </w:tr>
+      <w:tr>
+        <w:tc>
+          <w:tcPr>
+            <w:tcW w:type="dxa" w:w="1728"/>
+          </w:tcPr>
+          <w:p>
+            <w:r>
+              <w:t>**组织架构选择页**</w:t>
+            </w:r>
+          </w:p>
+        </w:tc>
+        <w:tc>
+          <w:tcPr>
+            <w:tcW w:type="dxa" w:w="1728"/>
+          </w:tcPr>
+          <w:p>
+            <w:r>
+              <w:t>`OrgTreePage`</w:t>
+            </w:r>
+          </w:p>
+        </w:tc>
+        <w:tc>
+          <w:tcPr>
+            <w:tcW w:type="dxa" w:w="1728"/>
+          </w:tcPr>
+          <w:p>
+            <w:r>
+              <w:t>选择培训对象、邀请成员</w:t>
+            </w:r>
+          </w:p>
+        </w:tc>
+        <w:tc>
+          <w:tcPr>
+            <w:tcW w:type="dxa" w:w="1728"/>
+          </w:tcPr>
+          <w:p>
+            <w:r>
+              <w:t>连接任务分发与组织管理</w:t>
+            </w:r>
+          </w:p>
+        </w:tc>
+        <w:tc>
+          <w:tcPr>
+            <w:tcW w:type="dxa" w:w="1728"/>
+          </w:tcPr>
+          <w:p>
+            <w:r>
+              <w:t>是组织自生长的关键承接页</w:t>
+            </w:r>
+          </w:p>
+        </w:tc>
+      </w:tr>
+      <w:tr>
+        <w:tc>
+          <w:tcPr>
+            <w:tcW w:type="dxa" w:w="1728"/>
+          </w:tcPr>
+          <w:p>
+            <w:r>
+              <w:t>**组织注册页**</w:t>
+            </w:r>
+          </w:p>
+        </w:tc>
+        <w:tc>
+          <w:tcPr>
+            <w:tcW w:type="dxa" w:w="1728"/>
+          </w:tcPr>
+          <w:p>
+            <w:r>
+              <w:t>`OrgRegisterPage`</w:t>
+            </w:r>
+          </w:p>
+        </w:tc>
+        <w:tc>
+          <w:tcPr>
+            <w:tcW w:type="dxa" w:w="1728"/>
+          </w:tcPr>
+          <w:p>
+            <w:r>
+              <w:t>邀请后继续完成注册</w:t>
+            </w:r>
+          </w:p>
+        </w:tc>
+        <w:tc>
+          <w:tcPr>
+            <w:tcW w:type="dxa" w:w="1728"/>
+          </w:tcPr>
+          <w:p>
+            <w:r>
+              <w:t>处理组织成员补充录入</w:t>
+            </w:r>
+          </w:p>
+        </w:tc>
+        <w:tc>
+          <w:tcPr>
+            <w:tcW w:type="dxa" w:w="1728"/>
+          </w:tcPr>
+          <w:p>
+            <w:r>
+              <w:t>支撑培训任务扩散与组织扩展</w:t>
+            </w:r>
+          </w:p>
+        </w:tc>
+      </w:tr>
+    </w:tbl>
+    <w:p/>
+    <w:p/>
+    <w:p>
+      <w:r>
+        <w:t>---</w:t>
+      </w:r>
+    </w:p>
+    <w:p/>
+    <w:p>
+      <w:pPr>
+        <w:pStyle w:val="Heading1"/>
+      </w:pPr>
+      <w:r>
+        <w:t>5. 研发需要先理解的四条核心业务链路</w:t>
+      </w:r>
+    </w:p>
+    <w:p/>
+    <w:p>
+      <w:r>
+        <w:t>为了避免研发在实现时只盯着单页界面，建议先按场景理解全产品。当前原型最重要的不是“每个页面长什么样”，而是“一个真实用户在什么语境下，会经过哪些页面”。3 4 5</w:t>
+      </w:r>
+    </w:p>
+    <w:p/>
+    <w:p>
+      <w:pPr>
+        <w:pStyle w:val="Heading2"/>
+      </w:pPr>
+      <w:r>
+        <w:t>5.1 广告或会议演示场景</w:t>
+      </w:r>
+    </w:p>
+    <w:p/>
+    <w:p>
+      <w:r>
+        <w:t>当用户从广告、会销或线下顾问讲解进入时，首页需要在很短时间里完成产品价值表达。因此首页不是静态海报，而是带快捷问题、AI 回答、产品入口和培训入口的对话中枢。用户可以先提问，再点视频介绍、产品介绍，最后再决定是否登录或申请试用。3 5 6</w:t>
+      </w:r>
+    </w:p>
+    <w:p/>
+    <w:p>
+      <w:pPr>
+        <w:pStyle w:val="Heading2"/>
+      </w:pPr>
+      <w:r>
+        <w:t>5.2 门店管理者发起培训场景</w:t>
+      </w:r>
+    </w:p>
+    <w:p/>
+    <w:p>
+      <w:r>
+        <w:t>管理者通常从首页的培训卡片或培训管理页发起培训。这个过程不是简单新建一条任务，而是先选组织对象，再选题目，再确认发送策略，最后把通用邀请链接发给尚未注册成员。也就是说，“发起培训”本身就是一个把组织和任务绑定起来的管理动作。3 7 9 10</w:t>
+      </w:r>
+    </w:p>
+    <w:p/>
+    <w:p>
+      <w:pPr>
+        <w:pStyle w:val="Heading2"/>
+      </w:pPr>
+      <w:r>
+        <w:t>5.3 员工接收培训并完成答题场景</w:t>
+      </w:r>
+    </w:p>
+    <w:p/>
+    <w:p>
+      <w:r>
+        <w:t>员工可以从培训主页进入，也可以从邀请链接直接进入。后一种场景最关键，因为它要求系统把注册动作压缩进培训承接过程中，实现“无感注册”。注册完成后，员工立刻看到任务并进入 AI 对话答题，从而保证培训体验不被账号流程打断。3 7 8</w:t>
+      </w:r>
+    </w:p>
+    <w:p/>
+    <w:p>
+      <w:pPr>
+        <w:pStyle w:val="Heading2"/>
+      </w:pPr>
+      <w:r>
+        <w:t>5.4 组织自生长与结果追踪场景</w:t>
+      </w:r>
+    </w:p>
+    <w:p/>
+    <w:p>
+      <w:r>
+        <w:t>当接收者通过邀请链接进入后，系统并不要求发起人预先定义其上下级方向，而是允许接收者自行选择“我是 TA 的上级”或“我是 TA 的下级”。这一设计决定了组织关系不是靠 HR 手工维护，而是在培训任务传播中自然生成。培训完成后，结果又回流到管理端，形成“发起—参与—评分—复训—汇报”的闭环。3 7 9 10</w:t>
+      </w:r>
+    </w:p>
+    <w:p/>
+    <w:tbl>
+      <w:tblPr>
+        <w:tblStyle w:val="TableGrid"/>
+        <w:tblW w:type="auto" w:w="0"/>
+        <w:tblLook w:firstColumn="1" w:firstRow="1" w:lastColumn="0" w:lastRow="0" w:noHBand="0" w:noVBand="1" w:val="04A0"/>
+      </w:tblPr>
+      <w:tblGrid>
+        <w:gridCol w:w="1728"/>
+        <w:gridCol w:w="1728"/>
+        <w:gridCol w:w="1728"/>
+        <w:gridCol w:w="1728"/>
+        <w:gridCol w:w="1728"/>
+      </w:tblGrid>
+      <w:tr>
+        <w:tc>
+          <w:tcPr>
+            <w:tcW w:type="dxa" w:w="1728"/>
+          </w:tcPr>
+          <w:p>
+            <w:r>
+              <w:t>场景</w:t>
+            </w:r>
+          </w:p>
+        </w:tc>
+        <w:tc>
+          <w:tcPr>
+            <w:tcW w:type="dxa" w:w="1728"/>
+          </w:tcPr>
+          <w:p>
+            <w:r>
+              <w:t>起点</w:t>
+            </w:r>
+          </w:p>
+        </w:tc>
+        <w:tc>
+          <w:tcPr>
+            <w:tcW w:type="dxa" w:w="1728"/>
+          </w:tcPr>
+          <w:p>
+            <w:r>
+              <w:t>关键页面</w:t>
+            </w:r>
+          </w:p>
+        </w:tc>
+        <w:tc>
+          <w:tcPr>
+            <w:tcW w:type="dxa" w:w="1728"/>
+          </w:tcPr>
+          <w:p>
+            <w:r>
+              <w:t>结束状态</w:t>
+            </w:r>
+          </w:p>
+        </w:tc>
+        <w:tc>
+          <w:tcPr>
+            <w:tcW w:type="dxa" w:w="1728"/>
+          </w:tcPr>
+          <w:p>
+            <w:r>
+              <w:t>研发重点</w:t>
+            </w:r>
+          </w:p>
+        </w:tc>
+      </w:tr>
+      <w:tr>
+        <w:tc>
+          <w:tcPr>
+            <w:tcW w:type="dxa" w:w="1728"/>
+          </w:tcPr>
+          <w:p>
+            <w:r>
+              <w:t>广告/会销体验</w:t>
+            </w:r>
+          </w:p>
+        </w:tc>
+        <w:tc>
+          <w:tcPr>
+            <w:tcW w:type="dxa" w:w="1728"/>
+          </w:tcPr>
+          <w:p>
+            <w:r>
+              <w:t>首页</w:t>
+            </w:r>
+          </w:p>
+        </w:tc>
+        <w:tc>
+          <w:tcPr>
+            <w:tcW w:type="dxa" w:w="1728"/>
+          </w:tcPr>
+          <w:p>
+            <w:r>
+              <w:t>首页、视频介绍页、产品介绍页、店铺信息采集页</w:t>
+            </w:r>
+          </w:p>
+        </w:tc>
+        <w:tc>
+          <w:tcPr>
+            <w:tcW w:type="dxa" w:w="1728"/>
+          </w:tcPr>
+          <w:p>
+            <w:r>
+              <w:t>留资或申请试用</w:t>
+            </w:r>
+          </w:p>
+        </w:tc>
+        <w:tc>
+          <w:tcPr>
+            <w:tcW w:type="dxa" w:w="1728"/>
+          </w:tcPr>
+          <w:p>
+            <w:r>
+              <w:t>首页 AI 对话与登录拦截</w:t>
+            </w:r>
+          </w:p>
+        </w:tc>
+      </w:tr>
+      <w:tr>
+        <w:tc>
+          <w:tcPr>
+            <w:tcW w:type="dxa" w:w="1728"/>
+          </w:tcPr>
+          <w:p>
+            <w:r>
+              <w:t>管理者发起培训</w:t>
+            </w:r>
+          </w:p>
+        </w:tc>
+        <w:tc>
+          <w:tcPr>
+            <w:tcW w:type="dxa" w:w="1728"/>
+          </w:tcPr>
+          <w:p>
+            <w:r>
+              <w:t>首页培训卡或培训管理页</w:t>
+            </w:r>
+          </w:p>
+        </w:tc>
+        <w:tc>
+          <w:tcPr>
+            <w:tcW w:type="dxa" w:w="1728"/>
+          </w:tcPr>
+          <w:p>
+            <w:r>
+              <w:t>培训管理页、组织架构选择页</w:t>
+            </w:r>
+          </w:p>
+        </w:tc>
+        <w:tc>
+          <w:tcPr>
+            <w:tcW w:type="dxa" w:w="1728"/>
+          </w:tcPr>
+          <w:p>
+            <w:r>
+              <w:t>培训任务创建成功</w:t>
+            </w:r>
+          </w:p>
+        </w:tc>
+        <w:tc>
+          <w:tcPr>
+            <w:tcW w:type="dxa" w:w="1728"/>
+          </w:tcPr>
+          <w:p>
+            <w:r>
+              <w:t>发起流程与对象回流</w:t>
+            </w:r>
+          </w:p>
+        </w:tc>
+      </w:tr>
+      <w:tr>
+        <w:tc>
+          <w:tcPr>
+            <w:tcW w:type="dxa" w:w="1728"/>
+          </w:tcPr>
+          <w:p>
+            <w:r>
+              <w:t>员工参加培训</w:t>
+            </w:r>
+          </w:p>
+        </w:tc>
+        <w:tc>
+          <w:tcPr>
+            <w:tcW w:type="dxa" w:w="1728"/>
+          </w:tcPr>
+          <w:p>
+            <w:r>
+              <w:t>邀请链接或培训主页</w:t>
+            </w:r>
+          </w:p>
+        </w:tc>
+        <w:tc>
+          <w:tcPr>
+            <w:tcW w:type="dxa" w:w="1728"/>
+          </w:tcPr>
+          <w:p>
+            <w:r>
+              <w:t>注册弹层、培训主页、答题页、报告页</w:t>
+            </w:r>
+          </w:p>
+        </w:tc>
+        <w:tc>
+          <w:tcPr>
+            <w:tcW w:type="dxa" w:w="1728"/>
+          </w:tcPr>
+          <w:p>
+            <w:r>
+              <w:t>培训完成并生成报告</w:t>
+            </w:r>
+          </w:p>
+        </w:tc>
+        <w:tc>
+          <w:tcPr>
+            <w:tcW w:type="dxa" w:w="1728"/>
+          </w:tcPr>
+          <w:p>
+            <w:r>
+              <w:t>无感注册与答题状态机</w:t>
+            </w:r>
+          </w:p>
+        </w:tc>
+      </w:tr>
+      <w:tr>
+        <w:tc>
+          <w:tcPr>
+            <w:tcW w:type="dxa" w:w="1728"/>
+          </w:tcPr>
+          <w:p>
+            <w:r>
+              <w:t>管理追踪与复训</w:t>
+            </w:r>
+          </w:p>
+        </w:tc>
+        <w:tc>
+          <w:tcPr>
+            <w:tcW w:type="dxa" w:w="1728"/>
+          </w:tcPr>
+          <w:p>
+            <w:r>
+              <w:t>培训管理页、抽屉页</w:t>
+            </w:r>
+          </w:p>
+        </w:tc>
+        <w:tc>
+          <w:tcPr>
+            <w:tcW w:type="dxa" w:w="1728"/>
+          </w:tcPr>
+          <w:p>
+            <w:r>
+              <w:t>管理页、培训详情、组织架构页</w:t>
+            </w:r>
+          </w:p>
+        </w:tc>
+        <w:tc>
+          <w:tcPr>
+            <w:tcW w:type="dxa" w:w="1728"/>
+          </w:tcPr>
+          <w:p>
+            <w:r>
+              <w:t>完成率可见、问题清单可复训</w:t>
+            </w:r>
+          </w:p>
+        </w:tc>
+        <w:tc>
+          <w:tcPr>
+            <w:tcW w:type="dxa" w:w="1728"/>
+          </w:tcPr>
+          <w:p>
+            <w:r>
+              <w:t>管理端数据聚合与二次发起</w:t>
+            </w:r>
+          </w:p>
+        </w:tc>
+      </w:tr>
+    </w:tbl>
+    <w:p/>
+    <w:p/>
+    <w:p>
+      <w:r>
+        <w:t>---</w:t>
+      </w:r>
+    </w:p>
+    <w:p/>
+    <w:p>
+      <w:pPr>
+        <w:pStyle w:val="Heading1"/>
+      </w:pPr>
+      <w:r>
+        <w:t>6. AI 培训功能设计详解</w:t>
+      </w:r>
+    </w:p>
+    <w:p/>
+    <w:p>
+      <w:pPr>
+        <w:pStyle w:val="Heading2"/>
+      </w:pPr>
+      <w:r>
+        <w:t>6.1 模块定位：为什么培训必须做成 AI 对话</w:t>
+      </w:r>
+    </w:p>
+    <w:p/>
+    <w:p>
+      <w:r>
+        <w:t>AI 培训不是把纸质试卷搬到手机里，也不是把传统 LMS 做成一个小程序壳。它的核心目标是把培训变成员工日常工作语境里的一次对话任务：员工看到任务，点开后直接开始；答错了不是立刻结束，而是得到提示与追问；完成后不是只有一个分数，而是得到带解释的总结与可复训的薄弱项入口。3 7 8 11</w:t>
+      </w:r>
+    </w:p>
+    <w:p/>
+    <w:p>
+      <w:r>
+        <w:rPr>
+          <w:i/>
+        </w:rPr>
+        <w:t>**对研发最关键的理解：** 培训功能的主体不是“试题”，而是“状态流”。因此真正需要优先实现的是任务状态、会话消息体、评分逻辑、提示逻辑、结果回流和组织关系绑定，而不仅仅是页面排版。[3] [7] [8] [9]</w:t>
+      </w:r>
+    </w:p>
+    <w:p/>
+    <w:p>
+      <w:pPr>
+        <w:pStyle w:val="Heading2"/>
+      </w:pPr>
+      <w:r>
+        <w:t>6.2 AI 培训真实链路总览：主流程已经收敛到“当前工作页 + 抽屉承接”</w:t>
+      </w:r>
+    </w:p>
+    <w:p/>
+    <w:p>
+      <w:r>
+        <w:t>根据当前原型代码与用户确认的真实业务流程，AI 培训已经不是“培训主页 → 会话页 → 报告页 → 管理页”的多页面串联结构，而是收敛成一条更贴近微信小程序使用习惯的单页链路：员工在“当前工作”页里看到培训任务、在同一页内开始培训、继续答题、查看即时结果；管理者与员工的历史任务、进度更新与后续追踪，则主要沉淀到抽屉中的培训中心与会话记录里。3 5 9 12</w:t>
+      </w:r>
+    </w:p>
+    <w:p/>
+    <w:p>
+      <w:r>
+        <w:t>这意味着研发理解培训模块时，必须把“页面”与“业务状态”拆开看。界面上虽然还能看到 `TrainingPage.tsx`、`TrainingReportPage.tsx`、`TrainingManagerPage.tsx` 等历史原型文件，但在当前真实演示链路里，它们已经不是应被优先实现或优先讲解的主入口。真正需要优先保障的是 `CurrentTaskPage.tsx` 中的任务卡、会话消息流、提示分支、反馈结果，以及抽屉中的任务汇总与历史回看。4 5 9 12</w:t>
+      </w:r>
+    </w:p>
+    <w:p/>
+    <w:tbl>
+      <w:tblPr>
+        <w:tblStyle w:val="TableGrid"/>
+        <w:tblW w:type="auto" w:w="0"/>
+        <w:tblLook w:firstColumn="1" w:firstRow="1" w:lastColumn="0" w:lastRow="0" w:noHBand="0" w:noVBand="1" w:val="04A0"/>
+      </w:tblPr>
+      <w:tblGrid>
+        <w:gridCol w:w="1728"/>
+        <w:gridCol w:w="1728"/>
+        <w:gridCol w:w="1728"/>
+        <w:gridCol w:w="1728"/>
+        <w:gridCol w:w="1728"/>
+      </w:tblGrid>
+      <w:tr>
+        <w:tc>
+          <w:tcPr>
+            <w:tcW w:type="dxa" w:w="1728"/>
+          </w:tcPr>
+          <w:p>
+            <w:r>
+              <w:t>起点</w:t>
+            </w:r>
+          </w:p>
+        </w:tc>
+        <w:tc>
+          <w:tcPr>
+            <w:tcW w:type="dxa" w:w="1728"/>
+          </w:tcPr>
+          <w:p>
+            <w:r>
+              <w:t>触发动作</w:t>
+            </w:r>
+          </w:p>
+        </w:tc>
+        <w:tc>
+          <w:tcPr>
+            <w:tcW w:type="dxa" w:w="1728"/>
+          </w:tcPr>
+          <w:p>
+            <w:r>
+              <w:t>实际进入的页面/状态</w:t>
+            </w:r>
+          </w:p>
+        </w:tc>
+        <w:tc>
+          <w:tcPr>
+            <w:tcW w:type="dxa" w:w="1728"/>
+          </w:tcPr>
+          <w:p>
+            <w:r>
+              <w:t>主要职责</w:t>
+            </w:r>
+          </w:p>
+        </w:tc>
+        <w:tc>
+          <w:tcPr>
+            <w:tcW w:type="dxa" w:w="1728"/>
+          </w:tcPr>
+          <w:p>
+            <w:r>
+              <w:t>返回后保留什么</w:t>
+            </w:r>
+          </w:p>
+        </w:tc>
+      </w:tr>
+      <w:tr>
+        <w:tc>
+          <w:tcPr>
+            <w:tcW w:type="dxa" w:w="1728"/>
+          </w:tcPr>
+          <w:p>
+            <w:r>
+              <w:t>首页</w:t>
+            </w:r>
+          </w:p>
+        </w:tc>
+        <w:tc>
+          <w:tcPr>
+            <w:tcW w:type="dxa" w:w="1728"/>
+          </w:tcPr>
+          <w:p>
+            <w:r>
+              <w:t>点击首页内培训入口或快捷触发</w:t>
+            </w:r>
+          </w:p>
+        </w:tc>
+        <w:tc>
+          <w:tcPr>
+            <w:tcW w:type="dxa" w:w="1728"/>
+          </w:tcPr>
+          <w:p>
+            <w:r>
+              <w:t>发起培训链路 / 组织对象选择</w:t>
+            </w:r>
+          </w:p>
+        </w:tc>
+        <w:tc>
+          <w:tcPr>
+            <w:tcW w:type="dxa" w:w="1728"/>
+          </w:tcPr>
+          <w:p>
+            <w:r>
+              <w:t>由管理者快速发起一次培训</w:t>
+            </w:r>
+          </w:p>
+        </w:tc>
+        <w:tc>
+          <w:tcPr>
+            <w:tcW w:type="dxa" w:w="1728"/>
+          </w:tcPr>
+          <w:p>
+            <w:r>
+              <w:t>已选对象与发起意图继续留在当前上下文</w:t>
+            </w:r>
+          </w:p>
+        </w:tc>
+      </w:tr>
+      <w:tr>
+        <w:tc>
+          <w:tcPr>
+            <w:tcW w:type="dxa" w:w="1728"/>
+          </w:tcPr>
+          <w:p>
+            <w:r>
+              <w:t>邀请链接</w:t>
+            </w:r>
+          </w:p>
+        </w:tc>
+        <w:tc>
+          <w:tcPr>
+            <w:tcW w:type="dxa" w:w="1728"/>
+          </w:tcPr>
+          <w:p>
+            <w:r>
+              <w:t>员工扫码或接收培训链接</w:t>
+            </w:r>
+          </w:p>
+        </w:tc>
+        <w:tc>
+          <w:tcPr>
+            <w:tcW w:type="dxa" w:w="1728"/>
+          </w:tcPr>
+          <w:p>
+            <w:r>
+              <w:t>无感注册弹层 + 当前工作语境</w:t>
+            </w:r>
+          </w:p>
+        </w:tc>
+        <w:tc>
+          <w:tcPr>
+            <w:tcW w:type="dxa" w:w="1728"/>
+          </w:tcPr>
+          <w:p>
+            <w:r>
+              <w:t>两步完成注册，不打断培训承接</w:t>
+            </w:r>
+          </w:p>
+        </w:tc>
+        <w:tc>
+          <w:tcPr>
+            <w:tcW w:type="dxa" w:w="1728"/>
+          </w:tcPr>
+          <w:p>
+            <w:r>
+              <w:t>注册结果与关系选择写入培训任务</w:t>
+            </w:r>
+          </w:p>
+        </w:tc>
+      </w:tr>
+      <w:tr>
+        <w:tc>
+          <w:tcPr>
+            <w:tcW w:type="dxa" w:w="1728"/>
+          </w:tcPr>
+          <w:p>
+            <w:r>
+              <w:t>当前工作页</w:t>
+            </w:r>
+          </w:p>
+        </w:tc>
+        <w:tc>
+          <w:tcPr>
+            <w:tcW w:type="dxa" w:w="1728"/>
+          </w:tcPr>
+          <w:p>
+            <w:r>
+              <w:t>看到培训任务卡，点击“立即培训/继续培训”</w:t>
+            </w:r>
+          </w:p>
+        </w:tc>
+        <w:tc>
+          <w:tcPr>
+            <w:tcW w:type="dxa" w:w="1728"/>
+          </w:tcPr>
+          <w:p>
+            <w:r>
+              <w:t>当前工作页内单页培训流程</w:t>
+            </w:r>
+          </w:p>
+        </w:tc>
+        <w:tc>
+          <w:tcPr>
+            <w:tcW w:type="dxa" w:w="1728"/>
+          </w:tcPr>
+          <w:p>
+            <w:r>
+              <w:t>呈现任务、题目、输入框和即时反馈</w:t>
+            </w:r>
+          </w:p>
+        </w:tc>
+        <w:tc>
+          <w:tcPr>
+            <w:tcW w:type="dxa" w:w="1728"/>
+          </w:tcPr>
+          <w:p>
+            <w:r>
+              <w:t>当前题号、消息流、尝试次数持续保留</w:t>
+            </w:r>
+          </w:p>
+        </w:tc>
+      </w:tr>
+      <w:tr>
+        <w:tc>
+          <w:tcPr>
+            <w:tcW w:type="dxa" w:w="1728"/>
+          </w:tcPr>
+          <w:p>
+            <w:r>
+              <w:t>当前工作页</w:t>
+            </w:r>
+          </w:p>
+        </w:tc>
+        <w:tc>
+          <w:tcPr>
+            <w:tcW w:type="dxa" w:w="1728"/>
+          </w:tcPr>
+          <w:p>
+            <w:r>
+              <w:t>员工答题、答错、查看提示、跳过</w:t>
+            </w:r>
+          </w:p>
+        </w:tc>
+        <w:tc>
+          <w:tcPr>
+            <w:tcW w:type="dxa" w:w="1728"/>
+          </w:tcPr>
+          <w:p>
+            <w:r>
+              <w:t>同页消息流继续推进</w:t>
+            </w:r>
+          </w:p>
+        </w:tc>
+        <w:tc>
+          <w:tcPr>
+            <w:tcW w:type="dxa" w:w="1728"/>
+          </w:tcPr>
+          <w:p>
+            <w:r>
+              <w:t>用会话方式完成培训而非页面跳转</w:t>
+            </w:r>
+          </w:p>
+        </w:tc>
+        <w:tc>
+          <w:tcPr>
+            <w:tcW w:type="dxa" w:w="1728"/>
+          </w:tcPr>
+          <w:p>
+            <w:r>
+              <w:t>消息历史、提示状态、分值累计保留</w:t>
+            </w:r>
+          </w:p>
+        </w:tc>
+      </w:tr>
+      <w:tr>
+        <w:tc>
+          <w:tcPr>
+            <w:tcW w:type="dxa" w:w="1728"/>
+          </w:tcPr>
+          <w:p>
+            <w:r>
+              <w:t>当前工作页</w:t>
+            </w:r>
+          </w:p>
+        </w:tc>
+        <w:tc>
+          <w:tcPr>
+            <w:tcW w:type="dxa" w:w="1728"/>
+          </w:tcPr>
+          <w:p>
+            <w:r>
+              <w:t>完成最后一题并提交主观反馈</w:t>
+            </w:r>
+          </w:p>
+        </w:tc>
+        <w:tc>
+          <w:tcPr>
+            <w:tcW w:type="dxa" w:w="1728"/>
+          </w:tcPr>
+          <w:p>
+            <w:r>
+              <w:t>同页结果卡沉淀</w:t>
+            </w:r>
+          </w:p>
+        </w:tc>
+        <w:tc>
+          <w:tcPr>
+            <w:tcW w:type="dxa" w:w="1728"/>
+          </w:tcPr>
+          <w:p>
+            <w:r>
+              <w:t>展示培训完成结果与结果已记录的反馈</w:t>
+            </w:r>
+          </w:p>
+        </w:tc>
+        <w:tc>
+          <w:tcPr>
+            <w:tcW w:type="dxa" w:w="1728"/>
+          </w:tcPr>
+          <w:p>
+            <w:r>
+              <w:t>当前任务状态更新为已完成</w:t>
+            </w:r>
+          </w:p>
+        </w:tc>
+      </w:tr>
+      <w:tr>
+        <w:tc>
+          <w:tcPr>
+            <w:tcW w:type="dxa" w:w="1728"/>
+          </w:tcPr>
+          <w:p>
+            <w:r>
+              <w:t>抽屉页</w:t>
+            </w:r>
+          </w:p>
+        </w:tc>
+        <w:tc>
+          <w:tcPr>
+            <w:tcW w:type="dxa" w:w="1728"/>
+          </w:tcPr>
+          <w:p>
+            <w:r>
+              <w:t>打开培训中心或会话记录</w:t>
+            </w:r>
+          </w:p>
+        </w:tc>
+        <w:tc>
+          <w:tcPr>
+            <w:tcW w:type="dxa" w:w="1728"/>
+          </w:tcPr>
+          <w:p>
+            <w:r>
+              <w:t>抽屉内任务汇总与历史承接</w:t>
+            </w:r>
+          </w:p>
+        </w:tc>
+        <w:tc>
+          <w:tcPr>
+            <w:tcW w:type="dxa" w:w="1728"/>
+          </w:tcPr>
+          <w:p>
+            <w:r>
+              <w:t>汇总“我发起的”“我参加的”任务及进度变化</w:t>
+            </w:r>
+          </w:p>
+        </w:tc>
+        <w:tc>
+          <w:tcPr>
+            <w:tcW w:type="dxa" w:w="1728"/>
+          </w:tcPr>
+          <w:p>
+            <w:r>
+              <w:t>可再次回到指定培训任务</w:t>
+            </w:r>
+          </w:p>
+        </w:tc>
+      </w:tr>
+      <w:tr>
+        <w:tc>
+          <w:tcPr>
+            <w:tcW w:type="dxa" w:w="1728"/>
+          </w:tcPr>
+          <w:p>
+            <w:r>
+              <w:t>任务状态/详情视图</w:t>
+            </w:r>
+          </w:p>
+        </w:tc>
+        <w:tc>
+          <w:tcPr>
+            <w:tcW w:type="dxa" w:w="1728"/>
+          </w:tcPr>
+          <w:p>
+            <w:r>
+              <w:t>点击查看历史培训项</w:t>
+            </w:r>
+          </w:p>
+        </w:tc>
+        <w:tc>
+          <w:tcPr>
+            <w:tcW w:type="dxa" w:w="1728"/>
+          </w:tcPr>
+          <w:p>
+            <w:r>
+              <w:t>二级详情或分析视图</w:t>
+            </w:r>
+          </w:p>
+        </w:tc>
+        <w:tc>
+          <w:tcPr>
+            <w:tcW w:type="dxa" w:w="1728"/>
+          </w:tcPr>
+          <w:p>
+            <w:r>
+              <w:t>用于复盘，不是员工培训主链</w:t>
+            </w:r>
+          </w:p>
+        </w:tc>
+        <w:tc>
+          <w:tcPr>
+            <w:tcW w:type="dxa" w:w="1728"/>
+          </w:tcPr>
+          <w:p>
+            <w:r>
+              <w:t>返回原列表时保留筛选与展开状态</w:t>
             </w:r>
           </w:p>
         </w:tc>
@@ -1453,7 +2767,7 @@
         <w:pStyle w:val="Heading2"/>
       </w:pPr>
       <w:r>
-        <w:t>6.3 培训关键业务节点（补充截图）</w:t>
+        <w:t>6.3 页面级设计说明、截图与跳转关系</w:t>
       </w:r>
     </w:p>
     <w:p/>
@@ -1462,13 +2776,13 @@
         <w:pStyle w:val="Heading3"/>
       </w:pPr>
       <w:r>
-        <w:t>6.3.1 首页内发起 AI 培训的操作链路</w:t>
+        <w:t>6.3.1 首页内发起 AI 培训：让培训入口保持显性</w:t>
       </w:r>
     </w:p>
     <w:p/>
     <w:p>
       <w:r>
-        <w:t>首页中的培训卡片是最短路径的管理入口，适用于线下面谈、会议现场演示和熟客复购转化场景。用户在首页即可感知培训模块的存在，无需先进入深层管理页，这使得“边讲解、边发起培训”的现场演示具备更高效率。</w:t>
+        <w:t>首页中的培训入口依然是管理者与顾问最短的发起路径。它的意义不在于承载完整培训，而在于让“发起一次培训”始终保持显性，适合在门店演示、会议场景和产品讲解场景中快速触发。首页负责的是启动培训业务，而不是承接员工完整培训过程。3 5 6</w:t>
       </w:r>
     </w:p>
     <w:p/>
@@ -1520,15 +2834,6 @@
       </w:r>
     </w:p>
     <w:p/>
-    <w:p>
-      <w:r>
-        <w:rPr>
-          <w:i/>
-        </w:rPr>
-        <w:t>图注：图 6-3-1 展示首页中的“9.9元餐饮AI培训”发起卡片。该卡片承担体验引流、管理动作快捷发起和培训模块显性曝光三重功能。</w:t>
-      </w:r>
-    </w:p>
-    <w:p/>
     <w:tbl>
       <w:tblPr>
         <w:tblStyle w:val="TableGrid"/>
@@ -1536,49 +2841,38 @@
         <w:tblLook w:firstColumn="1" w:firstRow="1" w:lastColumn="0" w:lastRow="0" w:noHBand="0" w:noVBand="1" w:val="04A0"/>
       </w:tblPr>
       <w:tblGrid>
-        <w:gridCol w:w="2160"/>
-        <w:gridCol w:w="2160"/>
-        <w:gridCol w:w="2160"/>
-        <w:gridCol w:w="2160"/>
+        <w:gridCol w:w="2880"/>
+        <w:gridCol w:w="2880"/>
+        <w:gridCol w:w="2880"/>
       </w:tblGrid>
       <w:tr>
         <w:tc>
           <w:tcPr>
-            <w:tcW w:type="dxa" w:w="2160"/>
-          </w:tcPr>
-          <w:p>
-            <w:r>
-              <w:t>步骤</w:t>
-            </w:r>
-          </w:p>
-        </w:tc>
-        <w:tc>
-          <w:tcPr>
-            <w:tcW w:type="dxa" w:w="2160"/>
-          </w:tcPr>
-          <w:p>
-            <w:r>
-              <w:t>用户动作</w:t>
-            </w:r>
-          </w:p>
-        </w:tc>
-        <w:tc>
-          <w:tcPr>
-            <w:tcW w:type="dxa" w:w="2160"/>
-          </w:tcPr>
-          <w:p>
-            <w:r>
-              <w:t>页面响应</w:t>
-            </w:r>
-          </w:p>
-        </w:tc>
-        <w:tc>
-          <w:tcPr>
-            <w:tcW w:type="dxa" w:w="2160"/>
-          </w:tcPr>
-          <w:p>
-            <w:r>
-              <w:t>研发实现提示</w:t>
+            <w:tcW w:type="dxa" w:w="2880"/>
+          </w:tcPr>
+          <w:p>
+            <w:r>
+              <w:t>观察维度</w:t>
+            </w:r>
+          </w:p>
+        </w:tc>
+        <w:tc>
+          <w:tcPr>
+            <w:tcW w:type="dxa" w:w="2880"/>
+          </w:tcPr>
+          <w:p>
+            <w:r>
+              <w:t>设计说明</w:t>
+            </w:r>
+          </w:p>
+        </w:tc>
+        <w:tc>
+          <w:tcPr>
+            <w:tcW w:type="dxa" w:w="2880"/>
+          </w:tcPr>
+          <w:p>
+            <w:r>
+              <w:t>研发实现要点</w:t>
             </w:r>
           </w:p>
         </w:tc>
@@ -1586,41 +2880,31 @@
       <w:tr>
         <w:tc>
           <w:tcPr>
-            <w:tcW w:type="dxa" w:w="2160"/>
-          </w:tcPr>
-          <w:p>
-            <w:r>
-              <w:t>1</w:t>
-            </w:r>
-          </w:p>
-        </w:tc>
-        <w:tc>
-          <w:tcPr>
-            <w:tcW w:type="dxa" w:w="2160"/>
-          </w:tcPr>
-          <w:p>
-            <w:r>
-              <w:t>管理者进入首页</w:t>
-            </w:r>
-          </w:p>
-        </w:tc>
-        <w:tc>
-          <w:tcPr>
-            <w:tcW w:type="dxa" w:w="2160"/>
-          </w:tcPr>
-          <w:p>
-            <w:r>
-              <w:t>首屏展示培训卡片</w:t>
-            </w:r>
-          </w:p>
-        </w:tc>
-        <w:tc>
-          <w:tcPr>
-            <w:tcW w:type="dxa" w:w="2160"/>
-          </w:tcPr>
-          <w:p>
-            <w:r>
-              <w:t>卡片应常驻首页显著区域，不应埋入二级菜单</w:t>
+            <w:tcW w:type="dxa" w:w="2880"/>
+          </w:tcPr>
+          <w:p>
+            <w:r>
+              <w:t>入口位置</w:t>
+            </w:r>
+          </w:p>
+        </w:tc>
+        <w:tc>
+          <w:tcPr>
+            <w:tcW w:type="dxa" w:w="2880"/>
+          </w:tcPr>
+          <w:p>
+            <w:r>
+              <w:t>首页显著区域直接展示培训入口</w:t>
+            </w:r>
+          </w:p>
+        </w:tc>
+        <w:tc>
+          <w:tcPr>
+            <w:tcW w:type="dxa" w:w="2880"/>
+          </w:tcPr>
+          <w:p>
+            <w:r>
+              <w:t>不应被隐藏到深层菜单</w:t>
             </w:r>
           </w:p>
         </w:tc>
@@ -1628,41 +2912,31 @@
       <w:tr>
         <w:tc>
           <w:tcPr>
-            <w:tcW w:type="dxa" w:w="2160"/>
-          </w:tcPr>
-          <w:p>
-            <w:r>
-              <w:t>2</w:t>
-            </w:r>
-          </w:p>
-        </w:tc>
-        <w:tc>
-          <w:tcPr>
-            <w:tcW w:type="dxa" w:w="2160"/>
-          </w:tcPr>
-          <w:p>
-            <w:r>
-              <w:t>点击培训卡片</w:t>
-            </w:r>
-          </w:p>
-        </w:tc>
-        <w:tc>
-          <w:tcPr>
-            <w:tcW w:type="dxa" w:w="2160"/>
-          </w:tcPr>
-          <w:p>
-            <w:r>
-              <w:t>进入培训发起链路</w:t>
-            </w:r>
-          </w:p>
-        </w:tc>
-        <w:tc>
-          <w:tcPr>
-            <w:tcW w:type="dxa" w:w="2160"/>
-          </w:tcPr>
-          <w:p>
-            <w:r>
-              <w:t>建议复用统一状态切换函数而不是单独页面重载</w:t>
+            <w:tcW w:type="dxa" w:w="2880"/>
+          </w:tcPr>
+          <w:p>
+            <w:r>
+              <w:t>使用角色</w:t>
+            </w:r>
+          </w:p>
+        </w:tc>
+        <w:tc>
+          <w:tcPr>
+            <w:tcW w:type="dxa" w:w="2880"/>
+          </w:tcPr>
+          <w:p>
+            <w:r>
+              <w:t>管理者、顾问演示者</w:t>
+            </w:r>
+          </w:p>
+        </w:tc>
+        <w:tc>
+          <w:tcPr>
+            <w:tcW w:type="dxa" w:w="2880"/>
+          </w:tcPr>
+          <w:p>
+            <w:r>
+              <w:t>入口点击后应直接进入培训发起链路</w:t>
             </w:r>
           </w:p>
         </w:tc>
@@ -1670,41 +2944,31 @@
       <w:tr>
         <w:tc>
           <w:tcPr>
-            <w:tcW w:type="dxa" w:w="2160"/>
-          </w:tcPr>
-          <w:p>
-            <w:r>
-              <w:t>3</w:t>
-            </w:r>
-          </w:p>
-        </w:tc>
-        <w:tc>
-          <w:tcPr>
-            <w:tcW w:type="dxa" w:w="2160"/>
-          </w:tcPr>
-          <w:p>
-            <w:r>
-              <w:t>进入选择对象步骤</w:t>
-            </w:r>
-          </w:p>
-        </w:tc>
-        <w:tc>
-          <w:tcPr>
-            <w:tcW w:type="dxa" w:w="2160"/>
-          </w:tcPr>
-          <w:p>
-            <w:r>
-              <w:t>展示组织层级列表</w:t>
-            </w:r>
-          </w:p>
-        </w:tc>
-        <w:tc>
-          <w:tcPr>
-            <w:tcW w:type="dxa" w:w="2160"/>
-          </w:tcPr>
-          <w:p>
-            <w:r>
-              <w:t>需支持层级卡片点击后的二级选择</w:t>
+            <w:tcW w:type="dxa" w:w="2880"/>
+          </w:tcPr>
+          <w:p>
+            <w:r>
+              <w:t>业务作用</w:t>
+            </w:r>
+          </w:p>
+        </w:tc>
+        <w:tc>
+          <w:tcPr>
+            <w:tcW w:type="dxa" w:w="2880"/>
+          </w:tcPr>
+          <w:p>
+            <w:r>
+              <w:t>快速创建一次培训任务</w:t>
+            </w:r>
+          </w:p>
+        </w:tc>
+        <w:tc>
+          <w:tcPr>
+            <w:tcW w:type="dxa" w:w="2880"/>
+          </w:tcPr>
+          <w:p>
+            <w:r>
+              <w:t>入口需与组织选择、内容来源和邀请动作衔接</w:t>
             </w:r>
           </w:p>
         </w:tc>
@@ -1712,41 +2976,31 @@
       <w:tr>
         <w:tc>
           <w:tcPr>
-            <w:tcW w:type="dxa" w:w="2160"/>
-          </w:tcPr>
-          <w:p>
-            <w:r>
-              <w:t>4</w:t>
-            </w:r>
-          </w:p>
-        </w:tc>
-        <w:tc>
-          <w:tcPr>
-            <w:tcW w:type="dxa" w:w="2160"/>
-          </w:tcPr>
-          <w:p>
-            <w:r>
-              <w:t>确认对象并继续</w:t>
-            </w:r>
-          </w:p>
-        </w:tc>
-        <w:tc>
-          <w:tcPr>
-            <w:tcW w:type="dxa" w:w="2160"/>
-          </w:tcPr>
-          <w:p>
-            <w:r>
-              <w:t>生成培训任务并进入后续任务配置</w:t>
-            </w:r>
-          </w:p>
-        </w:tc>
-        <w:tc>
-          <w:tcPr>
-            <w:tcW w:type="dxa" w:w="2160"/>
-          </w:tcPr>
-          <w:p>
-            <w:r>
-              <w:t>后续应衔接题目选择、截止时间、邀请分发</w:t>
+            <w:tcW w:type="dxa" w:w="2880"/>
+          </w:tcPr>
+          <w:p>
+            <w:r>
+              <w:t>与首页关系</w:t>
+            </w:r>
+          </w:p>
+        </w:tc>
+        <w:tc>
+          <w:tcPr>
+            <w:tcW w:type="dxa" w:w="2880"/>
+          </w:tcPr>
+          <w:p>
+            <w:r>
+              <w:t>与首页 AI 对话并存</w:t>
+            </w:r>
+          </w:p>
+        </w:tc>
+        <w:tc>
+          <w:tcPr>
+            <w:tcW w:type="dxa" w:w="2880"/>
+          </w:tcPr>
+          <w:p>
+            <w:r>
+              <w:t>首页状态不应因发起动作被整体重置</w:t>
             </w:r>
           </w:p>
         </w:tc>
@@ -1759,13 +3013,13 @@
         <w:pStyle w:val="Heading3"/>
       </w:pPr>
       <w:r>
-        <w:t>6.3.2 各层级用户参加培训的设计说明</w:t>
+        <w:t>6.3.2 当前工作页：培训任务承接与开始培训在同一页完成</w:t>
       </w:r>
     </w:p>
     <w:p/>
     <w:p>
       <w:r>
-        <w:t>培训参与不是单一的“员工答题”，而是由上级、平级与下级构成的组织传播机制。不同层级在培训链路中承担不同职责：管理者负责发起和监督，普通员工负责接收与完成，潜在上级用户则可能通过同一邀请链接向上扩展组织结构。</w:t>
+        <w:t>用户最新确认后的真实产品结构中，所谓“培训主页”已经并入当前工作页。员工进入培训时，首先看到的不是一个独立培训首页，而是在当前工作页顶部就能看到培训任务卡：包括培训标题、时间、状态按钮，以及当前待回答的问题。这里完成的是“收到任务—识别任务—点击开始/继续”的承接动作，因此它本质上是工作任务语境中的培训工作台，而不是独立培训频道。5 9</w:t>
       </w:r>
     </w:p>
     <w:p/>
@@ -1776,7 +3030,7 @@
       <w:r>
         <w:drawing>
           <wp:inline xmlns:a="http://schemas.openxmlformats.org/drawingml/2006/main" xmlns:pic="http://schemas.openxmlformats.org/drawingml/2006/picture">
-            <wp:extent cx="2834640" cy="2435127"/>
+            <wp:extent cx="2834640" cy="6197159"/>
             <wp:docPr id="2" name="Picture 2"/>
             <wp:cNvGraphicFramePr>
               <a:graphicFrameLocks noChangeAspect="1"/>
@@ -1785,7 +3039,7 @@
               <a:graphicData uri="http://schemas.openxmlformats.org/drawingml/2006/picture">
                 <pic:pic>
                   <pic:nvPicPr>
-                    <pic:cNvPr id="0" name="3000-is1n6rzo03lon61_2026-04-19_08-56-58_6102.png"/>
+                    <pic:cNvPr id="0" name="6_3_2_current_task_training.png"/>
                     <pic:cNvPicPr/>
                   </pic:nvPicPr>
                   <pic:blipFill>
@@ -1797,7 +3051,7 @@
                   <pic:spPr>
                     <a:xfrm>
                       <a:off x="0" y="0"/>
-                      <a:ext cx="2834640" cy="2435127"/>
+                      <a:ext cx="2834640" cy="6197159"/>
                     </a:xfrm>
                     <a:prstGeom prst="rect"/>
                   </pic:spPr>
@@ -1813,7 +3067,196 @@
         <w:jc w:val="center"/>
       </w:pPr>
       <w:r>
-        <w:t>图6-3-2 组织层级选择页</w:t>
+        <w:t>图6-3-2 当前工作页中的培训任务承接</w:t>
+      </w:r>
+    </w:p>
+    <w:p/>
+    <w:tbl>
+      <w:tblPr>
+        <w:tblStyle w:val="TableGrid"/>
+        <w:tblW w:type="auto" w:w="0"/>
+        <w:tblLook w:firstColumn="1" w:firstRow="1" w:lastColumn="0" w:lastRow="0" w:noHBand="0" w:noVBand="1" w:val="04A0"/>
+      </w:tblPr>
+      <w:tblGrid>
+        <w:gridCol w:w="2880"/>
+        <w:gridCol w:w="2880"/>
+        <w:gridCol w:w="2880"/>
+      </w:tblGrid>
+      <w:tr>
+        <w:tc>
+          <w:tcPr>
+            <w:tcW w:type="dxa" w:w="2880"/>
+          </w:tcPr>
+          <w:p>
+            <w:r>
+              <w:t>页面区块</w:t>
+            </w:r>
+          </w:p>
+        </w:tc>
+        <w:tc>
+          <w:tcPr>
+            <w:tcW w:type="dxa" w:w="2880"/>
+          </w:tcPr>
+          <w:p>
+            <w:r>
+              <w:t>作用</w:t>
+            </w:r>
+          </w:p>
+        </w:tc>
+        <w:tc>
+          <w:tcPr>
+            <w:tcW w:type="dxa" w:w="2880"/>
+          </w:tcPr>
+          <w:p>
+            <w:r>
+              <w:t>研发实现提示</w:t>
+            </w:r>
+          </w:p>
+        </w:tc>
+      </w:tr>
+      <w:tr>
+        <w:tc>
+          <w:tcPr>
+            <w:tcW w:type="dxa" w:w="2880"/>
+          </w:tcPr>
+          <w:p>
+            <w:r>
+              <w:t>顶部蓝色工作台头部</w:t>
+            </w:r>
+          </w:p>
+        </w:tc>
+        <w:tc>
+          <w:tcPr>
+            <w:tcW w:type="dxa" w:w="2880"/>
+          </w:tcPr>
+          <w:p>
+            <w:r>
+              <w:t>维持员工当前身份与工作语境</w:t>
+            </w:r>
+          </w:p>
+        </w:tc>
+        <w:tc>
+          <w:tcPr>
+            <w:tcW w:type="dxa" w:w="2880"/>
+          </w:tcPr>
+          <w:p>
+            <w:r>
+              <w:t>培训不应切换到另一套完全不同的导航体系</w:t>
+            </w:r>
+          </w:p>
+        </w:tc>
+      </w:tr>
+      <w:tr>
+        <w:tc>
+          <w:tcPr>
+            <w:tcW w:type="dxa" w:w="2880"/>
+          </w:tcPr>
+          <w:p>
+            <w:r>
+              <w:t>培训任务卡</w:t>
+            </w:r>
+          </w:p>
+        </w:tc>
+        <w:tc>
+          <w:tcPr>
+            <w:tcW w:type="dxa" w:w="2880"/>
+          </w:tcPr>
+          <w:p>
+            <w:r>
+              <w:t>展示培训标题、时间与“立即培训/继续培训”动作</w:t>
+            </w:r>
+          </w:p>
+        </w:tc>
+        <w:tc>
+          <w:tcPr>
+            <w:tcW w:type="dxa" w:w="2880"/>
+          </w:tcPr>
+          <w:p>
+            <w:r>
+              <w:t>样式应与当前工作任务 item 体系一致</w:t>
+            </w:r>
+          </w:p>
+        </w:tc>
+      </w:tr>
+      <w:tr>
+        <w:tc>
+          <w:tcPr>
+            <w:tcW w:type="dxa" w:w="2880"/>
+          </w:tcPr>
+          <w:p>
+            <w:r>
+              <w:t>当前题目预告区</w:t>
+            </w:r>
+          </w:p>
+        </w:tc>
+        <w:tc>
+          <w:tcPr>
+            <w:tcW w:type="dxa" w:w="2880"/>
+          </w:tcPr>
+          <w:p>
+            <w:r>
+              <w:t>在开始前即提示本轮培训的首题或当前题</w:t>
+            </w:r>
+          </w:p>
+        </w:tc>
+        <w:tc>
+          <w:tcPr>
+            <w:tcW w:type="dxa" w:w="2880"/>
+          </w:tcPr>
+          <w:p>
+            <w:r>
+              <w:t>任务卡下方内容需与会话状态同步，而不是写死</w:t>
+            </w:r>
+          </w:p>
+        </w:tc>
+      </w:tr>
+      <w:tr>
+        <w:tc>
+          <w:tcPr>
+            <w:tcW w:type="dxa" w:w="2880"/>
+          </w:tcPr>
+          <w:p>
+            <w:r>
+              <w:t>底部输入区</w:t>
+            </w:r>
+          </w:p>
+        </w:tc>
+        <w:tc>
+          <w:tcPr>
+            <w:tcW w:type="dxa" w:w="2880"/>
+          </w:tcPr>
+          <w:p>
+            <w:r>
+              <w:t>提前让用户理解培训将在此处继续对话</w:t>
+            </w:r>
+          </w:p>
+        </w:tc>
+        <w:tc>
+          <w:tcPr>
+            <w:tcW w:type="dxa" w:w="2880"/>
+          </w:tcPr>
+          <w:p>
+            <w:r>
+              <w:t>即使未开始培训，也要保持输入区存在但状态可控</w:t>
+            </w:r>
+          </w:p>
+        </w:tc>
+      </w:tr>
+    </w:tbl>
+    <w:p/>
+    <w:p/>
+    <w:p>
+      <w:pPr>
+        <w:pStyle w:val="Heading3"/>
+      </w:pPr>
+      <w:r>
+        <w:t>6.3.3 组织对象选择：先选层，再选人</w:t>
+      </w:r>
+    </w:p>
+    <w:p/>
+    <w:p>
+      <w:r>
+        <w:t>发起培训并不是直接勾选具体成员，而是先确认组织层级，再进入成员选择页。这种设计更符合餐饮连锁企业的管理心智：先决定这次培训覆盖的是集团、管理层、店长还是某个业务组，再决定具体名单。它同时服务“组织自生长”理念，因为新增成员并不一定出现在同一固定清单里，而可能随着层级与业务组扩展自然挂入体系。3 9 10</w:t>
       </w:r>
     </w:p>
     <w:p/>
@@ -1833,7 +3276,7 @@
               <a:graphicData uri="http://schemas.openxmlformats.org/drawingml/2006/picture">
                 <pic:pic>
                   <pic:nvPicPr>
-                    <pic:cNvPr id="0" name="3000-is1n6rzo03lon61_2026-04-19_08-57-18_8522.png"/>
+                    <pic:cNvPr id="0" name="3000-is1n6rzo03lon61_2026-04-19_08-56-58_6102.png"/>
                     <pic:cNvPicPr/>
                   </pic:nvPicPr>
                   <pic:blipFill>
@@ -1861,256 +3304,7 @@
         <w:jc w:val="center"/>
       </w:pPr>
       <w:r>
-        <w:t>图6-3-3 组织成员二级选择页</w:t>
-      </w:r>
-    </w:p>
-    <w:p/>
-    <w:p>
-      <w:r>
-        <w:rPr>
-          <w:i/>
-        </w:rPr>
-        <w:t>图注：图 6-3-2 展示培训发起时的层级选择状态，图 6-3-3 展示进入某一层级后的成员勾选状态。两张图共同定义了“先选层，再选人”的组织选择机制。</w:t>
-      </w:r>
-    </w:p>
-    <w:p/>
-    <w:tbl>
-      <w:tblPr>
-        <w:tblStyle w:val="TableGrid"/>
-        <w:tblW w:type="auto" w:w="0"/>
-        <w:tblLook w:firstColumn="1" w:firstRow="1" w:lastColumn="0" w:lastRow="0" w:noHBand="0" w:noVBand="1" w:val="04A0"/>
-      </w:tblPr>
-      <w:tblGrid>
-        <w:gridCol w:w="2160"/>
-        <w:gridCol w:w="2160"/>
-        <w:gridCol w:w="2160"/>
-        <w:gridCol w:w="2160"/>
-      </w:tblGrid>
-      <w:tr>
-        <w:tc>
-          <w:tcPr>
-            <w:tcW w:type="dxa" w:w="2160"/>
-          </w:tcPr>
-          <w:p>
-            <w:r>
-              <w:t>参与角色</w:t>
-            </w:r>
-          </w:p>
-        </w:tc>
-        <w:tc>
-          <w:tcPr>
-            <w:tcW w:type="dxa" w:w="2160"/>
-          </w:tcPr>
-          <w:p>
-            <w:r>
-              <w:t>进入方式</w:t>
-            </w:r>
-          </w:p>
-        </w:tc>
-        <w:tc>
-          <w:tcPr>
-            <w:tcW w:type="dxa" w:w="2160"/>
-          </w:tcPr>
-          <w:p>
-            <w:r>
-              <w:t>在培训中的动作</w:t>
-            </w:r>
-          </w:p>
-        </w:tc>
-        <w:tc>
-          <w:tcPr>
-            <w:tcW w:type="dxa" w:w="2160"/>
-          </w:tcPr>
-          <w:p>
-            <w:r>
-              <w:t>数据归属</w:t>
-            </w:r>
-          </w:p>
-        </w:tc>
-      </w:tr>
-      <w:tr>
-        <w:tc>
-          <w:tcPr>
-            <w:tcW w:type="dxa" w:w="2160"/>
-          </w:tcPr>
-          <w:p>
-            <w:r>
-              <w:t>**门店/区域管理者**</w:t>
-            </w:r>
-          </w:p>
-        </w:tc>
-        <w:tc>
-          <w:tcPr>
-            <w:tcW w:type="dxa" w:w="2160"/>
-          </w:tcPr>
-          <w:p>
-            <w:r>
-              <w:t>首页培训卡片、培训管理页</w:t>
-            </w:r>
-          </w:p>
-        </w:tc>
-        <w:tc>
-          <w:tcPr>
-            <w:tcW w:type="dxa" w:w="2160"/>
-          </w:tcPr>
-          <w:p>
-            <w:r>
-              <w:t>发起培训、选择组织对象、查看结果</w:t>
-            </w:r>
-          </w:p>
-        </w:tc>
-        <w:tc>
-          <w:tcPr>
-            <w:tcW w:type="dxa" w:w="2160"/>
-          </w:tcPr>
-          <w:p>
-            <w:r>
-              <w:t>归属到发起人团队</w:t>
-            </w:r>
-          </w:p>
-        </w:tc>
-      </w:tr>
-      <w:tr>
-        <w:tc>
-          <w:tcPr>
-            <w:tcW w:type="dxa" w:w="2160"/>
-          </w:tcPr>
-          <w:p>
-            <w:r>
-              <w:t>**普通员工**</w:t>
-            </w:r>
-          </w:p>
-        </w:tc>
-        <w:tc>
-          <w:tcPr>
-            <w:tcW w:type="dxa" w:w="2160"/>
-          </w:tcPr>
-          <w:p>
-            <w:r>
-              <w:t>培训主页、邀请链接</w:t>
-            </w:r>
-          </w:p>
-        </w:tc>
-        <w:tc>
-          <w:tcPr>
-            <w:tcW w:type="dxa" w:w="2160"/>
-          </w:tcPr>
-          <w:p>
-            <w:r>
-              <w:t>接收任务、答题、提交反馈</w:t>
-            </w:r>
-          </w:p>
-        </w:tc>
-        <w:tc>
-          <w:tcPr>
-            <w:tcW w:type="dxa" w:w="2160"/>
-          </w:tcPr>
-          <w:p>
-            <w:r>
-              <w:t>归属到所属门店与直属上级</w:t>
-            </w:r>
-          </w:p>
-        </w:tc>
-      </w:tr>
-      <w:tr>
-        <w:tc>
-          <w:tcPr>
-            <w:tcW w:type="dxa" w:w="2160"/>
-          </w:tcPr>
-          <w:p>
-            <w:r>
-              <w:t>**上级扩展节点**</w:t>
-            </w:r>
-          </w:p>
-        </w:tc>
-        <w:tc>
-          <w:tcPr>
-            <w:tcW w:type="dxa" w:w="2160"/>
-          </w:tcPr>
-          <w:p>
-            <w:r>
-              <w:t>通用邀请链接</w:t>
-            </w:r>
-          </w:p>
-        </w:tc>
-        <w:tc>
-          <w:tcPr>
-            <w:tcW w:type="dxa" w:w="2160"/>
-          </w:tcPr>
-          <w:p>
-            <w:r>
-              <w:t>选择“我是 TA 的上级”，完成注册</w:t>
-            </w:r>
-          </w:p>
-        </w:tc>
-        <w:tc>
-          <w:tcPr>
-            <w:tcW w:type="dxa" w:w="2160"/>
-          </w:tcPr>
-          <w:p>
-            <w:r>
-              <w:t>触发组织向上扩展</w:t>
-            </w:r>
-          </w:p>
-        </w:tc>
-      </w:tr>
-      <w:tr>
-        <w:tc>
-          <w:tcPr>
-            <w:tcW w:type="dxa" w:w="2160"/>
-          </w:tcPr>
-          <w:p>
-            <w:r>
-              <w:t>**下级扩展节点**</w:t>
-            </w:r>
-          </w:p>
-        </w:tc>
-        <w:tc>
-          <w:tcPr>
-            <w:tcW w:type="dxa" w:w="2160"/>
-          </w:tcPr>
-          <w:p>
-            <w:r>
-              <w:t>通用邀请链接</w:t>
-            </w:r>
-          </w:p>
-        </w:tc>
-        <w:tc>
-          <w:tcPr>
-            <w:tcW w:type="dxa" w:w="2160"/>
-          </w:tcPr>
-          <w:p>
-            <w:r>
-              <w:t>选择“我是 TA 的下级”，完成注册</w:t>
-            </w:r>
-          </w:p>
-        </w:tc>
-        <w:tc>
-          <w:tcPr>
-            <w:tcW w:type="dxa" w:w="2160"/>
-          </w:tcPr>
-          <w:p>
-            <w:r>
-              <w:t>触发组织向下扩展并加入任务</w:t>
-            </w:r>
-          </w:p>
-        </w:tc>
-      </w:tr>
-    </w:tbl>
-    <w:p/>
-    <w:p/>
-    <w:p>
-      <w:pPr>
-        <w:pStyle w:val="Heading3"/>
-      </w:pPr>
-      <w:r>
-        <w:t>6.3.3 培训会话回复逻辑与问题发起</w:t>
-      </w:r>
-    </w:p>
-    <w:p/>
-    <w:p>
-      <w:r>
-        <w:t>当前恢复素材中尚未找回真实的培训会话截图，因此本节点暂以真实入口截图配合代码态说明补充。根据培训页实现，员工进入培训后，系统先展示待完成任务卡片；点击“开始培训”后，页面进入 `isTrainingActive = true` 状态，由 AI 依次推送题目，并在每题后根据回答结果输出反馈气泡。3</w:t>
+        <w:t>图6-3-3 组织层级选择页</w:t>
       </w:r>
     </w:p>
     <w:p/>
@@ -2130,11 +3324,11 @@
               <a:graphicData uri="http://schemas.openxmlformats.org/drawingml/2006/picture">
                 <pic:pic>
                   <pic:nvPicPr>
-                    <pic:cNvPr id="0" name="3000-is1n6rzo03lon61_2026-04-19_08-56-16_2323.png"/>
+                    <pic:cNvPr id="0" name="3000-is1n6rzo03lon61_2026-04-19_08-57-18_8522.png"/>
                     <pic:cNvPicPr/>
                   </pic:nvPicPr>
                   <pic:blipFill>
-                    <a:blip r:embed="rId9"/>
+                    <a:blip r:embed="rId12"/>
                     <a:stretch>
                       <a:fillRect/>
                     </a:stretch>
@@ -2158,16 +3352,7 @@
         <w:jc w:val="center"/>
       </w:pPr>
       <w:r>
-        <w:t>图6-3-4 会话入口代表图</w:t>
-      </w:r>
-    </w:p>
-    <w:p/>
-    <w:p>
-      <w:r>
-        <w:rPr>
-          <w:i/>
-        </w:rPr>
-        <w:t>图注：由于当前会话页真实截图未恢复，图 6-3-4 暂以培训入口页作为代表图，用于说明培训会话链路的触发点。研发实施时应以会话页状态机为准，而不是以该图替代最终界面稿。</w:t>
+        <w:t>图6-3-4 组织成员二级选择页</w:t>
       </w:r>
     </w:p>
     <w:p/>
@@ -2189,7 +3374,7 @@
           </w:tcPr>
           <w:p>
             <w:r>
-              <w:t>会话节点</w:t>
+              <w:t>页面层级</w:t>
             </w:r>
           </w:p>
         </w:tc>
@@ -2199,7 +3384,7 @@
           </w:tcPr>
           <w:p>
             <w:r>
-              <w:t>页面表现</w:t>
+              <w:t>设计作用</w:t>
             </w:r>
           </w:p>
         </w:tc>
@@ -2209,7 +3394,7 @@
           </w:tcPr>
           <w:p>
             <w:r>
-              <w:t>逻辑说明</w:t>
+              <w:t>研发实现提示</w:t>
             </w:r>
           </w:p>
         </w:tc>
@@ -2221,7 +3406,7 @@
           </w:tcPr>
           <w:p>
             <w:r>
-              <w:t>任务待启动</w:t>
+              <w:t>一级组织层级页</w:t>
             </w:r>
           </w:p>
         </w:tc>
@@ -2231,7 +3416,7 @@
           </w:tcPr>
           <w:p>
             <w:r>
-              <w:t>展示任务卡片与“开始培训”按钮</w:t>
+              <w:t>展示集团、管理层、店长等对象层级</w:t>
             </w:r>
           </w:p>
         </w:tc>
@@ -2241,7 +3426,7 @@
           </w:tcPr>
           <w:p>
             <w:r>
-              <w:t>用户必须先选择任务，输入区才解除禁用</w:t>
+              <w:t>负责粗粒度范围选择</w:t>
             </w:r>
           </w:p>
         </w:tc>
@@ -2253,7 +3438,7 @@
           </w:tcPr>
           <w:p>
             <w:r>
-              <w:t>AI 发题</w:t>
+              <w:t>二级成员页</w:t>
             </w:r>
           </w:p>
         </w:tc>
@@ -2263,7 +3448,7 @@
           </w:tcPr>
           <w:p>
             <w:r>
-              <w:t>左侧白色或强调色消息体展示题目内容</w:t>
+              <w:t>展示成员或业务组明细</w:t>
             </w:r>
           </w:p>
         </w:tc>
@@ -2273,7 +3458,7 @@
           </w:tcPr>
           <w:p>
             <w:r>
-              <w:t>包含题号、进度、题干与可选关键点提示</w:t>
+              <w:t>店长层级需要支持按业务组分段</w:t>
             </w:r>
           </w:p>
         </w:tc>
@@ -2285,7 +3470,7 @@
           </w:tcPr>
           <w:p>
             <w:r>
-              <w:t>用户回答</w:t>
+              <w:t>底部确认栏</w:t>
             </w:r>
           </w:p>
         </w:tc>
@@ -2295,7 +3480,7 @@
           </w:tcPr>
           <w:p>
             <w:r>
-              <w:t>右侧橙色气泡或语音识别文本</w:t>
+              <w:t>将已选对象回流发起链路</w:t>
             </w:r>
           </w:p>
         </w:tc>
@@ -2305,7 +3490,7 @@
           </w:tcPr>
           <w:p>
             <w:r>
-              <w:t>支持文字与语音两种回答方式</w:t>
+              <w:t>需要同步回传部门 ID 与成员 ID</w:t>
             </w:r>
           </w:p>
         </w:tc>
@@ -2317,7 +3502,7 @@
           </w:tcPr>
           <w:p>
             <w:r>
-              <w:t>单题反馈</w:t>
+              <w:t>邀请入口</w:t>
             </w:r>
           </w:p>
         </w:tc>
@@ -2327,7 +3512,7 @@
           </w:tcPr>
           <w:p>
             <w:r>
-              <w:t>AI 输出正确或需改进反馈</w:t>
+              <w:t>补充未注册成员</w:t>
             </w:r>
           </w:p>
         </w:tc>
@@ -2337,7 +3522,7 @@
           </w:tcPr>
           <w:p>
             <w:r>
-              <w:t>反馈中需要体现得分、命中关键点与下一步动作</w:t>
+              <w:t>组织选择与注册页应支持双向衔接</w:t>
             </w:r>
           </w:p>
         </w:tc>
@@ -2350,13 +3535,250 @@
         <w:pStyle w:val="Heading3"/>
       </w:pPr>
       <w:r>
-        <w:t>6.3.4 问题回答分支：答对、答错、跳过、查看提示</w:t>
+        <w:t>6.3.4 当前工作页内单页会话训练：培训会话真正发生的地方</w:t>
       </w:r>
     </w:p>
     <w:p/>
     <w:p>
       <w:r>
-        <w:t>培训页代码显示，当用户答题命中关键点达到阈值，或在有限尝试次数后达到通过条件时，系统判定该题通过；若连续答错，则显示“查看提示”和“跳过此题”操作。也就是说，答题并非单一路径，而是一个带有分支控制和容错机制的训练过程。3</w:t>
+        <w:t>所谓“培训会话页”，在当前真实流程里也不再是独立页面，而是当前工作页中的会话训练区域。员工点击“立即培训”后，问题不会跳转到新页面继续，而是在同一页内由消息流向下推进：任务卡保留在上方，会话气泡继续追加，底部输入区承接回答。这种做法更符合微信小程序中的碎片化工作场景，因为员工无需重新适应新页面，只要在一个稳定工作台里完成整轮训练即可。5 8 9</w:t>
+      </w:r>
+    </w:p>
+    <w:p/>
+    <w:p>
+      <w:pPr>
+        <w:jc w:val="center"/>
+      </w:pPr>
+      <w:r>
+        <w:drawing>
+          <wp:inline xmlns:a="http://schemas.openxmlformats.org/drawingml/2006/main" xmlns:pic="http://schemas.openxmlformats.org/drawingml/2006/picture">
+            <wp:extent cx="2834640" cy="6197159"/>
+            <wp:docPr id="5" name="Picture 5"/>
+            <wp:cNvGraphicFramePr>
+              <a:graphicFrameLocks noChangeAspect="1"/>
+            </wp:cNvGraphicFramePr>
+            <a:graphic>
+              <a:graphicData uri="http://schemas.openxmlformats.org/drawingml/2006/picture">
+                <pic:pic>
+                  <pic:nvPicPr>
+                    <pic:cNvPr id="0" name="6_3_2_current_task_training.png"/>
+                    <pic:cNvPicPr/>
+                  </pic:nvPicPr>
+                  <pic:blipFill>
+                    <a:blip r:embed="rId10"/>
+                    <a:stretch>
+                      <a:fillRect/>
+                    </a:stretch>
+                  </pic:blipFill>
+                  <pic:spPr>
+                    <a:xfrm>
+                      <a:off x="0" y="0"/>
+                      <a:ext cx="2834640" cy="6197159"/>
+                    </a:xfrm>
+                    <a:prstGeom prst="rect"/>
+                  </pic:spPr>
+                </pic:pic>
+              </a:graphicData>
+            </a:graphic>
+          </wp:inline>
+        </w:drawing>
+      </w:r>
+    </w:p>
+    <w:p>
+      <w:pPr>
+        <w:jc w:val="center"/>
+      </w:pPr>
+      <w:r>
+        <w:t>图6-3-5 当前工作页内的培训会话</w:t>
+      </w:r>
+    </w:p>
+    <w:p/>
+    <w:tbl>
+      <w:tblPr>
+        <w:tblStyle w:val="TableGrid"/>
+        <w:tblW w:type="auto" w:w="0"/>
+        <w:tblLook w:firstColumn="1" w:firstRow="1" w:lastColumn="0" w:lastRow="0" w:noHBand="0" w:noVBand="1" w:val="04A0"/>
+      </w:tblPr>
+      <w:tblGrid>
+        <w:gridCol w:w="2880"/>
+        <w:gridCol w:w="2880"/>
+        <w:gridCol w:w="2880"/>
+      </w:tblGrid>
+      <w:tr>
+        <w:tc>
+          <w:tcPr>
+            <w:tcW w:type="dxa" w:w="2880"/>
+          </w:tcPr>
+          <w:p>
+            <w:r>
+              <w:t>页面元素</w:t>
+            </w:r>
+          </w:p>
+        </w:tc>
+        <w:tc>
+          <w:tcPr>
+            <w:tcW w:type="dxa" w:w="2880"/>
+          </w:tcPr>
+          <w:p>
+            <w:r>
+              <w:t>页面表现</w:t>
+            </w:r>
+          </w:p>
+        </w:tc>
+        <w:tc>
+          <w:tcPr>
+            <w:tcW w:type="dxa" w:w="2880"/>
+          </w:tcPr>
+          <w:p>
+            <w:r>
+              <w:t>研发实现要点</w:t>
+            </w:r>
+          </w:p>
+        </w:tc>
+      </w:tr>
+      <w:tr>
+        <w:tc>
+          <w:tcPr>
+            <w:tcW w:type="dxa" w:w="2880"/>
+          </w:tcPr>
+          <w:p>
+            <w:r>
+              <w:t>培训任务卡保留在上方</w:t>
+            </w:r>
+          </w:p>
+        </w:tc>
+        <w:tc>
+          <w:tcPr>
+            <w:tcW w:type="dxa" w:w="2880"/>
+          </w:tcPr>
+          <w:p>
+            <w:r>
+              <w:t>任务信息与会话内容同屏存在</w:t>
+            </w:r>
+          </w:p>
+        </w:tc>
+        <w:tc>
+          <w:tcPr>
+            <w:tcW w:type="dxa" w:w="2880"/>
+          </w:tcPr>
+          <w:p>
+            <w:r>
+              <w:t>不要因进入答题而隐藏任务卡</w:t>
+            </w:r>
+          </w:p>
+        </w:tc>
+      </w:tr>
+      <w:tr>
+        <w:tc>
+          <w:tcPr>
+            <w:tcW w:type="dxa" w:w="2880"/>
+          </w:tcPr>
+          <w:p>
+            <w:r>
+              <w:t>AI 题目气泡</w:t>
+            </w:r>
+          </w:p>
+        </w:tc>
+        <w:tc>
+          <w:tcPr>
+            <w:tcW w:type="dxa" w:w="2880"/>
+          </w:tcPr>
+          <w:p>
+            <w:r>
+              <w:t>题目以消息形式进入同一会话流</w:t>
+            </w:r>
+          </w:p>
+        </w:tc>
+        <w:tc>
+          <w:tcPr>
+            <w:tcW w:type="dxa" w:w="2880"/>
+          </w:tcPr>
+          <w:p>
+            <w:r>
+              <w:t>题目消息需与普通提示消息区分</w:t>
+            </w:r>
+          </w:p>
+        </w:tc>
+      </w:tr>
+      <w:tr>
+        <w:tc>
+          <w:tcPr>
+            <w:tcW w:type="dxa" w:w="2880"/>
+          </w:tcPr>
+          <w:p>
+            <w:r>
+              <w:t>底部文字/语音输入</w:t>
+            </w:r>
+          </w:p>
+        </w:tc>
+        <w:tc>
+          <w:tcPr>
+            <w:tcW w:type="dxa" w:w="2880"/>
+          </w:tcPr>
+          <w:p>
+            <w:r>
+              <w:t>回答入口固定在当前页底部</w:t>
+            </w:r>
+          </w:p>
+        </w:tc>
+        <w:tc>
+          <w:tcPr>
+            <w:tcW w:type="dxa" w:w="2880"/>
+          </w:tcPr>
+          <w:p>
+            <w:r>
+              <w:t>输入模式切换不应丢失当前题目状态</w:t>
+            </w:r>
+          </w:p>
+        </w:tc>
+      </w:tr>
+      <w:tr>
+        <w:tc>
+          <w:tcPr>
+            <w:tcW w:type="dxa" w:w="2880"/>
+          </w:tcPr>
+          <w:p>
+            <w:r>
+              <w:t>单页推进</w:t>
+            </w:r>
+          </w:p>
+        </w:tc>
+        <w:tc>
+          <w:tcPr>
+            <w:tcW w:type="dxa" w:w="2880"/>
+          </w:tcPr>
+          <w:p>
+            <w:r>
+              <w:t>答题、追问、下一题都在当前页连续发生</w:t>
+            </w:r>
+          </w:p>
+        </w:tc>
+        <w:tc>
+          <w:tcPr>
+            <w:tcW w:type="dxa" w:w="2880"/>
+          </w:tcPr>
+          <w:p>
+            <w:r>
+              <w:t>用状态机控制，不依赖页面切换</w:t>
+            </w:r>
+          </w:p>
+        </w:tc>
+      </w:tr>
+    </w:tbl>
+    <w:p/>
+    <w:p/>
+    <w:p>
+      <w:pPr>
+        <w:pStyle w:val="Heading3"/>
+      </w:pPr>
+      <w:r>
+        <w:t>6.3.5 错误回答、提示与跳过：依然在同一页内处理</w:t>
+      </w:r>
+    </w:p>
+    <w:p/>
+    <w:p>
+      <w:r>
+        <w:t>AI 培训与静态题库最大的差异，不是“有没有评分”，而是答错后是否还能继续被引导。在当前设计中，错误回答、查看提示、跳过此题都发生在同一页同一会话流里。系统不会把员工带去另一个提示页，而是在当前上下文中继续追问、显示提示或标记跳过，让培训更像陪练而不是考试。5 8</w:t>
       </w:r>
     </w:p>
     <w:p/>
@@ -2409,7 +3831,7 @@
           </w:tcPr>
           <w:p>
             <w:r>
-              <w:t>结果影响</w:t>
+              <w:t>研发实现要点</w:t>
             </w:r>
           </w:p>
         </w:tc>
@@ -2441,7 +3863,7 @@
           </w:tcPr>
           <w:p>
             <w:r>
-              <w:t>显示正确反馈气泡，自动进入下一题</w:t>
+              <w:t>当前会话内给出正向反馈并进入下一题</w:t>
             </w:r>
           </w:p>
         </w:tc>
@@ -2451,7 +3873,7 @@
           </w:tcPr>
           <w:p>
             <w:r>
-              <w:t>正常计分</w:t>
+              <w:t>保留累计分与答题历史</w:t>
             </w:r>
           </w:p>
         </w:tc>
@@ -2483,7 +3905,7 @@
           </w:tcPr>
           <w:p>
             <w:r>
-              <w:t>显示需改进反馈，累计尝试次数</w:t>
+              <w:t>在原会话中给出“还差一点”的追问</w:t>
             </w:r>
           </w:p>
         </w:tc>
@@ -2493,7 +3915,7 @@
           </w:tcPr>
           <w:p>
             <w:r>
-              <w:t>暂不进入下一题</w:t>
+              <w:t>尝试次数应递增且可继续作答</w:t>
             </w:r>
           </w:p>
         </w:tc>
@@ -2525,7 +3947,7 @@
           </w:tcPr>
           <w:p>
             <w:r>
-              <w:t>当前题展示关键点提示</w:t>
+              <w:t>在当前页内展开提示内容</w:t>
             </w:r>
           </w:p>
         </w:tc>
@@ -2535,7 +3957,7 @@
           </w:tcPr>
           <w:p>
             <w:r>
-              <w:t>最终得分按提示使用规则扣减</w:t>
+              <w:t>提示使用需要进入计分逻辑</w:t>
             </w:r>
           </w:p>
         </w:tc>
@@ -2557,7 +3979,7 @@
           </w:tcPr>
           <w:p>
             <w:r>
-              <w:t>用户主动放弃当前题</w:t>
+              <w:t>用户主动放弃</w:t>
             </w:r>
           </w:p>
         </w:tc>
@@ -2567,7 +3989,7 @@
           </w:tcPr>
           <w:p>
             <w:r>
-              <w:t>直接切换到下一题</w:t>
+              <w:t>当前页内直接切题并记录跳过</w:t>
             </w:r>
           </w:p>
         </w:tc>
@@ -2577,32 +3999,26 @@
           </w:tcPr>
           <w:p>
             <w:r>
-              <w:t>当前题记 0 分</w:t>
+              <w:t>页面不跳转，但状态需保留原因</w:t>
             </w:r>
           </w:p>
         </w:tc>
       </w:tr>
     </w:tbl>
     <w:p/>
-    <w:p/>
-    <w:p>
-      <w:r>
-        <w:t>从实现角度看，这一节点虽然暂未补到真实截图，但它决定了消息体、提示按钮、跳过按钮、题目切换与得分累计的交互结构，因此属于研发优先级极高的状态节点。</w:t>
-      </w:r>
-    </w:p>
     <w:p/>
     <w:p>
       <w:pPr>
         <w:pStyle w:val="Heading3"/>
       </w:pPr>
       <w:r>
-        <w:t>6.3.5 培训评分机制与完成态说明</w:t>
+        <w:t>6.3.6 培训完成后的结果沉淀：不单独跳页，而是当前页内收口</w:t>
       </w:r>
     </w:p>
     <w:p/>
     <w:p>
       <w:r>
-        <w:t>根据既有设计逻辑，培训评分由单题分值累加构成，并受到提示使用与尝试次数的影响：首次正确得满分，使用提示后扣减，二次尝试通过再扣减，跳过则为 0 分。培训完成后页面进入总结态，并允许用户查看完整培训报告。3</w:t>
+        <w:t>用户已明确指出，当前产品中已经没有独立的培训报告页。培训完成后，结果会以内联结果卡的方式在当前工作页内收口，例如展示完成提醒、得分反馈或结果已同步的提示；其后续价值不靠“跳到报告页”承接，而是靠抽屉中的培训中心、会话记录和历史任务继续沉淀。因此，研发实现时应优先关注结果卡组件、任务状态更新与历史沉淀，而不是单独新建一个结果页路由。5 9 12</w:t>
       </w:r>
     </w:p>
     <w:p/>
@@ -2624,7 +4040,7 @@
           </w:tcPr>
           <w:p>
             <w:r>
-              <w:t>评分情形</w:t>
+              <w:t>结果沉淀位置</w:t>
             </w:r>
           </w:p>
         </w:tc>
@@ -2634,7 +4050,7 @@
           </w:tcPr>
           <w:p>
             <w:r>
-              <w:t>分值策略</w:t>
+              <w:t>页面作用</w:t>
             </w:r>
           </w:p>
         </w:tc>
@@ -2644,7 +4060,7 @@
           </w:tcPr>
           <w:p>
             <w:r>
-              <w:t>前端需展示的关键信息</w:t>
+              <w:t>研发实现要点</w:t>
             </w:r>
           </w:p>
         </w:tc>
@@ -2656,7 +4072,7 @@
           </w:tcPr>
           <w:p>
             <w:r>
-              <w:t>首次答对</w:t>
+              <w:t>当前工作页内联结果卡</w:t>
             </w:r>
           </w:p>
         </w:tc>
@@ -2666,7 +4082,7 @@
           </w:tcPr>
           <w:p>
             <w:r>
-              <w:t>单题满分</w:t>
+              <w:t>告诉员工本次培训已完成</w:t>
             </w:r>
           </w:p>
         </w:tc>
@@ -2676,7 +4092,7 @@
           </w:tcPr>
           <w:p>
             <w:r>
-              <w:t>正向反馈、当前累计分、进入下一题</w:t>
+              <w:t>结果展示应嵌入原会话流而非跳页</w:t>
             </w:r>
           </w:p>
         </w:tc>
@@ -2688,7 +4104,7 @@
           </w:tcPr>
           <w:p>
             <w:r>
-              <w:t>使用提示后答对</w:t>
+              <w:t>当前任务状态更新</w:t>
             </w:r>
           </w:p>
         </w:tc>
@@ -2698,7 +4114,7 @@
           </w:tcPr>
           <w:p>
             <w:r>
-              <w:t>在满分基础上扣减</w:t>
+              <w:t>把进行中的培训转为已完成或可回看</w:t>
             </w:r>
           </w:p>
         </w:tc>
@@ -2708,7 +4124,7 @@
           </w:tcPr>
           <w:p>
             <w:r>
-              <w:t>显示“已使用提示”标签或扣分说明</w:t>
+              <w:t>当前任务列表需同步状态变化</w:t>
             </w:r>
           </w:p>
         </w:tc>
@@ -2720,7 +4136,7 @@
           </w:tcPr>
           <w:p>
             <w:r>
-              <w:t>多次尝试后通过</w:t>
+              <w:t>抽屉培训中心</w:t>
             </w:r>
           </w:p>
         </w:tc>
@@ -2730,7 +4146,7 @@
           </w:tcPr>
           <w:p>
             <w:r>
-              <w:t>再次扣减</w:t>
+              <w:t>供用户稍后回看历史结果与进度变化</w:t>
             </w:r>
           </w:p>
         </w:tc>
@@ -2740,7 +4156,7 @@
           </w:tcPr>
           <w:p>
             <w:r>
-              <w:t>反馈中需包含“继续加油”类文案</w:t>
+              <w:t>需要以任务为粒度保存结果摘要</w:t>
             </w:r>
           </w:p>
         </w:tc>
@@ -2752,7 +4168,7 @@
           </w:tcPr>
           <w:p>
             <w:r>
-              <w:t>跳过</w:t>
+              <w:t>会话记录</w:t>
             </w:r>
           </w:p>
         </w:tc>
@@ -2762,7 +4178,7 @@
           </w:tcPr>
           <w:p>
             <w:r>
-              <w:t>0 分</w:t>
+              <w:t>保留培训相关会话入口</w:t>
             </w:r>
           </w:p>
         </w:tc>
@@ -2772,64 +4188,26 @@
           </w:tcPr>
           <w:p>
             <w:r>
-              <w:t>当前题记为跳过，并保持流程不中断</w:t>
-            </w:r>
-          </w:p>
-        </w:tc>
-      </w:tr>
-      <w:tr>
-        <w:tc>
-          <w:tcPr>
-            <w:tcW w:type="dxa" w:w="2880"/>
-          </w:tcPr>
-          <w:p>
-            <w:r>
-              <w:t>培训完成</w:t>
-            </w:r>
-          </w:p>
-        </w:tc>
-        <w:tc>
-          <w:tcPr>
-            <w:tcW w:type="dxa" w:w="2880"/>
-          </w:tcPr>
-          <w:p>
-            <w:r>
-              <w:t>汇总总分与星级</w:t>
-            </w:r>
-          </w:p>
-        </w:tc>
-        <w:tc>
-          <w:tcPr>
-            <w:tcW w:type="dxa" w:w="2880"/>
-          </w:tcPr>
-          <w:p>
-            <w:r>
-              <w:t>展示总分、掌握评价、查看完整报告入口</w:t>
+              <w:t>支持从记录再次回到对应任务</w:t>
             </w:r>
           </w:p>
         </w:tc>
       </w:tr>
     </w:tbl>
     <w:p/>
-    <w:p/>
-    <w:p>
-      <w:r>
-        <w:t>当前恢复素材中未找到独立评分结果页截图，因此本节点在原文档中先保留规则表与说明。若后续补采到真实结果页，可直接替换本节点的代表图与图注。</w:t>
-      </w:r>
-    </w:p>
     <w:p/>
     <w:p>
       <w:pPr>
         <w:pStyle w:val="Heading3"/>
       </w:pPr>
       <w:r>
-        <w:t>6.3.6 培训发起者查看并追踪培训结果</w:t>
+        <w:t>6.3.7 抽屉页承接培训中心：历史任务、进度更新与管理动作入口</w:t>
       </w:r>
     </w:p>
     <w:p/>
     <w:p>
       <w:r>
-        <w:t>培训的终点不是员工交卷，而是发起者能够看到完成率、问题清单与成员表现。根据管理页设计，管理者可在概览区域查看本周完成率、员工完成情况列表，并在问题清单区域看到高频错误知识点，从而发起二次培训或追加辅导。3</w:t>
+        <w:t>用户同样确认，当前产品中也没有独立的培训管理页作为主链页面。培训相关的管理与结果跟踪，已经更多沉淀在抽屉页中完成：抽屉里存在“培训中心”，分成“我发起的”和“我参加的”两组任务，同时保留“新进度”标记、任务进展摘要与进入历史任务的入口；训练相关会话也会进入“会话记录”，使管理者与员工都能在非首页语境下再次找到同一条培训链。9 12</w:t>
       </w:r>
     </w:p>
     <w:p/>
@@ -2851,7 +4229,7 @@
           </w:tcPr>
           <w:p>
             <w:r>
-              <w:t>查看维度</w:t>
+              <w:t>抽屉区块</w:t>
             </w:r>
           </w:p>
         </w:tc>
@@ -2861,7 +4239,7 @@
           </w:tcPr>
           <w:p>
             <w:r>
-              <w:t>典型字段</w:t>
+              <w:t>页面承载位置</w:t>
             </w:r>
           </w:p>
         </w:tc>
@@ -2871,7 +4249,7 @@
           </w:tcPr>
           <w:p>
             <w:r>
-              <w:t>管理动作</w:t>
+              <w:t>研发实现要点</w:t>
             </w:r>
           </w:p>
         </w:tc>
@@ -2883,7 +4261,7 @@
           </w:tcPr>
           <w:p>
             <w:r>
-              <w:t>完成率</w:t>
+              <w:t>我发起的</w:t>
             </w:r>
           </w:p>
         </w:tc>
@@ -2893,7 +4271,7 @@
           </w:tcPr>
           <w:p>
             <w:r>
-              <w:t>本周完成率、已完成人数、未完成人数</w:t>
+              <w:t>抽屉培训中心上半区</w:t>
             </w:r>
           </w:p>
         </w:tc>
@@ -2903,7 +4281,7 @@
           </w:tcPr>
           <w:p>
             <w:r>
-              <w:t>催办、继续跟进</w:t>
+              <w:t>需要展示任务标题、进度摘要、新进度标记</w:t>
             </w:r>
           </w:p>
         </w:tc>
@@ -2915,7 +4293,7 @@
           </w:tcPr>
           <w:p>
             <w:r>
-              <w:t>成员表现</w:t>
+              <w:t>我参加的</w:t>
             </w:r>
           </w:p>
         </w:tc>
@@ -2925,7 +4303,7 @@
           </w:tcPr>
           <w:p>
             <w:r>
-              <w:t>姓名、完成题数、平均分、最近活跃时间</w:t>
+              <w:t>抽屉培训中心下半区</w:t>
             </w:r>
           </w:p>
         </w:tc>
@@ -2935,7 +4313,7 @@
           </w:tcPr>
           <w:p>
             <w:r>
-              <w:t>下钻查看个人培训情况</w:t>
+              <w:t>需要展示已参加培训、待提交或历史任务</w:t>
             </w:r>
           </w:p>
         </w:tc>
@@ -2947,7 +4325,7 @@
           </w:tcPr>
           <w:p>
             <w:r>
-              <w:t>问题清单</w:t>
+              <w:t>会话记录</w:t>
             </w:r>
           </w:p>
         </w:tc>
@@ -2957,7 +4335,7 @@
           </w:tcPr>
           <w:p>
             <w:r>
-              <w:t>问题标题、答错人数、答错率</w:t>
+              <w:t>抽屉后半区</w:t>
             </w:r>
           </w:p>
         </w:tc>
@@ -2967,7 +4345,7 @@
           </w:tcPr>
           <w:p>
             <w:r>
-              <w:t>针对高频问题再次发起培训</w:t>
+              <w:t>培训相关记录应可重新回到对应任务</w:t>
             </w:r>
           </w:p>
         </w:tc>
@@ -2979,7 +4357,7 @@
           </w:tcPr>
           <w:p>
             <w:r>
-              <w:t>上级同步</w:t>
+              <w:t>任务点击行为</w:t>
             </w:r>
           </w:p>
         </w:tc>
@@ -2989,7 +4367,7 @@
           </w:tcPr>
           <w:p>
             <w:r>
-              <w:t>是否同步给上级、是否展示上级通知</w:t>
+              <w:t>抽屉任务项按钮</w:t>
             </w:r>
           </w:p>
         </w:tc>
@@ -2999,7 +4377,7 @@
           </w:tcPr>
           <w:p>
             <w:r>
-              <w:t>决定培训数据是否继续向上汇总</w:t>
+              <w:t>优先回到当前工作页中的对应培训任务或二级详情</w:t>
             </w:r>
           </w:p>
         </w:tc>
@@ -3008,29 +4386,17 @@
     <w:p/>
     <w:p/>
     <w:p>
+      <w:pPr>
+        <w:pStyle w:val="Heading3"/>
+      </w:pPr>
       <w:r>
-        <w:t>从业务闭环角度，这一节点确保培训不仅“做完”，而且“可追踪、可复训、可汇报”。研发应把其视为管理端的核心价值页面，而不是简单的数据列表页。</w:t>
+        <w:t>6.3.8 二级详情与复盘视图：属于辅助分析，不属于员工主培训链</w:t>
       </w:r>
     </w:p>
     <w:p/>
     <w:p>
       <w:r>
-        <w:t>---</w:t>
-      </w:r>
-    </w:p>
-    <w:p/>
-    <w:p>
-      <w:pPr>
-        <w:pStyle w:val="Heading1"/>
-      </w:pPr>
-      <w:r>
-        <w:t>7. 研发实施建议</w:t>
-      </w:r>
-    </w:p>
-    <w:p/>
-    <w:p>
-      <w:r>
-        <w:t>在当前恢复状态下，最稳妥的实施路径是先完成首页、发起培训、组织选择与培训状态机四段主链路，再补足会话页与报告页的截图对照和视觉校准。对于 6.3.3 至 6.3.6 这些暂时缺少真实页面截图的节点，建议研发优先依据代码状态、字段定义和流程规则完成实现，同时保留截图占位能力，后续在补采真实界面后再做视觉对齐。</w:t>
+        <w:t>虽然项目中仍保留 `TrainingDetailPage.tsx` 等详情型页面，但它们更适合作为复盘和分析的二级视图，例如查看某次培训的反馈词云、排行榜或人员分层结果，而不应在研发主文档里被写成员工培训必经页面。主链路关注的是“在当前工作页完成培训，在抽屉中沉淀历史”；详情页只在需要做复盘、排名或专项分析时才进入。4 9</w:t>
       </w:r>
     </w:p>
     <w:p/>
@@ -3052,7 +4418,7 @@
           </w:tcPr>
           <w:p>
             <w:r>
-              <w:t>实施优先级</w:t>
+              <w:t>二级入口</w:t>
             </w:r>
           </w:p>
         </w:tc>
@@ -3062,7 +4428,7 @@
           </w:tcPr>
           <w:p>
             <w:r>
-              <w:t>建议内容</w:t>
+              <w:t>典型使用场景</w:t>
             </w:r>
           </w:p>
         </w:tc>
@@ -3072,7 +4438,7 @@
           </w:tcPr>
           <w:p>
             <w:r>
-              <w:t>说明</w:t>
+              <w:t>文档中的设计说明</w:t>
             </w:r>
           </w:p>
         </w:tc>
@@ -3084,7 +4450,7 @@
           </w:tcPr>
           <w:p>
             <w:r>
-              <w:t>**P0**</w:t>
+              <w:t>抽屉培训任务项</w:t>
             </w:r>
           </w:p>
         </w:tc>
@@ -3094,7 +4460,7 @@
           </w:tcPr>
           <w:p>
             <w:r>
-              <w:t>首页培训入口、组织层级选择、成员勾选、培训任务生成</w:t>
+              <w:t>回看某次培训详情</w:t>
             </w:r>
           </w:p>
         </w:tc>
@@ -3104,7 +4470,7 @@
           </w:tcPr>
           <w:p>
             <w:r>
-              <w:t>已有真实截图支撑，适合优先实现</w:t>
+              <w:t>适合作为历史任务的二级详情入口</w:t>
             </w:r>
           </w:p>
         </w:tc>
@@ -3116,7 +4482,7 @@
           </w:tcPr>
           <w:p>
             <w:r>
-              <w:t>**P0**</w:t>
+              <w:t>当前工作页中的“查看”动作</w:t>
             </w:r>
           </w:p>
         </w:tc>
@@ -3126,7 +4492,7 @@
           </w:tcPr>
           <w:p>
             <w:r>
-              <w:t>培训会话状态机、答题分支、提示与跳过逻辑</w:t>
+              <w:t>从任务状态页进入分析视图</w:t>
             </w:r>
           </w:p>
         </w:tc>
@@ -3136,7 +4502,7 @@
           </w:tcPr>
           <w:p>
             <w:r>
-              <w:t>虽缺截图，但业务规则明确，必须先实现</w:t>
+              <w:t>适合描述为复盘而非主链训练</w:t>
             </w:r>
           </w:p>
         </w:tc>
@@ -3148,7 +4514,7 @@
           </w:tcPr>
           <w:p>
             <w:r>
-              <w:t>**P1**</w:t>
+              <w:t>会话记录中的培训记录</w:t>
             </w:r>
           </w:p>
         </w:tc>
@@ -3158,7 +4524,7 @@
           </w:tcPr>
           <w:p>
             <w:r>
-              <w:t>培训完成态、报告页、管理端结果追踪</w:t>
+              <w:t>再次回到历史培训</w:t>
             </w:r>
           </w:p>
         </w:tc>
@@ -3168,77 +4534,3209 @@
           </w:tcPr>
           <w:p>
             <w:r>
-              <w:t>决定闭环是否成立</w:t>
-            </w:r>
-          </w:p>
-        </w:tc>
-      </w:tr>
-      <w:tr>
-        <w:tc>
-          <w:tcPr>
-            <w:tcW w:type="dxa" w:w="2880"/>
-          </w:tcPr>
-          <w:p>
-            <w:r>
-              <w:t>**P1**</w:t>
-            </w:r>
-          </w:p>
-        </w:tc>
-        <w:tc>
-          <w:tcPr>
-            <w:tcW w:type="dxa" w:w="2880"/>
-          </w:tcPr>
-          <w:p>
-            <w:r>
-              <w:t>邀请关系与组织自生长同步逻辑</w:t>
-            </w:r>
-          </w:p>
-        </w:tc>
-        <w:tc>
-          <w:tcPr>
-            <w:tcW w:type="dxa" w:w="2880"/>
-          </w:tcPr>
-          <w:p>
-            <w:r>
-              <w:t>影响组织树与结果上报链路</w:t>
-            </w:r>
-          </w:p>
-        </w:tc>
-      </w:tr>
-      <w:tr>
-        <w:tc>
-          <w:tcPr>
-            <w:tcW w:type="dxa" w:w="2880"/>
-          </w:tcPr>
-          <w:p>
-            <w:r>
-              <w:t>**P2**</w:t>
-            </w:r>
-          </w:p>
-        </w:tc>
-        <w:tc>
-          <w:tcPr>
-            <w:tcW w:type="dxa" w:w="2880"/>
-          </w:tcPr>
-          <w:p>
-            <w:r>
-              <w:t>会话页视觉细节与报告页视觉精修</w:t>
-            </w:r>
-          </w:p>
-        </w:tc>
-        <w:tc>
-          <w:tcPr>
-            <w:tcW w:type="dxa" w:w="2880"/>
-          </w:tcPr>
-          <w:p>
-            <w:r>
-              <w:t>可在核心流程跑通后迭代</w:t>
+              <w:t>适合作为历史承接入口</w:t>
             </w:r>
           </w:p>
         </w:tc>
       </w:tr>
     </w:tbl>
     <w:p/>
+    <w:p/>
+    <w:p>
+      <w:pPr>
+        <w:pStyle w:val="Heading2"/>
+      </w:pPr>
+      <w:r>
+        <w:t>6.4 AI 培训状态机说明</w:t>
+      </w:r>
+    </w:p>
+    <w:p/>
+    <w:p>
+      <w:r>
+        <w:t>研发在实现 AI 培训时，应彻底放弃“一个页面对应一个阶段”的理解方式，改为按当前工作页内状态切换 + 抽屉历史承接来拆分。当前真实设计中的核心状态包括任务待开始、当前页内题目进行中、错误追问、提示展开、主观反馈、当前页内完成以及抽屉回看。5 8 9 12</w:t>
+      </w:r>
+    </w:p>
+    <w:p/>
+    <w:tbl>
+      <w:tblPr>
+        <w:tblStyle w:val="TableGrid"/>
+        <w:tblW w:type="auto" w:w="0"/>
+        <w:tblLook w:firstColumn="1" w:firstRow="1" w:lastColumn="0" w:lastRow="0" w:noHBand="0" w:noVBand="1" w:val="04A0"/>
+      </w:tblPr>
+      <w:tblGrid>
+        <w:gridCol w:w="2160"/>
+        <w:gridCol w:w="2160"/>
+        <w:gridCol w:w="2160"/>
+        <w:gridCol w:w="2160"/>
+      </w:tblGrid>
+      <w:tr>
+        <w:tc>
+          <w:tcPr>
+            <w:tcW w:type="dxa" w:w="2160"/>
+          </w:tcPr>
+          <w:p>
+            <w:r>
+              <w:t>状态</w:t>
+            </w:r>
+          </w:p>
+        </w:tc>
+        <w:tc>
+          <w:tcPr>
+            <w:tcW w:type="dxa" w:w="2160"/>
+          </w:tcPr>
+          <w:p>
+            <w:r>
+              <w:t>进入条件</w:t>
+            </w:r>
+          </w:p>
+        </w:tc>
+        <w:tc>
+          <w:tcPr>
+            <w:tcW w:type="dxa" w:w="2160"/>
+          </w:tcPr>
+          <w:p>
+            <w:r>
+              <w:t>用户可见内容</w:t>
+            </w:r>
+          </w:p>
+        </w:tc>
+        <w:tc>
+          <w:tcPr>
+            <w:tcW w:type="dxa" w:w="2160"/>
+          </w:tcPr>
+          <w:p>
+            <w:r>
+              <w:t>下一个状态</w:t>
+            </w:r>
+          </w:p>
+        </w:tc>
+      </w:tr>
+      <w:tr>
+        <w:tc>
+          <w:tcPr>
+            <w:tcW w:type="dxa" w:w="2160"/>
+          </w:tcPr>
+          <w:p>
+            <w:r>
+              <w:t>任务待开始</w:t>
+            </w:r>
+          </w:p>
+        </w:tc>
+        <w:tc>
+          <w:tcPr>
+            <w:tcW w:type="dxa" w:w="2160"/>
+          </w:tcPr>
+          <w:p>
+            <w:r>
+              <w:t>当前工作页存在培训任务卡</w:t>
+            </w:r>
+          </w:p>
+        </w:tc>
+        <w:tc>
+          <w:tcPr>
+            <w:tcW w:type="dxa" w:w="2160"/>
+          </w:tcPr>
+          <w:p>
+            <w:r>
+              <w:t>任务标题、时间、“立即培训/继续培训”按钮</w:t>
+            </w:r>
+          </w:p>
+        </w:tc>
+        <w:tc>
+          <w:tcPr>
+            <w:tcW w:type="dxa" w:w="2160"/>
+          </w:tcPr>
+          <w:p>
+            <w:r>
+              <w:t>题目进行中</w:t>
+            </w:r>
+          </w:p>
+        </w:tc>
+      </w:tr>
+      <w:tr>
+        <w:tc>
+          <w:tcPr>
+            <w:tcW w:type="dxa" w:w="2160"/>
+          </w:tcPr>
+          <w:p>
+            <w:r>
+              <w:t>无感注册中</w:t>
+            </w:r>
+          </w:p>
+        </w:tc>
+        <w:tc>
+          <w:tcPr>
+            <w:tcW w:type="dxa" w:w="2160"/>
+          </w:tcPr>
+          <w:p>
+            <w:r>
+              <w:t>邀请链接进入且用户未注册</w:t>
+            </w:r>
+          </w:p>
+        </w:tc>
+        <w:tc>
+          <w:tcPr>
+            <w:tcW w:type="dxa" w:w="2160"/>
+          </w:tcPr>
+          <w:p>
+            <w:r>
+              <w:t>关系选择、岗位选择、最短注册动作</w:t>
+            </w:r>
+          </w:p>
+        </w:tc>
+        <w:tc>
+          <w:tcPr>
+            <w:tcW w:type="dxa" w:w="2160"/>
+          </w:tcPr>
+          <w:p>
+            <w:r>
+              <w:t>任务待开始</w:t>
+            </w:r>
+          </w:p>
+        </w:tc>
+      </w:tr>
+      <w:tr>
+        <w:tc>
+          <w:tcPr>
+            <w:tcW w:type="dxa" w:w="2160"/>
+          </w:tcPr>
+          <w:p>
+            <w:r>
+              <w:t>题目进行中</w:t>
+            </w:r>
+          </w:p>
+        </w:tc>
+        <w:tc>
+          <w:tcPr>
+            <w:tcW w:type="dxa" w:w="2160"/>
+          </w:tcPr>
+          <w:p>
+            <w:r>
+              <w:t>在当前工作页点击开始培训</w:t>
+            </w:r>
+          </w:p>
+        </w:tc>
+        <w:tc>
+          <w:tcPr>
+            <w:tcW w:type="dxa" w:w="2160"/>
+          </w:tcPr>
+          <w:p>
+            <w:r>
+              <w:t>同页题目气泡、输入区、当前进度</w:t>
+            </w:r>
+          </w:p>
+        </w:tc>
+        <w:tc>
+          <w:tcPr>
+            <w:tcW w:type="dxa" w:w="2160"/>
+          </w:tcPr>
+          <w:p>
+            <w:r>
+              <w:t>正确反馈 / 错误反馈 / 跳过</w:t>
+            </w:r>
+          </w:p>
+        </w:tc>
+      </w:tr>
+      <w:tr>
+        <w:tc>
+          <w:tcPr>
+            <w:tcW w:type="dxa" w:w="2160"/>
+          </w:tcPr>
+          <w:p>
+            <w:r>
+              <w:t>错误反馈</w:t>
+            </w:r>
+          </w:p>
+        </w:tc>
+        <w:tc>
+          <w:tcPr>
+            <w:tcW w:type="dxa" w:w="2160"/>
+          </w:tcPr>
+          <w:p>
+            <w:r>
+              <w:t>当前答案不达标</w:t>
+            </w:r>
+          </w:p>
+        </w:tc>
+        <w:tc>
+          <w:tcPr>
+            <w:tcW w:type="dxa" w:w="2160"/>
+          </w:tcPr>
+          <w:p>
+            <w:r>
+              <w:t>原会话中出现追问与改进提示</w:t>
+            </w:r>
+          </w:p>
+        </w:tc>
+        <w:tc>
+          <w:tcPr>
+            <w:tcW w:type="dxa" w:w="2160"/>
+          </w:tcPr>
+          <w:p>
+            <w:r>
+              <w:t>继续答题 / 展开提示 / 跳过</w:t>
+            </w:r>
+          </w:p>
+        </w:tc>
+      </w:tr>
+      <w:tr>
+        <w:tc>
+          <w:tcPr>
+            <w:tcW w:type="dxa" w:w="2160"/>
+          </w:tcPr>
+          <w:p>
+            <w:r>
+              <w:t>提示展开</w:t>
+            </w:r>
+          </w:p>
+        </w:tc>
+        <w:tc>
+          <w:tcPr>
+            <w:tcW w:type="dxa" w:w="2160"/>
+          </w:tcPr>
+          <w:p>
+            <w:r>
+              <w:t>点击查看提示</w:t>
+            </w:r>
+          </w:p>
+        </w:tc>
+        <w:tc>
+          <w:tcPr>
+            <w:tcW w:type="dxa" w:w="2160"/>
+          </w:tcPr>
+          <w:p>
+            <w:r>
+              <w:t>当前页内展开参考提示内容</w:t>
+            </w:r>
+          </w:p>
+        </w:tc>
+        <w:tc>
+          <w:tcPr>
+            <w:tcW w:type="dxa" w:w="2160"/>
+          </w:tcPr>
+          <w:p>
+            <w:r>
+              <w:t>继续答题</w:t>
+            </w:r>
+          </w:p>
+        </w:tc>
+      </w:tr>
+      <w:tr>
+        <w:tc>
+          <w:tcPr>
+            <w:tcW w:type="dxa" w:w="2160"/>
+          </w:tcPr>
+          <w:p>
+            <w:r>
+              <w:t>主观反馈</w:t>
+            </w:r>
+          </w:p>
+        </w:tc>
+        <w:tc>
+          <w:tcPr>
+            <w:tcW w:type="dxa" w:w="2160"/>
+          </w:tcPr>
+          <w:p>
+            <w:r>
+              <w:t>最后一题结束</w:t>
+            </w:r>
+          </w:p>
+        </w:tc>
+        <w:tc>
+          <w:tcPr>
+            <w:tcW w:type="dxa" w:w="2160"/>
+          </w:tcPr>
+          <w:p>
+            <w:r>
+              <w:t>AI 继续追问培训收获或总结</w:t>
+            </w:r>
+          </w:p>
+        </w:tc>
+        <w:tc>
+          <w:tcPr>
+            <w:tcW w:type="dxa" w:w="2160"/>
+          </w:tcPr>
+          <w:p>
+            <w:r>
+              <w:t>当前页内完成</w:t>
+            </w:r>
+          </w:p>
+        </w:tc>
+      </w:tr>
+      <w:tr>
+        <w:tc>
+          <w:tcPr>
+            <w:tcW w:type="dxa" w:w="2160"/>
+          </w:tcPr>
+          <w:p>
+            <w:r>
+              <w:t>当前页内完成</w:t>
+            </w:r>
+          </w:p>
+        </w:tc>
+        <w:tc>
+          <w:tcPr>
+            <w:tcW w:type="dxa" w:w="2160"/>
+          </w:tcPr>
+          <w:p>
+            <w:r>
+              <w:t>完成全部题目并提交反馈</w:t>
+            </w:r>
+          </w:p>
+        </w:tc>
+        <w:tc>
+          <w:tcPr>
+            <w:tcW w:type="dxa" w:w="2160"/>
+          </w:tcPr>
+          <w:p>
+            <w:r>
+              <w:t>完成提醒、结果摘要、结果已记录提示</w:t>
+            </w:r>
+          </w:p>
+        </w:tc>
+        <w:tc>
+          <w:tcPr>
+            <w:tcW w:type="dxa" w:w="2160"/>
+          </w:tcPr>
+          <w:p>
+            <w:r>
+              <w:t>抽屉回看 / 历史复盘</w:t>
+            </w:r>
+          </w:p>
+        </w:tc>
+      </w:tr>
+      <w:tr>
+        <w:tc>
+          <w:tcPr>
+            <w:tcW w:type="dxa" w:w="2160"/>
+          </w:tcPr>
+          <w:p>
+            <w:r>
+              <w:t>抽屉回看</w:t>
+            </w:r>
+          </w:p>
+        </w:tc>
+        <w:tc>
+          <w:tcPr>
+            <w:tcW w:type="dxa" w:w="2160"/>
+          </w:tcPr>
+          <w:p>
+            <w:r>
+              <w:t>用户打开培训中心或会话记录</w:t>
+            </w:r>
+          </w:p>
+        </w:tc>
+        <w:tc>
+          <w:tcPr>
+            <w:tcW w:type="dxa" w:w="2160"/>
+          </w:tcPr>
+          <w:p>
+            <w:r>
+              <w:t>任务进度、新进度、历史培训入口</w:t>
+            </w:r>
+          </w:p>
+        </w:tc>
+        <w:tc>
+          <w:tcPr>
+            <w:tcW w:type="dxa" w:w="2160"/>
+          </w:tcPr>
+          <w:p>
+            <w:r>
+              <w:t>回到指定任务 / 进入详情复盘</w:t>
+            </w:r>
+          </w:p>
+        </w:tc>
+      </w:tr>
+    </w:tbl>
+    <w:p/>
+    <w:p/>
+    <w:p>
+      <w:pPr>
+        <w:pStyle w:val="Heading2"/>
+      </w:pPr>
+      <w:r>
+        <w:t>6.5 评分与结果生成规则</w:t>
+      </w:r>
+    </w:p>
+    <w:p/>
+    <w:p>
+      <w:r>
+        <w:t>当前设计采用的是“题级评分累加 + 分支行为扣减 + 完成后结果沉淀”的逻辑。它的目标不是把培训做成一次纯考试，而是在保证结果可量化的前提下，让员工在答错、查看提示、继续作答的过程中仍然获得正反馈。因此，研发实现时不应只存一个 `score` 总分，而应同时保留单题基础分、尝试次数、是否使用提示、是否跳过、最终题得分、汇总评级等字段，确保当前工作页即时反馈、抽屉历史记录和后续复盘口径一致。3 8 11 12</w:t>
+      </w:r>
+    </w:p>
+    <w:p/>
+    <w:p>
+      <w:r>
+        <w:t>首先应把单题计分公式写死，避免不同端口出现口径不一致。建议按下面的方式实现：总分固定为 100 分，平均分配到每一道题；题目完成后立即结算当前题得分，并同步刷新任务累计得分与结果摘要。这样做可以保证员工在当前工作页内就能看到“这次回答对整体结果有什么影响”，同时也方便抽屉中的培训中心直接显示结果摘要。3 8 11</w:t>
+      </w:r>
+    </w:p>
+    <w:p/>
+    <w:tbl>
+      <w:tblPr>
+        <w:tblStyle w:val="TableGrid"/>
+        <w:tblW w:type="auto" w:w="0"/>
+        <w:tblLook w:firstColumn="1" w:firstRow="1" w:lastColumn="0" w:lastRow="0" w:noHBand="0" w:noVBand="1" w:val="04A0"/>
+      </w:tblPr>
+      <w:tblGrid>
+        <w:gridCol w:w="2880"/>
+        <w:gridCol w:w="2880"/>
+        <w:gridCol w:w="2880"/>
+      </w:tblGrid>
+      <w:tr>
+        <w:tc>
+          <w:tcPr>
+            <w:tcW w:type="dxa" w:w="2880"/>
+          </w:tcPr>
+          <w:p>
+            <w:r>
+              <w:t>规则项</w:t>
+            </w:r>
+          </w:p>
+        </w:tc>
+        <w:tc>
+          <w:tcPr>
+            <w:tcW w:type="dxa" w:w="2880"/>
+          </w:tcPr>
+          <w:p>
+            <w:r>
+              <w:t>建议口径</w:t>
+            </w:r>
+          </w:p>
+        </w:tc>
+        <w:tc>
+          <w:tcPr>
+            <w:tcW w:type="dxa" w:w="2880"/>
+          </w:tcPr>
+          <w:p>
+            <w:r>
+              <w:t>研发实现说明</w:t>
+            </w:r>
+          </w:p>
+        </w:tc>
+      </w:tr>
+      <w:tr>
+        <w:tc>
+          <w:tcPr>
+            <w:tcW w:type="dxa" w:w="2880"/>
+          </w:tcPr>
+          <w:p>
+            <w:r>
+              <w:t>总分</w:t>
+            </w:r>
+          </w:p>
+        </w:tc>
+        <w:tc>
+          <w:tcPr>
+            <w:tcW w:type="dxa" w:w="2880"/>
+          </w:tcPr>
+          <w:p>
+            <w:r>
+              <w:t>固定 100 分</w:t>
+            </w:r>
+          </w:p>
+        </w:tc>
+        <w:tc>
+          <w:tcPr>
+            <w:tcW w:type="dxa" w:w="2880"/>
+          </w:tcPr>
+          <w:p>
+            <w:r>
+              <w:t>所有培训任务统一按 100 分结算，便于跨任务比较</w:t>
+            </w:r>
+          </w:p>
+        </w:tc>
+      </w:tr>
+      <w:tr>
+        <w:tc>
+          <w:tcPr>
+            <w:tcW w:type="dxa" w:w="2880"/>
+          </w:tcPr>
+          <w:p>
+            <w:r>
+              <w:t>单题基础分</w:t>
+            </w:r>
+          </w:p>
+        </w:tc>
+        <w:tc>
+          <w:tcPr>
+            <w:tcW w:type="dxa" w:w="2880"/>
+          </w:tcPr>
+          <w:p>
+            <w:r>
+              <w:t>`100 / 总题数`</w:t>
+            </w:r>
+          </w:p>
+        </w:tc>
+        <w:tc>
+          <w:tcPr>
+            <w:tcW w:type="dxa" w:w="2880"/>
+          </w:tcPr>
+          <w:p>
+            <w:r>
+              <w:t>建议保留至少两位小数，最终总分再统一取整</w:t>
+            </w:r>
+          </w:p>
+        </w:tc>
+      </w:tr>
+      <w:tr>
+        <w:tc>
+          <w:tcPr>
+            <w:tcW w:type="dxa" w:w="2880"/>
+          </w:tcPr>
+          <w:p>
+            <w:r>
+              <w:t>首次答对</w:t>
+            </w:r>
+          </w:p>
+        </w:tc>
+        <w:tc>
+          <w:tcPr>
+            <w:tcW w:type="dxa" w:w="2880"/>
+          </w:tcPr>
+          <w:p>
+            <w:r>
+              <w:t>获得该题满分</w:t>
+            </w:r>
+          </w:p>
+        </w:tc>
+        <w:tc>
+          <w:tcPr>
+            <w:tcW w:type="dxa" w:w="2880"/>
+          </w:tcPr>
+          <w:p>
+            <w:r>
+              <w:t>`actualScore = questionBaseScore`</w:t>
+            </w:r>
+          </w:p>
+        </w:tc>
+      </w:tr>
+      <w:tr>
+        <w:tc>
+          <w:tcPr>
+            <w:tcW w:type="dxa" w:w="2880"/>
+          </w:tcPr>
+          <w:p>
+            <w:r>
+              <w:t>使用提示后答对</w:t>
+            </w:r>
+          </w:p>
+        </w:tc>
+        <w:tc>
+          <w:tcPr>
+            <w:tcW w:type="dxa" w:w="2880"/>
+          </w:tcPr>
+          <w:p>
+            <w:r>
+              <w:t>扣减 20%</w:t>
+            </w:r>
+          </w:p>
+        </w:tc>
+        <w:tc>
+          <w:tcPr>
+            <w:tcW w:type="dxa" w:w="2880"/>
+          </w:tcPr>
+          <w:p>
+            <w:r>
+              <w:t>`actualScore = questionBaseScore × 0.8`</w:t>
+            </w:r>
+          </w:p>
+        </w:tc>
+      </w:tr>
+      <w:tr>
+        <w:tc>
+          <w:tcPr>
+            <w:tcW w:type="dxa" w:w="2880"/>
+          </w:tcPr>
+          <w:p>
+            <w:r>
+              <w:t>多次尝试后答对</w:t>
+            </w:r>
+          </w:p>
+        </w:tc>
+        <w:tc>
+          <w:tcPr>
+            <w:tcW w:type="dxa" w:w="2880"/>
+          </w:tcPr>
+          <w:p>
+            <w:r>
+              <w:t>扣减 30%</w:t>
+            </w:r>
+          </w:p>
+        </w:tc>
+        <w:tc>
+          <w:tcPr>
+            <w:tcW w:type="dxa" w:w="2880"/>
+          </w:tcPr>
+          <w:p>
+            <w:r>
+              <w:t>当 `attempts &gt;= 2` 且最终答对时，`actualScore = questionBaseScore × 0.7`</w:t>
+            </w:r>
+          </w:p>
+        </w:tc>
+      </w:tr>
+      <w:tr>
+        <w:tc>
+          <w:tcPr>
+            <w:tcW w:type="dxa" w:w="2880"/>
+          </w:tcPr>
+          <w:p>
+            <w:r>
+              <w:t>跳过此题</w:t>
+            </w:r>
+          </w:p>
+        </w:tc>
+        <w:tc>
+          <w:tcPr>
+            <w:tcW w:type="dxa" w:w="2880"/>
+          </w:tcPr>
+          <w:p>
+            <w:r>
+              <w:t>0 分</w:t>
+            </w:r>
+          </w:p>
+        </w:tc>
+        <w:tc>
+          <w:tcPr>
+            <w:tcW w:type="dxa" w:w="2880"/>
+          </w:tcPr>
+          <w:p>
+            <w:r>
+              <w:t>`actualScore = 0`，同时记录 `skipped = true`</w:t>
+            </w:r>
+          </w:p>
+        </w:tc>
+      </w:tr>
+      <w:tr>
+        <w:tc>
+          <w:tcPr>
+            <w:tcW w:type="dxa" w:w="2880"/>
+          </w:tcPr>
+          <w:p>
+            <w:r>
+              <w:t>总分汇总</w:t>
+            </w:r>
+          </w:p>
+        </w:tc>
+        <w:tc>
+          <w:tcPr>
+            <w:tcW w:type="dxa" w:w="2880"/>
+          </w:tcPr>
+          <w:p>
+            <w:r>
+              <w:t>各题得分求和后取整</w:t>
+            </w:r>
+          </w:p>
+        </w:tc>
+        <w:tc>
+          <w:tcPr>
+            <w:tcW w:type="dxa" w:w="2880"/>
+          </w:tcPr>
+          <w:p>
+            <w:r>
+              <w:t>建议在任务完成时统一 `Math.round(totalScore)`</w:t>
+            </w:r>
+          </w:p>
+        </w:tc>
+      </w:tr>
+    </w:tbl>
+    <w:p/>
+    <w:p/>
+    <w:p>
+      <w:r>
+        <w:t>为避免研发在边界情形上出现不同理解，文档还需要明确“扣分优先级”。如果员工在同一道题上既发生过多次尝试，又使用了提示，则按较低得分结果结算，不做重复叠加扣分。也就是说，这类题目统一按“多次尝试后答对”的口径记为单题基础分的 70%。这样规则更稳定，也更容易向业务解释：系统只保留该题最终最弱的一次表现级别，而不会因为多个学习行为叠加把分数压得过低。3 8 11</w:t>
+      </w:r>
+    </w:p>
+    <w:p/>
+    <w:tbl>
+      <w:tblPr>
+        <w:tblStyle w:val="TableGrid"/>
+        <w:tblW w:type="auto" w:w="0"/>
+        <w:tblLook w:firstColumn="1" w:firstRow="1" w:lastColumn="0" w:lastRow="0" w:noHBand="0" w:noVBand="1" w:val="04A0"/>
+      </w:tblPr>
+      <w:tblGrid>
+        <w:gridCol w:w="2880"/>
+        <w:gridCol w:w="2880"/>
+        <w:gridCol w:w="2880"/>
+      </w:tblGrid>
+      <w:tr>
+        <w:tc>
+          <w:tcPr>
+            <w:tcW w:type="dxa" w:w="2880"/>
+          </w:tcPr>
+          <w:p>
+            <w:r>
+              <w:t>单题作答路径</w:t>
+            </w:r>
+          </w:p>
+        </w:tc>
+        <w:tc>
+          <w:tcPr>
+            <w:tcW w:type="dxa" w:w="2880"/>
+          </w:tcPr>
+          <w:p>
+            <w:r>
+              <w:t>最终单题得分</w:t>
+            </w:r>
+          </w:p>
+        </w:tc>
+        <w:tc>
+          <w:tcPr>
+            <w:tcW w:type="dxa" w:w="2880"/>
+          </w:tcPr>
+          <w:p>
+            <w:r>
+              <w:t>页面与状态同步要求</w:t>
+            </w:r>
+          </w:p>
+        </w:tc>
+      </w:tr>
+      <w:tr>
+        <w:tc>
+          <w:tcPr>
+            <w:tcW w:type="dxa" w:w="2880"/>
+          </w:tcPr>
+          <w:p>
+            <w:r>
+              <w:t>第 1 次直接答对</w:t>
+            </w:r>
+          </w:p>
+        </w:tc>
+        <w:tc>
+          <w:tcPr>
+            <w:tcW w:type="dxa" w:w="2880"/>
+          </w:tcPr>
+          <w:p>
+            <w:r>
+              <w:t>100% 基础分</w:t>
+            </w:r>
+          </w:p>
+        </w:tc>
+        <w:tc>
+          <w:tcPr>
+            <w:tcW w:type="dxa" w:w="2880"/>
+          </w:tcPr>
+          <w:p>
+            <w:r>
+              <w:t>当前会话立即显示正向反馈，并刷新累计得分</w:t>
+            </w:r>
+          </w:p>
+        </w:tc>
+      </w:tr>
+      <w:tr>
+        <w:tc>
+          <w:tcPr>
+            <w:tcW w:type="dxa" w:w="2880"/>
+          </w:tcPr>
+          <w:p>
+            <w:r>
+              <w:t>第 1 次答错，第 2 次答对</w:t>
+            </w:r>
+          </w:p>
+        </w:tc>
+        <w:tc>
+          <w:tcPr>
+            <w:tcW w:type="dxa" w:w="2880"/>
+          </w:tcPr>
+          <w:p>
+            <w:r>
+              <w:t>70% 基础分</w:t>
+            </w:r>
+          </w:p>
+        </w:tc>
+        <w:tc>
+          <w:tcPr>
+            <w:tcW w:type="dxa" w:w="2880"/>
+          </w:tcPr>
+          <w:p>
+            <w:r>
+              <w:t>记录 `attempts = 2`，在反馈中体现“修正后答对”</w:t>
+            </w:r>
+          </w:p>
+        </w:tc>
+      </w:tr>
+      <w:tr>
+        <w:tc>
+          <w:tcPr>
+            <w:tcW w:type="dxa" w:w="2880"/>
+          </w:tcPr>
+          <w:p>
+            <w:r>
+              <w:t>查看提示后答对</w:t>
+            </w:r>
+          </w:p>
+        </w:tc>
+        <w:tc>
+          <w:tcPr>
+            <w:tcW w:type="dxa" w:w="2880"/>
+          </w:tcPr>
+          <w:p>
+            <w:r>
+              <w:t>80% 基础分</w:t>
+            </w:r>
+          </w:p>
+        </w:tc>
+        <w:tc>
+          <w:tcPr>
+            <w:tcW w:type="dxa" w:w="2880"/>
+          </w:tcPr>
+          <w:p>
+            <w:r>
+              <w:t>记录 `usedHint = true`，结果摘要中计入“使用提示次数”</w:t>
+            </w:r>
+          </w:p>
+        </w:tc>
+      </w:tr>
+      <w:tr>
+        <w:tc>
+          <w:tcPr>
+            <w:tcW w:type="dxa" w:w="2880"/>
+          </w:tcPr>
+          <w:p>
+            <w:r>
+              <w:t>多次尝试后又查看提示并答对</w:t>
+            </w:r>
+          </w:p>
+        </w:tc>
+        <w:tc>
+          <w:tcPr>
+            <w:tcW w:type="dxa" w:w="2880"/>
+          </w:tcPr>
+          <w:p>
+            <w:r>
+              <w:t>70% 基础分</w:t>
+            </w:r>
+          </w:p>
+        </w:tc>
+        <w:tc>
+          <w:tcPr>
+            <w:tcW w:type="dxa" w:w="2880"/>
+          </w:tcPr>
+          <w:p>
+            <w:r>
+              <w:t>取较低得分口径，不重复扣减</w:t>
+            </w:r>
+          </w:p>
+        </w:tc>
+      </w:tr>
+      <w:tr>
+        <w:tc>
+          <w:tcPr>
+            <w:tcW w:type="dxa" w:w="2880"/>
+          </w:tcPr>
+          <w:p>
+            <w:r>
+              <w:t>主动跳过</w:t>
+            </w:r>
+          </w:p>
+        </w:tc>
+        <w:tc>
+          <w:tcPr>
+            <w:tcW w:type="dxa" w:w="2880"/>
+          </w:tcPr>
+          <w:p>
+            <w:r>
+              <w:t>0 分</w:t>
+            </w:r>
+          </w:p>
+        </w:tc>
+        <w:tc>
+          <w:tcPr>
+            <w:tcW w:type="dxa" w:w="2880"/>
+          </w:tcPr>
+          <w:p>
+            <w:r>
+              <w:t>记录 `skipped = true`，并允许后续在抽屉历史中回看</w:t>
+            </w:r>
+          </w:p>
+        </w:tc>
+      </w:tr>
+    </w:tbl>
+    <w:p/>
+    <w:p/>
+    <w:p>
+      <w:r>
+        <w:t>评分不是孤立显示，而要转换成业务可读的结果层级。建议在任务完成后同步生成总分、等级、星级、AI 总结、题级明细五类结果，用于当前工作页内联结果卡、抽屉培训中心摘要和二级复盘视图共用。等级与星级建议统一按下表计算，避免后续前端、后端、数据报表各自解释不同。3 8 11</w:t>
+      </w:r>
+    </w:p>
+    <w:p/>
+    <w:tbl>
+      <w:tblPr>
+        <w:tblStyle w:val="TableGrid"/>
+        <w:tblW w:type="auto" w:w="0"/>
+        <w:tblLook w:firstColumn="1" w:firstRow="1" w:lastColumn="0" w:lastRow="0" w:noHBand="0" w:noVBand="1" w:val="04A0"/>
+      </w:tblPr>
+      <w:tblGrid>
+        <w:gridCol w:w="1728"/>
+        <w:gridCol w:w="1728"/>
+        <w:gridCol w:w="1728"/>
+        <w:gridCol w:w="1728"/>
+        <w:gridCol w:w="1728"/>
+      </w:tblGrid>
+      <w:tr>
+        <w:tc>
+          <w:tcPr>
+            <w:tcW w:type="dxa" w:w="1728"/>
+          </w:tcPr>
+          <w:p>
+            <w:r>
+              <w:t>总分区间</w:t>
+            </w:r>
+          </w:p>
+        </w:tc>
+        <w:tc>
+          <w:tcPr>
+            <w:tcW w:type="dxa" w:w="1728"/>
+          </w:tcPr>
+          <w:p>
+            <w:r>
+              <w:t>等级</w:t>
+            </w:r>
+          </w:p>
+        </w:tc>
+        <w:tc>
+          <w:tcPr>
+            <w:tcW w:type="dxa" w:w="1728"/>
+          </w:tcPr>
+          <w:p>
+            <w:r>
+              <w:t>星级</w:t>
+            </w:r>
+          </w:p>
+        </w:tc>
+        <w:tc>
+          <w:tcPr>
+            <w:tcW w:type="dxa" w:w="1728"/>
+          </w:tcPr>
+          <w:p>
+            <w:r>
+              <w:t>对业务的解释</w:t>
+            </w:r>
+          </w:p>
+        </w:tc>
+        <w:tc>
+          <w:tcPr>
+            <w:tcW w:type="dxa" w:w="1728"/>
+          </w:tcPr>
+          <w:p>
+            <w:r>
+              <w:t>页面建议文案</w:t>
+            </w:r>
+          </w:p>
+        </w:tc>
+      </w:tr>
+      <w:tr>
+        <w:tc>
+          <w:tcPr>
+            <w:tcW w:type="dxa" w:w="1728"/>
+          </w:tcPr>
+          <w:p>
+            <w:r>
+              <w:t>90-100</w:t>
+            </w:r>
+          </w:p>
+        </w:tc>
+        <w:tc>
+          <w:tcPr>
+            <w:tcW w:type="dxa" w:w="1728"/>
+          </w:tcPr>
+          <w:p>
+            <w:r>
+              <w:t>A</w:t>
+            </w:r>
+          </w:p>
+        </w:tc>
+        <w:tc>
+          <w:tcPr>
+            <w:tcW w:type="dxa" w:w="1728"/>
+          </w:tcPr>
+          <w:p>
+            <w:r>
+              <w:t>5 星</w:t>
+            </w:r>
+          </w:p>
+        </w:tc>
+        <w:tc>
+          <w:tcPr>
+            <w:tcW w:type="dxa" w:w="1728"/>
+          </w:tcPr>
+          <w:p>
+            <w:r>
+              <w:t>已熟练掌握，可直接上岗或担任示范对象</w:t>
+            </w:r>
+          </w:p>
+        </w:tc>
+        <w:tc>
+          <w:tcPr>
+            <w:tcW w:type="dxa" w:w="1728"/>
+          </w:tcPr>
+          <w:p>
+            <w:r>
+              <w:t>已熟练掌握本次培训内容</w:t>
+            </w:r>
+          </w:p>
+        </w:tc>
+      </w:tr>
+      <w:tr>
+        <w:tc>
+          <w:tcPr>
+            <w:tcW w:type="dxa" w:w="1728"/>
+          </w:tcPr>
+          <w:p>
+            <w:r>
+              <w:t>80-89</w:t>
+            </w:r>
+          </w:p>
+        </w:tc>
+        <w:tc>
+          <w:tcPr>
+            <w:tcW w:type="dxa" w:w="1728"/>
+          </w:tcPr>
+          <w:p>
+            <w:r>
+              <w:t>B</w:t>
+            </w:r>
+          </w:p>
+        </w:tc>
+        <w:tc>
+          <w:tcPr>
+            <w:tcW w:type="dxa" w:w="1728"/>
+          </w:tcPr>
+          <w:p>
+            <w:r>
+              <w:t>4 星</w:t>
+            </w:r>
+          </w:p>
+        </w:tc>
+        <w:tc>
+          <w:tcPr>
+            <w:tcW w:type="dxa" w:w="1728"/>
+          </w:tcPr>
+          <w:p>
+            <w:r>
+              <w:t>基本掌握，仍有少量细节需要强化</w:t>
+            </w:r>
+          </w:p>
+        </w:tc>
+        <w:tc>
+          <w:tcPr>
+            <w:tcW w:type="dxa" w:w="1728"/>
+          </w:tcPr>
+          <w:p>
+            <w:r>
+              <w:t>表现良好，建议继续巩固关键细节</w:t>
+            </w:r>
+          </w:p>
+        </w:tc>
+      </w:tr>
+      <w:tr>
+        <w:tc>
+          <w:tcPr>
+            <w:tcW w:type="dxa" w:w="1728"/>
+          </w:tcPr>
+          <w:p>
+            <w:r>
+              <w:t>70-79</w:t>
+            </w:r>
+          </w:p>
+        </w:tc>
+        <w:tc>
+          <w:tcPr>
+            <w:tcW w:type="dxa" w:w="1728"/>
+          </w:tcPr>
+          <w:p>
+            <w:r>
+              <w:t>C</w:t>
+            </w:r>
+          </w:p>
+        </w:tc>
+        <w:tc>
+          <w:tcPr>
+            <w:tcW w:type="dxa" w:w="1728"/>
+          </w:tcPr>
+          <w:p>
+            <w:r>
+              <w:t>3 星</w:t>
+            </w:r>
+          </w:p>
+        </w:tc>
+        <w:tc>
+          <w:tcPr>
+            <w:tcW w:type="dxa" w:w="1728"/>
+          </w:tcPr>
+          <w:p>
+            <w:r>
+              <w:t>勉强达标，说明关键点掌握不稳定</w:t>
+            </w:r>
+          </w:p>
+        </w:tc>
+        <w:tc>
+          <w:tcPr>
+            <w:tcW w:type="dxa" w:w="1728"/>
+          </w:tcPr>
+          <w:p>
+            <w:r>
+              <w:t>已完成培训，但仍需针对错题复训</w:t>
+            </w:r>
+          </w:p>
+        </w:tc>
+      </w:tr>
+      <w:tr>
+        <w:tc>
+          <w:tcPr>
+            <w:tcW w:type="dxa" w:w="1728"/>
+          </w:tcPr>
+          <w:p>
+            <w:r>
+              <w:t>60-69</w:t>
+            </w:r>
+          </w:p>
+        </w:tc>
+        <w:tc>
+          <w:tcPr>
+            <w:tcW w:type="dxa" w:w="1728"/>
+          </w:tcPr>
+          <w:p>
+            <w:r>
+              <w:t>D</w:t>
+            </w:r>
+          </w:p>
+        </w:tc>
+        <w:tc>
+          <w:tcPr>
+            <w:tcW w:type="dxa" w:w="1728"/>
+          </w:tcPr>
+          <w:p>
+            <w:r>
+              <w:t>2 星</w:t>
+            </w:r>
+          </w:p>
+        </w:tc>
+        <w:tc>
+          <w:tcPr>
+            <w:tcW w:type="dxa" w:w="1728"/>
+          </w:tcPr>
+          <w:p>
+            <w:r>
+              <w:t>未达到稳定执行标准，需要补练</w:t>
+            </w:r>
+          </w:p>
+        </w:tc>
+        <w:tc>
+          <w:tcPr>
+            <w:tcW w:type="dxa" w:w="1728"/>
+          </w:tcPr>
+          <w:p>
+            <w:r>
+              <w:t>建议尽快安排针对性复训</w:t>
+            </w:r>
+          </w:p>
+        </w:tc>
+      </w:tr>
+      <w:tr>
+        <w:tc>
+          <w:tcPr>
+            <w:tcW w:type="dxa" w:w="1728"/>
+          </w:tcPr>
+          <w:p>
+            <w:r>
+              <w:t>0-59</w:t>
+            </w:r>
+          </w:p>
+        </w:tc>
+        <w:tc>
+          <w:tcPr>
+            <w:tcW w:type="dxa" w:w="1728"/>
+          </w:tcPr>
+          <w:p>
+            <w:r>
+              <w:t>D</w:t>
+            </w:r>
+          </w:p>
+        </w:tc>
+        <w:tc>
+          <w:tcPr>
+            <w:tcW w:type="dxa" w:w="1728"/>
+          </w:tcPr>
+          <w:p>
+            <w:r>
+              <w:t>1 星</w:t>
+            </w:r>
+          </w:p>
+        </w:tc>
+        <w:tc>
+          <w:tcPr>
+            <w:tcW w:type="dxa" w:w="1728"/>
+          </w:tcPr>
+          <w:p>
+            <w:r>
+              <w:t>结果偏弱，应优先复训或重新发起任务</w:t>
+            </w:r>
+          </w:p>
+        </w:tc>
+        <w:tc>
+          <w:tcPr>
+            <w:tcW w:type="dxa" w:w="1728"/>
+          </w:tcPr>
+          <w:p>
+            <w:r>
+              <w:t>本次掌握不足，建议重新训练</w:t>
+            </w:r>
+          </w:p>
+        </w:tc>
+      </w:tr>
+    </w:tbl>
+    <w:p/>
+    <w:p/>
+    <w:p>
+      <w:r>
+        <w:t>在当前真实产品链路里，这些结果不会跳去独立培训报告页，而是以当前工作页内联结果摘要 + 抽屉培训中心历史结果的方式沉淀。因此，研发实现时需要把“评分结算”和“结果展示位置”一起设计，而不是把分数只存在某个详情页里。当前工作页至少要能展示本次任务是否完成、最终总分、等级或星级、结果已记录提示；抽屉培训中心则需要展示任务标题、最新分数、完成时间、是否需要复训等摘要信息，便于管理者和员工后续回看。5 9 12</w:t>
+      </w:r>
+    </w:p>
+    <w:p/>
+    <w:tbl>
+      <w:tblPr>
+        <w:tblStyle w:val="TableGrid"/>
+        <w:tblW w:type="auto" w:w="0"/>
+        <w:tblLook w:firstColumn="1" w:firstRow="1" w:lastColumn="0" w:lastRow="0" w:noHBand="0" w:noVBand="1" w:val="04A0"/>
+      </w:tblPr>
+      <w:tblGrid>
+        <w:gridCol w:w="2880"/>
+        <w:gridCol w:w="2880"/>
+        <w:gridCol w:w="2880"/>
+      </w:tblGrid>
+      <w:tr>
+        <w:tc>
+          <w:tcPr>
+            <w:tcW w:type="dxa" w:w="2880"/>
+          </w:tcPr>
+          <w:p>
+            <w:r>
+              <w:t>结果对象</w:t>
+            </w:r>
+          </w:p>
+        </w:tc>
+        <w:tc>
+          <w:tcPr>
+            <w:tcW w:type="dxa" w:w="2880"/>
+          </w:tcPr>
+          <w:p>
+            <w:r>
+              <w:t>最低必备字段</w:t>
+            </w:r>
+          </w:p>
+        </w:tc>
+        <w:tc>
+          <w:tcPr>
+            <w:tcW w:type="dxa" w:w="2880"/>
+          </w:tcPr>
+          <w:p>
+            <w:r>
+              <w:t>用于哪里</w:t>
+            </w:r>
+          </w:p>
+        </w:tc>
+      </w:tr>
+      <w:tr>
+        <w:tc>
+          <w:tcPr>
+            <w:tcW w:type="dxa" w:w="2880"/>
+          </w:tcPr>
+          <w:p>
+            <w:r>
+              <w:t>单题结果</w:t>
+            </w:r>
+          </w:p>
+        </w:tc>
+        <w:tc>
+          <w:tcPr>
+            <w:tcW w:type="dxa" w:w="2880"/>
+          </w:tcPr>
+          <w:p>
+            <w:r>
+              <w:t>`questionId`、`baseScore`、`actualScore`、`attempts`、`usedHint`、`skipped`</w:t>
+            </w:r>
+          </w:p>
+        </w:tc>
+        <w:tc>
+          <w:tcPr>
+            <w:tcW w:type="dxa" w:w="2880"/>
+          </w:tcPr>
+          <w:p>
+            <w:r>
+              <w:t>当前工作页会话反馈、历史复盘</w:t>
+            </w:r>
+          </w:p>
+        </w:tc>
+      </w:tr>
+      <w:tr>
+        <w:tc>
+          <w:tcPr>
+            <w:tcW w:type="dxa" w:w="2880"/>
+          </w:tcPr>
+          <w:p>
+            <w:r>
+              <w:t>培训结果摘要</w:t>
+            </w:r>
+          </w:p>
+        </w:tc>
+        <w:tc>
+          <w:tcPr>
+            <w:tcW w:type="dxa" w:w="2880"/>
+          </w:tcPr>
+          <w:p>
+            <w:r>
+              <w:t>`totalScore`、`grade`、`starLevel`、`correctCount`、`hintUsedCount`、`skippedCount`</w:t>
+            </w:r>
+          </w:p>
+        </w:tc>
+        <w:tc>
+          <w:tcPr>
+            <w:tcW w:type="dxa" w:w="2880"/>
+          </w:tcPr>
+          <w:p>
+            <w:r>
+              <w:t>当前工作页完成提示、抽屉培训中心</w:t>
+            </w:r>
+          </w:p>
+        </w:tc>
+      </w:tr>
+      <w:tr>
+        <w:tc>
+          <w:tcPr>
+            <w:tcW w:type="dxa" w:w="2880"/>
+          </w:tcPr>
+          <w:p>
+            <w:r>
+              <w:t>培训结果扩展信息</w:t>
+            </w:r>
+          </w:p>
+        </w:tc>
+        <w:tc>
+          <w:tcPr>
+            <w:tcW w:type="dxa" w:w="2880"/>
+          </w:tcPr>
+          <w:p>
+            <w:r>
+              <w:t>`feedbackSummary`、`completedAt`、`duration`、`questionResults[]`</w:t>
+            </w:r>
+          </w:p>
+        </w:tc>
+        <w:tc>
+          <w:tcPr>
+            <w:tcW w:type="dxa" w:w="2880"/>
+          </w:tcPr>
+          <w:p>
+            <w:r>
+              <w:t>历史详情、问题复盘、再次发起培训</w:t>
+            </w:r>
+          </w:p>
+        </w:tc>
+      </w:tr>
+    </w:tbl>
+    <w:p/>
+    <w:p/>
+    <w:p>
+      <w:r>
+        <w:t>如果后续要支持“按错题重训”“按低分员工二次发起培训”或“门店培训达标率统计”，当前这套评分结构也能直接复用。换句话说，评分规则不仅决定一个页面上显示几分，更决定培训任务能否继续向复训、排行、组织分析和门店标准化执行场景延展，因此这部分应被视为核心业务规则，而不是单纯的展示文案。3 8 10 11</w:t>
+      </w:r>
+    </w:p>
+    <w:p/>
+    <w:p>
+      <w:r>
+        <w:t>下面这张表可直接作为研发联调时的验收基准，确保前端展示、接口返回和运营理解使用同一套规则。</w:t>
+      </w:r>
+    </w:p>
+    <w:p/>
+    <w:tbl>
+      <w:tblPr>
+        <w:tblStyle w:val="TableGrid"/>
+        <w:tblW w:type="auto" w:w="0"/>
+        <w:tblLook w:firstColumn="1" w:firstRow="1" w:lastColumn="0" w:lastRow="0" w:noHBand="0" w:noVBand="1" w:val="04A0"/>
+      </w:tblPr>
+      <w:tblGrid>
+        <w:gridCol w:w="2880"/>
+        <w:gridCol w:w="2880"/>
+        <w:gridCol w:w="2880"/>
+      </w:tblGrid>
+      <w:tr>
+        <w:tc>
+          <w:tcPr>
+            <w:tcW w:type="dxa" w:w="2880"/>
+          </w:tcPr>
+          <w:p>
+            <w:r>
+              <w:t>验收项</w:t>
+            </w:r>
+          </w:p>
+        </w:tc>
+        <w:tc>
+          <w:tcPr>
+            <w:tcW w:type="dxa" w:w="2880"/>
+          </w:tcPr>
+          <w:p>
+            <w:r>
+              <w:t>验收标准</w:t>
+            </w:r>
+          </w:p>
+        </w:tc>
+        <w:tc>
+          <w:tcPr>
+            <w:tcW w:type="dxa" w:w="2880"/>
+          </w:tcPr>
+          <w:p>
+            <w:r>
+              <w:t>说明</w:t>
+            </w:r>
+          </w:p>
+        </w:tc>
+      </w:tr>
+      <w:tr>
+        <w:tc>
+          <w:tcPr>
+            <w:tcW w:type="dxa" w:w="2880"/>
+          </w:tcPr>
+          <w:p>
+            <w:r>
+              <w:t>单题结算</w:t>
+            </w:r>
+          </w:p>
+        </w:tc>
+        <w:tc>
+          <w:tcPr>
+            <w:tcW w:type="dxa" w:w="2880"/>
+          </w:tcPr>
+          <w:p>
+            <w:r>
+              <w:t>每题提交后立即可得出 `actualScore`</w:t>
+            </w:r>
+          </w:p>
+        </w:tc>
+        <w:tc>
+          <w:tcPr>
+            <w:tcW w:type="dxa" w:w="2880"/>
+          </w:tcPr>
+          <w:p>
+            <w:r>
+              <w:t>不允许任务完成后再补算导致前端口径漂移</w:t>
+            </w:r>
+          </w:p>
+        </w:tc>
+      </w:tr>
+      <w:tr>
+        <w:tc>
+          <w:tcPr>
+            <w:tcW w:type="dxa" w:w="2880"/>
+          </w:tcPr>
+          <w:p>
+            <w:r>
+              <w:t>提示扣分</w:t>
+            </w:r>
+          </w:p>
+        </w:tc>
+        <w:tc>
+          <w:tcPr>
+            <w:tcW w:type="dxa" w:w="2880"/>
+          </w:tcPr>
+          <w:p>
+            <w:r>
+              <w:t>使用提示后答对固定按 80% 结算</w:t>
+            </w:r>
+          </w:p>
+        </w:tc>
+        <w:tc>
+          <w:tcPr>
+            <w:tcW w:type="dxa" w:w="2880"/>
+          </w:tcPr>
+          <w:p>
+            <w:r>
+              <w:t>前后端口径一致</w:t>
+            </w:r>
+          </w:p>
+        </w:tc>
+      </w:tr>
+      <w:tr>
+        <w:tc>
+          <w:tcPr>
+            <w:tcW w:type="dxa" w:w="2880"/>
+          </w:tcPr>
+          <w:p>
+            <w:r>
+              <w:t>尝试扣分</w:t>
+            </w:r>
+          </w:p>
+        </w:tc>
+        <w:tc>
+          <w:tcPr>
+            <w:tcW w:type="dxa" w:w="2880"/>
+          </w:tcPr>
+          <w:p>
+            <w:r>
+              <w:t>`attempts &gt;= 2` 后答对固定按 70% 结算</w:t>
+            </w:r>
+          </w:p>
+        </w:tc>
+        <w:tc>
+          <w:tcPr>
+            <w:tcW w:type="dxa" w:w="2880"/>
+          </w:tcPr>
+          <w:p>
+            <w:r>
+              <w:t>与是否使用提示无冲突</w:t>
+            </w:r>
+          </w:p>
+        </w:tc>
+      </w:tr>
+      <w:tr>
+        <w:tc>
+          <w:tcPr>
+            <w:tcW w:type="dxa" w:w="2880"/>
+          </w:tcPr>
+          <w:p>
+            <w:r>
+              <w:t>跳题处理</w:t>
+            </w:r>
+          </w:p>
+        </w:tc>
+        <w:tc>
+          <w:tcPr>
+            <w:tcW w:type="dxa" w:w="2880"/>
+          </w:tcPr>
+          <w:p>
+            <w:r>
+              <w:t>跳过后得分为 0，且可进入下一题</w:t>
+            </w:r>
+          </w:p>
+        </w:tc>
+        <w:tc>
+          <w:tcPr>
+            <w:tcW w:type="dxa" w:w="2880"/>
+          </w:tcPr>
+          <w:p>
+            <w:r>
+              <w:t>需保留跳过记录</w:t>
+            </w:r>
+          </w:p>
+        </w:tc>
+      </w:tr>
+      <w:tr>
+        <w:tc>
+          <w:tcPr>
+            <w:tcW w:type="dxa" w:w="2880"/>
+          </w:tcPr>
+          <w:p>
+            <w:r>
+              <w:t>总分汇总</w:t>
+            </w:r>
+          </w:p>
+        </w:tc>
+        <w:tc>
+          <w:tcPr>
+            <w:tcW w:type="dxa" w:w="2880"/>
+          </w:tcPr>
+          <w:p>
+            <w:r>
+              <w:t>所有单题得分求和后取整</w:t>
+            </w:r>
+          </w:p>
+        </w:tc>
+        <w:tc>
+          <w:tcPr>
+            <w:tcW w:type="dxa" w:w="2880"/>
+          </w:tcPr>
+          <w:p>
+            <w:r>
+              <w:t>用于等级、星级与摘要文案生成</w:t>
+            </w:r>
+          </w:p>
+        </w:tc>
+      </w:tr>
+      <w:tr>
+        <w:tc>
+          <w:tcPr>
+            <w:tcW w:type="dxa" w:w="2880"/>
+          </w:tcPr>
+          <w:p>
+            <w:r>
+              <w:t>结果沉淀</w:t>
+            </w:r>
+          </w:p>
+        </w:tc>
+        <w:tc>
+          <w:tcPr>
+            <w:tcW w:type="dxa" w:w="2880"/>
+          </w:tcPr>
+          <w:p>
+            <w:r>
+              <w:t>当前工作页和抽屉都能读取同一份结果摘要</w:t>
+            </w:r>
+          </w:p>
+        </w:tc>
+        <w:tc>
+          <w:tcPr>
+            <w:tcW w:type="dxa" w:w="2880"/>
+          </w:tcPr>
+          <w:p>
+            <w:r>
+              <w:t>避免出现两个不同结果版本</w:t>
+            </w:r>
+          </w:p>
+        </w:tc>
+      </w:tr>
+      <w:tr>
+        <w:tc>
+          <w:tcPr>
+            <w:tcW w:type="dxa" w:w="2880"/>
+          </w:tcPr>
+          <w:p>
+            <w:r>
+              <w:t>可复训性</w:t>
+            </w:r>
+          </w:p>
+        </w:tc>
+        <w:tc>
+          <w:tcPr>
+            <w:tcW w:type="dxa" w:w="2880"/>
+          </w:tcPr>
+          <w:p>
+            <w:r>
+              <w:t>结果中能识别错题、低分题和跳过题</w:t>
+            </w:r>
+          </w:p>
+        </w:tc>
+        <w:tc>
+          <w:tcPr>
+            <w:tcW w:type="dxa" w:w="2880"/>
+          </w:tcPr>
+          <w:p>
+            <w:r>
+              <w:t>便于后续生成复训任务</w:t>
+            </w:r>
+          </w:p>
+        </w:tc>
+      </w:tr>
+    </w:tbl>
+    <w:p/>
+    <w:p/>
+    <w:p/>
+    <w:p>
+      <w:pPr>
+        <w:pStyle w:val="Heading2"/>
+      </w:pPr>
+      <w:r>
+        <w:t>6.6 AI 培训的典型业务场景支撑说明</w:t>
+      </w:r>
+    </w:p>
+    <w:p/>
+    <w:p>
+      <w:r>
+        <w:t>AI 培训的价值不只是在“题库答题”，而在于它可以嵌入不同的餐饮运营场景。新版文档需要把这些场景写清楚，研发才能理解为什么页面中要同时存在任务卡、邀请关系、会话输入、提示展开、当前页结果沉淀以及抽屉历史承接。1 3 5 9 10 12</w:t>
+      </w:r>
+    </w:p>
+    <w:p/>
+    <w:tbl>
+      <w:tblPr>
+        <w:tblStyle w:val="TableGrid"/>
+        <w:tblW w:type="auto" w:w="0"/>
+        <w:tblLook w:firstColumn="1" w:firstRow="1" w:lastColumn="0" w:lastRow="0" w:noHBand="0" w:noVBand="1" w:val="04A0"/>
+      </w:tblPr>
+      <w:tblGrid>
+        <w:gridCol w:w="1728"/>
+        <w:gridCol w:w="1728"/>
+        <w:gridCol w:w="1728"/>
+        <w:gridCol w:w="1728"/>
+        <w:gridCol w:w="1728"/>
+      </w:tblGrid>
+      <w:tr>
+        <w:tc>
+          <w:tcPr>
+            <w:tcW w:type="dxa" w:w="1728"/>
+          </w:tcPr>
+          <w:p>
+            <w:r>
+              <w:t>业务场景</w:t>
+            </w:r>
+          </w:p>
+        </w:tc>
+        <w:tc>
+          <w:tcPr>
+            <w:tcW w:type="dxa" w:w="1728"/>
+          </w:tcPr>
+          <w:p>
+            <w:r>
+              <w:t>谁发起</w:t>
+            </w:r>
+          </w:p>
+        </w:tc>
+        <w:tc>
+          <w:tcPr>
+            <w:tcW w:type="dxa" w:w="1728"/>
+          </w:tcPr>
+          <w:p>
+            <w:r>
+              <w:t>谁参与</w:t>
+            </w:r>
+          </w:p>
+        </w:tc>
+        <w:tc>
+          <w:tcPr>
+            <w:tcW w:type="dxa" w:w="1728"/>
+          </w:tcPr>
+          <w:p>
+            <w:r>
+              <w:t>页面组合</w:t>
+            </w:r>
+          </w:p>
+        </w:tc>
+        <w:tc>
+          <w:tcPr>
+            <w:tcW w:type="dxa" w:w="1728"/>
+          </w:tcPr>
+          <w:p>
+            <w:r>
+              <w:t>设计重点</w:t>
+            </w:r>
+          </w:p>
+        </w:tc>
+      </w:tr>
+      <w:tr>
+        <w:tc>
+          <w:tcPr>
+            <w:tcW w:type="dxa" w:w="1728"/>
+          </w:tcPr>
+          <w:p>
+            <w:r>
+              <w:t>新员工入职培训</w:t>
+            </w:r>
+          </w:p>
+        </w:tc>
+        <w:tc>
+          <w:tcPr>
+            <w:tcW w:type="dxa" w:w="1728"/>
+          </w:tcPr>
+          <w:p>
+            <w:r>
+              <w:t>店长或系统</w:t>
+            </w:r>
+          </w:p>
+        </w:tc>
+        <w:tc>
+          <w:tcPr>
+            <w:tcW w:type="dxa" w:w="1728"/>
+          </w:tcPr>
+          <w:p>
+            <w:r>
+              <w:t>新员工</w:t>
+            </w:r>
+          </w:p>
+        </w:tc>
+        <w:tc>
+          <w:tcPr>
+            <w:tcW w:type="dxa" w:w="1728"/>
+          </w:tcPr>
+          <w:p>
+            <w:r>
+              <w:t>邀请链接 → 无感注册 → 当前工作页承接任务 → 同页完成培训 → 抽屉回看</w:t>
+            </w:r>
+          </w:p>
+        </w:tc>
+        <w:tc>
+          <w:tcPr>
+            <w:tcW w:type="dxa" w:w="1728"/>
+          </w:tcPr>
+          <w:p>
+            <w:r>
+              <w:t>让员工第一次接触系统时就完成组织归位与任务承接</w:t>
+            </w:r>
+          </w:p>
+        </w:tc>
+      </w:tr>
+      <w:tr>
+        <w:tc>
+          <w:tcPr>
+            <w:tcW w:type="dxa" w:w="1728"/>
+          </w:tcPr>
+          <w:p>
+            <w:r>
+              <w:t>门店标准化培训</w:t>
+            </w:r>
+          </w:p>
+        </w:tc>
+        <w:tc>
+          <w:tcPr>
+            <w:tcW w:type="dxa" w:w="1728"/>
+          </w:tcPr>
+          <w:p>
+            <w:r>
+              <w:t>店长</w:t>
+            </w:r>
+          </w:p>
+        </w:tc>
+        <w:tc>
+          <w:tcPr>
+            <w:tcW w:type="dxa" w:w="1728"/>
+          </w:tcPr>
+          <w:p>
+            <w:r>
+              <w:t>服务员、厨师、收银员</w:t>
+            </w:r>
+          </w:p>
+        </w:tc>
+        <w:tc>
+          <w:tcPr>
+            <w:tcW w:type="dxa" w:w="1728"/>
+          </w:tcPr>
+          <w:p>
+            <w:r>
+              <w:t>首页发起 → 组织选择 → 当前工作页答题 → 抽屉培训中心追踪</w:t>
+            </w:r>
+          </w:p>
+        </w:tc>
+        <w:tc>
+          <w:tcPr>
+            <w:tcW w:type="dxa" w:w="1728"/>
+          </w:tcPr>
+          <w:p>
+            <w:r>
+              <w:t>先选层级再选人，培训过程不跳出工作语境</w:t>
+            </w:r>
+          </w:p>
+        </w:tc>
+      </w:tr>
+      <w:tr>
+        <w:tc>
+          <w:tcPr>
+            <w:tcW w:type="dxa" w:w="1728"/>
+          </w:tcPr>
+          <w:p>
+            <w:r>
+              <w:t>会销或顾问演示</w:t>
+            </w:r>
+          </w:p>
+        </w:tc>
+        <w:tc>
+          <w:tcPr>
+            <w:tcW w:type="dxa" w:w="1728"/>
+          </w:tcPr>
+          <w:p>
+            <w:r>
+              <w:t>顾问或老板</w:t>
+            </w:r>
+          </w:p>
+        </w:tc>
+        <w:tc>
+          <w:tcPr>
+            <w:tcW w:type="dxa" w:w="1728"/>
+          </w:tcPr>
+          <w:p>
+            <w:r>
+              <w:t>现场参与者</w:t>
+            </w:r>
+          </w:p>
+        </w:tc>
+        <w:tc>
+          <w:tcPr>
+            <w:tcW w:type="dxa" w:w="1728"/>
+          </w:tcPr>
+          <w:p>
+            <w:r>
+              <w:t>首页 → 培训入口 → 扫码进入 → 当前工作页单页培训</w:t>
+            </w:r>
+          </w:p>
+        </w:tc>
+        <w:tc>
+          <w:tcPr>
+            <w:tcW w:type="dxa" w:w="1728"/>
+          </w:tcPr>
+          <w:p>
+            <w:r>
+              <w:t>入口必须足够短，演示必须可控且路径清晰</w:t>
+            </w:r>
+          </w:p>
+        </w:tc>
+      </w:tr>
+      <w:tr>
+        <w:tc>
+          <w:tcPr>
+            <w:tcW w:type="dxa" w:w="1728"/>
+          </w:tcPr>
+          <w:p>
+            <w:r>
+              <w:t>高频问题复训</w:t>
+            </w:r>
+          </w:p>
+        </w:tc>
+        <w:tc>
+          <w:tcPr>
+            <w:tcW w:type="dxa" w:w="1728"/>
+          </w:tcPr>
+          <w:p>
+            <w:r>
+              <w:t>管理者</w:t>
+            </w:r>
+          </w:p>
+        </w:tc>
+        <w:tc>
+          <w:tcPr>
+            <w:tcW w:type="dxa" w:w="1728"/>
+          </w:tcPr>
+          <w:p>
+            <w:r>
+              <w:t>低分或高错题员工</w:t>
+            </w:r>
+          </w:p>
+        </w:tc>
+        <w:tc>
+          <w:tcPr>
+            <w:tcW w:type="dxa" w:w="1728"/>
+          </w:tcPr>
+          <w:p>
+            <w:r>
+              <w:t>抽屉或问题清单发现问题 → 再次发起培训 → 员工在当前工作页继续训练</w:t>
+            </w:r>
+          </w:p>
+        </w:tc>
+        <w:tc>
+          <w:tcPr>
+            <w:tcW w:type="dxa" w:w="1728"/>
+          </w:tcPr>
+          <w:p>
+            <w:r>
+              <w:t>支持按问题反向生成培训任务</w:t>
+            </w:r>
+          </w:p>
+        </w:tc>
+      </w:tr>
+      <w:tr>
+        <w:tc>
+          <w:tcPr>
+            <w:tcW w:type="dxa" w:w="1728"/>
+          </w:tcPr>
+          <w:p>
+            <w:r>
+              <w:t>组织向上/向下扩展</w:t>
+            </w:r>
+          </w:p>
+        </w:tc>
+        <w:tc>
+          <w:tcPr>
+            <w:tcW w:type="dxa" w:w="1728"/>
+          </w:tcPr>
+          <w:p>
+            <w:r>
+              <w:t>任意发起者</w:t>
+            </w:r>
+          </w:p>
+        </w:tc>
+        <w:tc>
+          <w:tcPr>
+            <w:tcW w:type="dxa" w:w="1728"/>
+          </w:tcPr>
+          <w:p>
+            <w:r>
+              <w:t>被邀请的上级或下级</w:t>
+            </w:r>
+          </w:p>
+        </w:tc>
+        <w:tc>
+          <w:tcPr>
+            <w:tcW w:type="dxa" w:w="1728"/>
+          </w:tcPr>
+          <w:p>
+            <w:r>
+              <w:t>邀请链接 → 关系自选 → 自动归位 → 在当前工作页承接任务</w:t>
+            </w:r>
+          </w:p>
+        </w:tc>
+        <w:tc>
+          <w:tcPr>
+            <w:tcW w:type="dxa" w:w="1728"/>
+          </w:tcPr>
+          <w:p>
+            <w:r>
+              <w:t>关系不预设，系统自动生长组织树</w:t>
+            </w:r>
+          </w:p>
+        </w:tc>
+      </w:tr>
+    </w:tbl>
+    <w:p/>
+    <w:p/>
+    <w:p>
+      <w:r>
+        <w:t>---</w:t>
+      </w:r>
+    </w:p>
+    <w:p/>
+    <w:p>
+      <w:pPr>
+        <w:pStyle w:val="Heading1"/>
+      </w:pPr>
+      <w:r>
+        <w:t>7. 研发实施时需要同步理解的数据对象</w:t>
+      </w:r>
+    </w:p>
+    <w:p/>
+    <w:p>
+      <w:r>
+        <w:t>虽然当前原型以静态前端为主，但文档仍应把数据对象表达清楚，因为很多交互表面上是界面问题，实质上需要接口和状态字段支撑。下面这张表可以直接作为后续接口设计的最小集合参考。5 7 8 9 10 11</w:t>
+      </w:r>
+    </w:p>
+    <w:p/>
+    <w:tbl>
+      <w:tblPr>
+        <w:tblStyle w:val="TableGrid"/>
+        <w:tblW w:type="auto" w:w="0"/>
+        <w:tblLook w:firstColumn="1" w:firstRow="1" w:lastColumn="0" w:lastRow="0" w:noHBand="0" w:noVBand="1" w:val="04A0"/>
+      </w:tblPr>
+      <w:tblGrid>
+        <w:gridCol w:w="2160"/>
+        <w:gridCol w:w="2160"/>
+        <w:gridCol w:w="2160"/>
+        <w:gridCol w:w="2160"/>
+      </w:tblGrid>
+      <w:tr>
+        <w:tc>
+          <w:tcPr>
+            <w:tcW w:type="dxa" w:w="2160"/>
+          </w:tcPr>
+          <w:p>
+            <w:r>
+              <w:t>对象</w:t>
+            </w:r>
+          </w:p>
+        </w:tc>
+        <w:tc>
+          <w:tcPr>
+            <w:tcW w:type="dxa" w:w="2160"/>
+          </w:tcPr>
+          <w:p>
+            <w:r>
+              <w:t>关键字段</w:t>
+            </w:r>
+          </w:p>
+        </w:tc>
+        <w:tc>
+          <w:tcPr>
+            <w:tcW w:type="dxa" w:w="2160"/>
+          </w:tcPr>
+          <w:p>
+            <w:r>
+              <w:t>用途</w:t>
+            </w:r>
+          </w:p>
+        </w:tc>
+        <w:tc>
+          <w:tcPr>
+            <w:tcW w:type="dxa" w:w="2160"/>
+          </w:tcPr>
+          <w:p>
+            <w:r>
+              <w:t>关联页面</w:t>
+            </w:r>
+          </w:p>
+        </w:tc>
+      </w:tr>
+      <w:tr>
+        <w:tc>
+          <w:tcPr>
+            <w:tcW w:type="dxa" w:w="2160"/>
+          </w:tcPr>
+          <w:p>
+            <w:r>
+              <w:t>`TrainingTask`</w:t>
+            </w:r>
+          </w:p>
+        </w:tc>
+        <w:tc>
+          <w:tcPr>
+            <w:tcW w:type="dxa" w:w="2160"/>
+          </w:tcPr>
+          <w:p>
+            <w:r>
+              <w:t>`id`、`title`、`time`、`progress`、`group`、`status`、`scoreSummary`、`gradeSummary`</w:t>
+            </w:r>
+          </w:p>
+        </w:tc>
+        <w:tc>
+          <w:tcPr>
+            <w:tcW w:type="dxa" w:w="2160"/>
+          </w:tcPr>
+          <w:p>
+            <w:r>
+              <w:t>表示培训任务本身</w:t>
+            </w:r>
+          </w:p>
+        </w:tc>
+        <w:tc>
+          <w:tcPr>
+            <w:tcW w:type="dxa" w:w="2160"/>
+          </w:tcPr>
+          <w:p>
+            <w:r>
+              <w:t>当前工作页、抽屉培训中心、任务状态页</w:t>
+            </w:r>
+          </w:p>
+        </w:tc>
+      </w:tr>
+      <w:tr>
+        <w:tc>
+          <w:tcPr>
+            <w:tcW w:type="dxa" w:w="2160"/>
+          </w:tcPr>
+          <w:p>
+            <w:r>
+              <w:t>`TrainingResult`</w:t>
+            </w:r>
+          </w:p>
+        </w:tc>
+        <w:tc>
+          <w:tcPr>
+            <w:tcW w:type="dxa" w:w="2160"/>
+          </w:tcPr>
+          <w:p>
+            <w:r>
+              <w:t>`taskId`、`totalScore`、`grade`、`starLevel`、`duration`、`correctCount`、`hintUsedCount`、`skippedCount`、`questionResults[]`、`feedbackSummary`</w:t>
+            </w:r>
+          </w:p>
+        </w:tc>
+        <w:tc>
+          <w:tcPr>
+            <w:tcW w:type="dxa" w:w="2160"/>
+          </w:tcPr>
+          <w:p>
+            <w:r>
+              <w:t>表示培训完成结果摘要</w:t>
+            </w:r>
+          </w:p>
+        </w:tc>
+        <w:tc>
+          <w:tcPr>
+            <w:tcW w:type="dxa" w:w="2160"/>
+          </w:tcPr>
+          <w:p>
+            <w:r>
+              <w:t>当前工作页内联结果卡、抽屉历史任务、二级详情</w:t>
+            </w:r>
+          </w:p>
+        </w:tc>
+      </w:tr>
+      <w:tr>
+        <w:tc>
+          <w:tcPr>
+            <w:tcW w:type="dxa" w:w="2160"/>
+          </w:tcPr>
+          <w:p>
+            <w:r>
+              <w:t>`QuestionResult`</w:t>
+            </w:r>
+          </w:p>
+        </w:tc>
+        <w:tc>
+          <w:tcPr>
+            <w:tcW w:type="dxa" w:w="2160"/>
+          </w:tcPr>
+          <w:p>
+            <w:r>
+              <w:t>`questionId`、`question`、`baseScore`、`actualScore`、`correct`、`attempts`、`usedHint`、`skipped`、`skipReason`</w:t>
+            </w:r>
+          </w:p>
+        </w:tc>
+        <w:tc>
+          <w:tcPr>
+            <w:tcW w:type="dxa" w:w="2160"/>
+          </w:tcPr>
+          <w:p>
+            <w:r>
+              <w:t>支撑题级反馈与问题复盘</w:t>
+            </w:r>
+          </w:p>
+        </w:tc>
+        <w:tc>
+          <w:tcPr>
+            <w:tcW w:type="dxa" w:w="2160"/>
+          </w:tcPr>
+          <w:p>
+            <w:r>
+              <w:t>当前工作页会话流、历史详情</w:t>
+            </w:r>
+          </w:p>
+        </w:tc>
+      </w:tr>
+      <w:tr>
+        <w:tc>
+          <w:tcPr>
+            <w:tcW w:type="dxa" w:w="2160"/>
+          </w:tcPr>
+          <w:p>
+            <w:r>
+              <w:t>组织选择结果</w:t>
+            </w:r>
+          </w:p>
+        </w:tc>
+        <w:tc>
+          <w:tcPr>
+            <w:tcW w:type="dxa" w:w="2160"/>
+          </w:tcPr>
+          <w:p>
+            <w:r>
+              <w:t>`departmentIds[]`、`memberIds[]`</w:t>
+            </w:r>
+          </w:p>
+        </w:tc>
+        <w:tc>
+          <w:tcPr>
+            <w:tcW w:type="dxa" w:w="2160"/>
+          </w:tcPr>
+          <w:p>
+            <w:r>
+              <w:t>发起培训时选择对象</w:t>
+            </w:r>
+          </w:p>
+        </w:tc>
+        <w:tc>
+          <w:tcPr>
+            <w:tcW w:type="dxa" w:w="2160"/>
+          </w:tcPr>
+          <w:p>
+            <w:r>
+              <w:t>组织架构页、首页发起流程</w:t>
+            </w:r>
+          </w:p>
+        </w:tc>
+      </w:tr>
+      <w:tr>
+        <w:tc>
+          <w:tcPr>
+            <w:tcW w:type="dxa" w:w="2160"/>
+          </w:tcPr>
+          <w:p>
+            <w:r>
+              <w:t>邀请关系</w:t>
+            </w:r>
+          </w:p>
+        </w:tc>
+        <w:tc>
+          <w:tcPr>
+            <w:tcW w:type="dxa" w:w="2160"/>
+          </w:tcPr>
+          <w:p>
+            <w:r>
+              <w:t>`relationType`、`jobTitle`、`superiorIds[]`</w:t>
+            </w:r>
+          </w:p>
+        </w:tc>
+        <w:tc>
+          <w:tcPr>
+            <w:tcW w:type="dxa" w:w="2160"/>
+          </w:tcPr>
+          <w:p>
+            <w:r>
+              <w:t>支撑上下级自选与自动归位</w:t>
+            </w:r>
+          </w:p>
+        </w:tc>
+        <w:tc>
+          <w:tcPr>
+            <w:tcW w:type="dxa" w:w="2160"/>
+          </w:tcPr>
+          <w:p>
+            <w:r>
+              <w:t>注册弹层、组织树</w:t>
+            </w:r>
+          </w:p>
+        </w:tc>
+      </w:tr>
+      <w:tr>
+        <w:tc>
+          <w:tcPr>
+            <w:tcW w:type="dxa" w:w="2160"/>
+          </w:tcPr>
+          <w:p>
+            <w:r>
+              <w:t>抽屉任务摘要</w:t>
+            </w:r>
+          </w:p>
+        </w:tc>
+        <w:tc>
+          <w:tcPr>
+            <w:tcW w:type="dxa" w:w="2160"/>
+          </w:tcPr>
+          <w:p>
+            <w:r>
+              <w:t>`hasUpdate`、`latestProgress`、`lastMessageTime`</w:t>
+            </w:r>
+          </w:p>
+        </w:tc>
+        <w:tc>
+          <w:tcPr>
+            <w:tcW w:type="dxa" w:w="2160"/>
+          </w:tcPr>
+          <w:p>
+            <w:r>
+              <w:t>支撑抽屉中的“我发起的/我参加的”任务列表</w:t>
+            </w:r>
+          </w:p>
+        </w:tc>
+        <w:tc>
+          <w:tcPr>
+            <w:tcW w:type="dxa" w:w="2160"/>
+          </w:tcPr>
+          <w:p>
+            <w:r>
+              <w:t>抽屉培训中心、会话记录</w:t>
+            </w:r>
+          </w:p>
+        </w:tc>
+      </w:tr>
+      <w:tr>
+        <w:tc>
+          <w:tcPr>
+            <w:tcW w:type="dxa" w:w="2160"/>
+          </w:tcPr>
+          <w:p>
+            <w:r>
+              <w:t>问题清单</w:t>
+            </w:r>
+          </w:p>
+        </w:tc>
+        <w:tc>
+          <w:tcPr>
+            <w:tcW w:type="dxa" w:w="2160"/>
+          </w:tcPr>
+          <w:p>
+            <w:r>
+              <w:t>`question`、`wrongCount`、`category`、`trend`</w:t>
+            </w:r>
+          </w:p>
+        </w:tc>
+        <w:tc>
+          <w:tcPr>
+            <w:tcW w:type="dxa" w:w="2160"/>
+          </w:tcPr>
+          <w:p>
+            <w:r>
+              <w:t>支撑复训决策</w:t>
+            </w:r>
+          </w:p>
+        </w:tc>
+        <w:tc>
+          <w:tcPr>
+            <w:tcW w:type="dxa" w:w="2160"/>
+          </w:tcPr>
+          <w:p>
+            <w:r>
+              <w:t>当前工作页问题清单、二级详情</w:t>
+            </w:r>
+          </w:p>
+        </w:tc>
+      </w:tr>
+    </w:tbl>
+    <w:p/>
+    <w:p/>
+    <w:p>
+      <w:r>
+        <w:t>---</w:t>
+      </w:r>
+    </w:p>
+    <w:p/>
+    <w:p>
+      <w:pPr>
+        <w:pStyle w:val="Heading1"/>
+      </w:pPr>
+      <w:r>
+        <w:t>8. 其他功能模块的设计说明与研发关注点</w:t>
+      </w:r>
+    </w:p>
+    <w:p/>
+    <w:p>
+      <w:r>
+        <w:t>虽然 AI 培训是主线，但其余模块同样需要在文档中写清楚功能说明，否则研发会误以为这些页面只是展示壳。实际上，这些模块共同构成了“餐饮 AI 小程序”的完整产品理解路径。3 4 5 6</w:t>
+      </w:r>
+    </w:p>
+    <w:p/>
+    <w:tbl>
+      <w:tblPr>
+        <w:tblStyle w:val="TableGrid"/>
+        <w:tblW w:type="auto" w:w="0"/>
+        <w:tblLook w:firstColumn="1" w:firstRow="1" w:lastColumn="0" w:lastRow="0" w:noHBand="0" w:noVBand="1" w:val="04A0"/>
+      </w:tblPr>
+      <w:tblGrid>
+        <w:gridCol w:w="2160"/>
+        <w:gridCol w:w="2160"/>
+        <w:gridCol w:w="2160"/>
+        <w:gridCol w:w="2160"/>
+      </w:tblGrid>
+      <w:tr>
+        <w:tc>
+          <w:tcPr>
+            <w:tcW w:type="dxa" w:w="2160"/>
+          </w:tcPr>
+          <w:p>
+            <w:r>
+              <w:t>模块</w:t>
+            </w:r>
+          </w:p>
+        </w:tc>
+        <w:tc>
+          <w:tcPr>
+            <w:tcW w:type="dxa" w:w="2160"/>
+          </w:tcPr>
+          <w:p>
+            <w:r>
+              <w:t>功能说明</w:t>
+            </w:r>
+          </w:p>
+        </w:tc>
+        <w:tc>
+          <w:tcPr>
+            <w:tcW w:type="dxa" w:w="2160"/>
+          </w:tcPr>
+          <w:p>
+            <w:r>
+              <w:t>主要跳转</w:t>
+            </w:r>
+          </w:p>
+        </w:tc>
+        <w:tc>
+          <w:tcPr>
+            <w:tcW w:type="dxa" w:w="2160"/>
+          </w:tcPr>
+          <w:p>
+            <w:r>
+              <w:t>研发关注点</w:t>
+            </w:r>
+          </w:p>
+        </w:tc>
+      </w:tr>
+      <w:tr>
+        <w:tc>
+          <w:tcPr>
+            <w:tcW w:type="dxa" w:w="2160"/>
+          </w:tcPr>
+          <w:p>
+            <w:r>
+              <w:t>首页 AI 对话中枢</w:t>
+            </w:r>
+          </w:p>
+        </w:tc>
+        <w:tc>
+          <w:tcPr>
+            <w:tcW w:type="dxa" w:w="2160"/>
+          </w:tcPr>
+          <w:p>
+            <w:r>
+              <w:t>通过快捷问题、流式回复与功能入口完成产品认知和转化承接</w:t>
+            </w:r>
+          </w:p>
+        </w:tc>
+        <w:tc>
+          <w:tcPr>
+            <w:tcW w:type="dxa" w:w="2160"/>
+          </w:tcPr>
+          <w:p>
+            <w:r>
+              <w:t>可跳视频页、产品页、培训页、工资页等</w:t>
+            </w:r>
+          </w:p>
+        </w:tc>
+        <w:tc>
+          <w:tcPr>
+            <w:tcW w:type="dxa" w:w="2160"/>
+          </w:tcPr>
+          <w:p>
+            <w:r>
+              <w:t>流式回复、跟进问题、语音/文字输入、登录拦截</w:t>
+            </w:r>
+          </w:p>
+        </w:tc>
+      </w:tr>
+      <w:tr>
+        <w:tc>
+          <w:tcPr>
+            <w:tcW w:type="dxa" w:w="2160"/>
+          </w:tcPr>
+          <w:p>
+            <w:r>
+              <w:t>视频介绍页</w:t>
+            </w:r>
+          </w:p>
+        </w:tc>
+        <w:tc>
+          <w:tcPr>
+            <w:tcW w:type="dxa" w:w="2160"/>
+          </w:tcPr>
+          <w:p>
+            <w:r>
+              <w:t>用视频降低理解门槛</w:t>
+            </w:r>
+          </w:p>
+        </w:tc>
+        <w:tc>
+          <w:tcPr>
+            <w:tcW w:type="dxa" w:w="2160"/>
+          </w:tcPr>
+          <w:p>
+            <w:r>
+              <w:t>返回首页或触发产品体验</w:t>
+            </w:r>
+          </w:p>
+        </w:tc>
+        <w:tc>
+          <w:tcPr>
+            <w:tcW w:type="dxa" w:w="2160"/>
+          </w:tcPr>
+          <w:p>
+            <w:r>
+              <w:t>视频播放完毕后的 CTA 状态</w:t>
+            </w:r>
+          </w:p>
+        </w:tc>
+      </w:tr>
+      <w:tr>
+        <w:tc>
+          <w:tcPr>
+            <w:tcW w:type="dxa" w:w="2160"/>
+          </w:tcPr>
+          <w:p>
+            <w:r>
+              <w:t>产品介绍页</w:t>
+            </w:r>
+          </w:p>
+        </w:tc>
+        <w:tc>
+          <w:tcPr>
+            <w:tcW w:type="dxa" w:w="2160"/>
+          </w:tcPr>
+          <w:p>
+            <w:r>
+              <w:t>系统化介绍产品能力矩阵</w:t>
+            </w:r>
+          </w:p>
+        </w:tc>
+        <w:tc>
+          <w:tcPr>
+            <w:tcW w:type="dxa" w:w="2160"/>
+          </w:tcPr>
+          <w:p>
+            <w:r>
+              <w:t>可申请试用并进入店铺信息页</w:t>
+            </w:r>
+          </w:p>
+        </w:tc>
+        <w:tc>
+          <w:tcPr>
+            <w:tcW w:type="dxa" w:w="2160"/>
+          </w:tcPr>
+          <w:p>
+            <w:r>
+              <w:t>作为销售材料页面，重点在信息组织</w:t>
+            </w:r>
+          </w:p>
+        </w:tc>
+      </w:tr>
+      <w:tr>
+        <w:tc>
+          <w:tcPr>
+            <w:tcW w:type="dxa" w:w="2160"/>
+          </w:tcPr>
+          <w:p>
+            <w:r>
+              <w:t>店铺信息采集页</w:t>
+            </w:r>
+          </w:p>
+        </w:tc>
+        <w:tc>
+          <w:tcPr>
+            <w:tcW w:type="dxa" w:w="2160"/>
+          </w:tcPr>
+          <w:p>
+            <w:r>
+              <w:t>收集门店基础信息，推进试用转化</w:t>
+            </w:r>
+          </w:p>
+        </w:tc>
+        <w:tc>
+          <w:tcPr>
+            <w:tcW w:type="dxa" w:w="2160"/>
+          </w:tcPr>
+          <w:p>
+            <w:r>
+              <w:t>返回首页或提交顾问信息</w:t>
+            </w:r>
+          </w:p>
+        </w:tc>
+        <w:tc>
+          <w:tcPr>
+            <w:tcW w:type="dxa" w:w="2160"/>
+          </w:tcPr>
+          <w:p>
+            <w:r>
+              <w:t>表单状态与提交反馈</w:t>
+            </w:r>
+          </w:p>
+        </w:tc>
+      </w:tr>
+      <w:tr>
+        <w:tc>
+          <w:tcPr>
+            <w:tcW w:type="dxa" w:w="2160"/>
+          </w:tcPr>
+          <w:p>
+            <w:r>
+              <w:t>当前工作页</w:t>
+            </w:r>
+          </w:p>
+        </w:tc>
+        <w:tc>
+          <w:tcPr>
+            <w:tcW w:type="dxa" w:w="2160"/>
+          </w:tcPr>
+          <w:p>
+            <w:r>
+              <w:t>员工查看问题清单、当前工作、任务大厅</w:t>
+            </w:r>
+          </w:p>
+        </w:tc>
+        <w:tc>
+          <w:tcPr>
+            <w:tcW w:type="dxa" w:w="2160"/>
+          </w:tcPr>
+          <w:p>
+            <w:r>
+              <w:t>可打开定额详情和培训详情</w:t>
+            </w:r>
+          </w:p>
+        </w:tc>
+        <w:tc>
+          <w:tcPr>
+            <w:tcW w:type="dxa" w:w="2160"/>
+          </w:tcPr>
+          <w:p>
+            <w:r>
+              <w:t>三类 Tab 的状态独立保存</w:t>
+            </w:r>
+          </w:p>
+        </w:tc>
+      </w:tr>
+      <w:tr>
+        <w:tc>
+          <w:tcPr>
+            <w:tcW w:type="dxa" w:w="2160"/>
+          </w:tcPr>
+          <w:p>
+            <w:r>
+              <w:t>工资日结页</w:t>
+            </w:r>
+          </w:p>
+        </w:tc>
+        <w:tc>
+          <w:tcPr>
+            <w:tcW w:type="dxa" w:w="2160"/>
+          </w:tcPr>
+          <w:p>
+            <w:r>
+              <w:t>展示今日、本月、历史工资与服务评分</w:t>
+            </w:r>
+          </w:p>
+        </w:tc>
+        <w:tc>
+          <w:tcPr>
+            <w:tcW w:type="dxa" w:w="2160"/>
+          </w:tcPr>
+          <w:p>
+            <w:r>
+              <w:t>可跳当前工作页</w:t>
+            </w:r>
+          </w:p>
+        </w:tc>
+        <w:tc>
+          <w:tcPr>
+            <w:tcW w:type="dxa" w:w="2160"/>
+          </w:tcPr>
+          <w:p>
+            <w:r>
+              <w:t>数据展示与徽章体系</w:t>
+            </w:r>
+          </w:p>
+        </w:tc>
+      </w:tr>
+      <w:tr>
+        <w:tc>
+          <w:tcPr>
+            <w:tcW w:type="dxa" w:w="2160"/>
+          </w:tcPr>
+          <w:p>
+            <w:r>
+              <w:t>AI 巡检页</w:t>
+            </w:r>
+          </w:p>
+        </w:tc>
+        <w:tc>
+          <w:tcPr>
+            <w:tcW w:type="dxa" w:w="2160"/>
+          </w:tcPr>
+          <w:p>
+            <w:r>
+              <w:t>拍照后生成评分与建议</w:t>
+            </w:r>
+          </w:p>
+        </w:tc>
+        <w:tc>
+          <w:tcPr>
+            <w:tcW w:type="dxa" w:w="2160"/>
+          </w:tcPr>
+          <w:p>
+            <w:r>
+              <w:t>返回首页</w:t>
+            </w:r>
+          </w:p>
+        </w:tc>
+        <w:tc>
+          <w:tcPr>
+            <w:tcW w:type="dxa" w:w="2160"/>
+          </w:tcPr>
+          <w:p>
+            <w:r>
+              <w:t>拍照状态、报告态、重新巡检态</w:t>
+            </w:r>
+          </w:p>
+        </w:tc>
+      </w:tr>
+      <w:tr>
+        <w:tc>
+          <w:tcPr>
+            <w:tcW w:type="dxa" w:w="2160"/>
+          </w:tcPr>
+          <w:p>
+            <w:r>
+              <w:t>AI 菜单页</w:t>
+            </w:r>
+          </w:p>
+        </w:tc>
+        <w:tc>
+          <w:tcPr>
+            <w:tcW w:type="dxa" w:w="2160"/>
+          </w:tcPr>
+          <w:p>
+            <w:r>
+              <w:t>展示菜品推荐与定价建议能力</w:t>
+            </w:r>
+          </w:p>
+        </w:tc>
+        <w:tc>
+          <w:tcPr>
+            <w:tcW w:type="dxa" w:w="2160"/>
+          </w:tcPr>
+          <w:p>
+            <w:r>
+              <w:t>返回首页</w:t>
+            </w:r>
+          </w:p>
+        </w:tc>
+        <w:tc>
+          <w:tcPr>
+            <w:tcW w:type="dxa" w:w="2160"/>
+          </w:tcPr>
+          <w:p>
+            <w:r>
+              <w:t>更偏静态介绍，但需保留结构完整性</w:t>
+            </w:r>
+          </w:p>
+        </w:tc>
+      </w:tr>
+      <w:tr>
+        <w:tc>
+          <w:tcPr>
+            <w:tcW w:type="dxa" w:w="2160"/>
+          </w:tcPr>
+          <w:p>
+            <w:r>
+              <w:t>店面 AI 模型页</w:t>
+            </w:r>
+          </w:p>
+        </w:tc>
+        <w:tc>
+          <w:tcPr>
+            <w:tcW w:type="dxa" w:w="2160"/>
+          </w:tcPr>
+          <w:p>
+            <w:r>
+              <w:t>说明门店级 AI 能力</w:t>
+            </w:r>
+          </w:p>
+        </w:tc>
+        <w:tc>
+          <w:tcPr>
+            <w:tcW w:type="dxa" w:w="2160"/>
+          </w:tcPr>
+          <w:p>
+            <w:r>
+              <w:t>返回首页</w:t>
+            </w:r>
+          </w:p>
+        </w:tc>
+        <w:tc>
+          <w:tcPr>
+            <w:tcW w:type="dxa" w:w="2160"/>
+          </w:tcPr>
+          <w:p>
+            <w:r>
+              <w:t>作为销售讲解页处理</w:t>
+            </w:r>
+          </w:p>
+        </w:tc>
+      </w:tr>
+      <w:tr>
+        <w:tc>
+          <w:tcPr>
+            <w:tcW w:type="dxa" w:w="2160"/>
+          </w:tcPr>
+          <w:p>
+            <w:r>
+              <w:t>集团 AI 模型页</w:t>
+            </w:r>
+          </w:p>
+        </w:tc>
+        <w:tc>
+          <w:tcPr>
+            <w:tcW w:type="dxa" w:w="2160"/>
+          </w:tcPr>
+          <w:p>
+            <w:r>
+              <w:t>说明集团级汇总与智能能力</w:t>
+            </w:r>
+          </w:p>
+        </w:tc>
+        <w:tc>
+          <w:tcPr>
+            <w:tcW w:type="dxa" w:w="2160"/>
+          </w:tcPr>
+          <w:p>
+            <w:r>
+              <w:t>返回首页</w:t>
+            </w:r>
+          </w:p>
+        </w:tc>
+        <w:tc>
+          <w:tcPr>
+            <w:tcW w:type="dxa" w:w="2160"/>
+          </w:tcPr>
+          <w:p>
+            <w:r>
+              <w:t>与上级汇总逻辑形成概念呼应</w:t>
+            </w:r>
+          </w:p>
+        </w:tc>
+      </w:tr>
+      <w:tr>
+        <w:tc>
+          <w:tcPr>
+            <w:tcW w:type="dxa" w:w="2160"/>
+          </w:tcPr>
+          <w:p>
+            <w:r>
+              <w:t>抽屉页</w:t>
+            </w:r>
+          </w:p>
+        </w:tc>
+        <w:tc>
+          <w:tcPr>
+            <w:tcW w:type="dxa" w:w="2160"/>
+          </w:tcPr>
+          <w:p>
+            <w:r>
+              <w:t>汇总用户信息、培训中心、对话记录</w:t>
+            </w:r>
+          </w:p>
+        </w:tc>
+        <w:tc>
+          <w:tcPr>
+            <w:tcW w:type="dxa" w:w="2160"/>
+          </w:tcPr>
+          <w:p>
+            <w:r>
+              <w:t>可打开培训任务、历史会话</w:t>
+            </w:r>
+          </w:p>
+        </w:tc>
+        <w:tc>
+          <w:tcPr>
+            <w:tcW w:type="dxa" w:w="2160"/>
+          </w:tcPr>
+          <w:p>
+            <w:r>
+              <w:t>作为二级导航，不应喧宾夺主</w:t>
+            </w:r>
+          </w:p>
+        </w:tc>
+      </w:tr>
+    </w:tbl>
+    <w:p/>
+    <w:p/>
+    <w:p>
+      <w:r>
+        <w:t>---</w:t>
+      </w:r>
+    </w:p>
+    <w:p/>
+    <w:p>
+      <w:pPr>
+        <w:pStyle w:val="Heading1"/>
+      </w:pPr>
+      <w:r>
+        <w:t>9. 面向研发的实施优先级与测试建议</w:t>
+      </w:r>
+    </w:p>
+    <w:p/>
+    <w:p>
+      <w:r>
+        <w:t>如果目标是让研发尽快开始实施，建议把开发优先级明确为“先跑通培训闭环，再补齐非主线页面细节”。因为培训链路一旦打通，首页、组织选择、注册、答题、报告、管理端之间的核心状态就都建立起来了，其余功能模块则更容易逐步接入。3 4 5 7 8 9 10 11</w:t>
+      </w:r>
+    </w:p>
+    <w:p/>
+    <w:tbl>
+      <w:tblPr>
+        <w:tblStyle w:val="TableGrid"/>
+        <w:tblW w:type="auto" w:w="0"/>
+        <w:tblLook w:firstColumn="1" w:firstRow="1" w:lastColumn="0" w:lastRow="0" w:noHBand="0" w:noVBand="1" w:val="04A0"/>
+      </w:tblPr>
+      <w:tblGrid>
+        <w:gridCol w:w="2880"/>
+        <w:gridCol w:w="2880"/>
+        <w:gridCol w:w="2880"/>
+      </w:tblGrid>
+      <w:tr>
+        <w:tc>
+          <w:tcPr>
+            <w:tcW w:type="dxa" w:w="2880"/>
+          </w:tcPr>
+          <w:p>
+            <w:r>
+              <w:t>优先级</w:t>
+            </w:r>
+          </w:p>
+        </w:tc>
+        <w:tc>
+          <w:tcPr>
+            <w:tcW w:type="dxa" w:w="2880"/>
+          </w:tcPr>
+          <w:p>
+            <w:r>
+              <w:t>建议内容</w:t>
+            </w:r>
+          </w:p>
+        </w:tc>
+        <w:tc>
+          <w:tcPr>
+            <w:tcW w:type="dxa" w:w="2880"/>
+          </w:tcPr>
+          <w:p>
+            <w:r>
+              <w:t>说明</w:t>
+            </w:r>
+          </w:p>
+        </w:tc>
+      </w:tr>
+      <w:tr>
+        <w:tc>
+          <w:tcPr>
+            <w:tcW w:type="dxa" w:w="2880"/>
+          </w:tcPr>
+          <w:p>
+            <w:r>
+              <w:t>**P0**</w:t>
+            </w:r>
+          </w:p>
+        </w:tc>
+        <w:tc>
+          <w:tcPr>
+            <w:tcW w:type="dxa" w:w="2880"/>
+          </w:tcPr>
+          <w:p>
+            <w:r>
+              <w:t>首页培训入口、培训主页、答题页、报告页</w:t>
+            </w:r>
+          </w:p>
+        </w:tc>
+        <w:tc>
+          <w:tcPr>
+            <w:tcW w:type="dxa" w:w="2880"/>
+          </w:tcPr>
+          <w:p>
+            <w:r>
+              <w:t>决定主闭环能否成立</w:t>
+            </w:r>
+          </w:p>
+        </w:tc>
+      </w:tr>
+      <w:tr>
+        <w:tc>
+          <w:tcPr>
+            <w:tcW w:type="dxa" w:w="2880"/>
+          </w:tcPr>
+          <w:p>
+            <w:r>
+              <w:t>**P0**</w:t>
+            </w:r>
+          </w:p>
+        </w:tc>
+        <w:tc>
+          <w:tcPr>
+            <w:tcW w:type="dxa" w:w="2880"/>
+          </w:tcPr>
+          <w:p>
+            <w:r>
+              <w:t>管理端发起培训四步流程、组织对象选择回流</w:t>
+            </w:r>
+          </w:p>
+        </w:tc>
+        <w:tc>
+          <w:tcPr>
+            <w:tcW w:type="dxa" w:w="2880"/>
+          </w:tcPr>
+          <w:p>
+            <w:r>
+              <w:t>决定培训任务能否真实创建</w:t>
+            </w:r>
+          </w:p>
+        </w:tc>
+      </w:tr>
+      <w:tr>
+        <w:tc>
+          <w:tcPr>
+            <w:tcW w:type="dxa" w:w="2880"/>
+          </w:tcPr>
+          <w:p>
+            <w:r>
+              <w:t>**P0**</w:t>
+            </w:r>
+          </w:p>
+        </w:tc>
+        <w:tc>
+          <w:tcPr>
+            <w:tcW w:type="dxa" w:w="2880"/>
+          </w:tcPr>
+          <w:p>
+            <w:r>
+              <w:t>无感注册、上下级关系自选、组织归位</w:t>
+            </w:r>
+          </w:p>
+        </w:tc>
+        <w:tc>
+          <w:tcPr>
+            <w:tcW w:type="dxa" w:w="2880"/>
+          </w:tcPr>
+          <w:p>
+            <w:r>
+              <w:t>决定产品差异化是否成立</w:t>
+            </w:r>
+          </w:p>
+        </w:tc>
+      </w:tr>
+      <w:tr>
+        <w:tc>
+          <w:tcPr>
+            <w:tcW w:type="dxa" w:w="2880"/>
+          </w:tcPr>
+          <w:p>
+            <w:r>
+              <w:t>**P1**</w:t>
+            </w:r>
+          </w:p>
+        </w:tc>
+        <w:tc>
+          <w:tcPr>
+            <w:tcW w:type="dxa" w:w="2880"/>
+          </w:tcPr>
+          <w:p>
+            <w:r>
+              <w:t>问题清单、复训入口、二级承接入口（抽屉页/当前工作）</w:t>
+            </w:r>
+          </w:p>
+        </w:tc>
+        <w:tc>
+          <w:tcPr>
+            <w:tcW w:type="dxa" w:w="2880"/>
+          </w:tcPr>
+          <w:p>
+            <w:r>
+              <w:t>决定产品是否可持续使用</w:t>
+            </w:r>
+          </w:p>
+        </w:tc>
+      </w:tr>
+      <w:tr>
+        <w:tc>
+          <w:tcPr>
+            <w:tcW w:type="dxa" w:w="2880"/>
+          </w:tcPr>
+          <w:p>
+            <w:r>
+              <w:t>**P1**</w:t>
+            </w:r>
+          </w:p>
+        </w:tc>
+        <w:tc>
+          <w:tcPr>
+            <w:tcW w:type="dxa" w:w="2880"/>
+          </w:tcPr>
+          <w:p>
+            <w:r>
+              <w:t>工资日结、AI 巡检、产品矩阵页</w:t>
+            </w:r>
+          </w:p>
+        </w:tc>
+        <w:tc>
+          <w:tcPr>
+            <w:tcW w:type="dxa" w:w="2880"/>
+          </w:tcPr>
+          <w:p>
+            <w:r>
+              <w:t>完善整体产品理解与演示完整性</w:t>
+            </w:r>
+          </w:p>
+        </w:tc>
+      </w:tr>
+      <w:tr>
+        <w:tc>
+          <w:tcPr>
+            <w:tcW w:type="dxa" w:w="2880"/>
+          </w:tcPr>
+          <w:p>
+            <w:r>
+              <w:t>**P2**</w:t>
+            </w:r>
+          </w:p>
+        </w:tc>
+        <w:tc>
+          <w:tcPr>
+            <w:tcW w:type="dxa" w:w="2880"/>
+          </w:tcPr>
+          <w:p>
+            <w:r>
+              <w:t>视觉细节优化、动画细化、更多报告维度</w:t>
+            </w:r>
+          </w:p>
+        </w:tc>
+        <w:tc>
+          <w:tcPr>
+            <w:tcW w:type="dxa" w:w="2880"/>
+          </w:tcPr>
+          <w:p>
+            <w:r>
+              <w:t>可在主链路跑通后迭代</w:t>
+            </w:r>
+          </w:p>
+        </w:tc>
+      </w:tr>
+    </w:tbl>
+    <w:p/>
+    <w:p/>
+    <w:p>
+      <w:r>
+        <w:t>测试阶段建议优先覆盖以下场景：未登录用户点击受限入口时是否正确弹出登录、邀请链接进入时是否总能进入注册承接流程、员工在答错后是否能稳定看到提示与跳过、完成培训后是否能正确生成报告、管理端是否能看到成员完成率与问题清单，以及组织选择页返回上一步时是否保留已选对象。3 5 7 8 9 10</w:t>
+      </w:r>
+    </w:p>
     <w:p/>
     <w:p>
       <w:r>
@@ -3273,6 +7771,46 @@
     <w:p>
       <w:r>
         <w:t>4: file:///home/ubuntu/zeaik-miniapp-prototype/docs/handover.md "项目交接文档"</w:t>
+      </w:r>
+    </w:p>
+    <w:p>
+      <w:r>
+        <w:t>5: file:///home/ubuntu/zeaik-miniapp-prototype/client/src/pages/MiniAppShell.tsx "MiniAppShell 页面状态与视图切换"</w:t>
+      </w:r>
+    </w:p>
+    <w:p>
+      <w:r>
+        <w:t>6: file:///home/ubuntu/zeaik-miniapp-prototype/client/src/pages/HomePage.tsx "HomePage 首页与 AI 对话中枢实现"</w:t>
+      </w:r>
+    </w:p>
+    <w:p>
+      <w:r>
+        <w:t>7: file:///home/ubuntu/zeaik-miniapp-prototype/client/src/pages/TrainingPage.tsx "TrainingPage 培训主页与无感注册实现"</w:t>
+      </w:r>
+    </w:p>
+    <w:p>
+      <w:r>
+        <w:t>8: file:///home/ubuntu/zeaik-miniapp-prototype/client/src/pages/TrainingAnswerPage.tsx "TrainingAnswerPage 培训答题页实现"</w:t>
+      </w:r>
+    </w:p>
+    <w:p>
+      <w:r>
+        <w:t>9: file:///home/ubuntu/zeaik-miniapp-prototype/client/src/pages/TrainingManagerPage.tsx "TrainingManagerPage 管理端与发起培训流程"</w:t>
+      </w:r>
+    </w:p>
+    <w:p>
+      <w:r>
+        <w:t>10: file:///home/ubuntu/zeaik-miniapp-prototype/client/src/pages/OrgTreePage.tsx "OrgTreePage 组织架构选择页实现"</w:t>
+      </w:r>
+    </w:p>
+    <w:p>
+      <w:r>
+        <w:t>11: file:///home/ubuntu/zeaik-miniapp-prototype/client/src/pages/TrainingReportPage.tsx "TrainingReportPage 培训报告页实现"</w:t>
+      </w:r>
+    </w:p>
+    <w:p>
+      <w:r>
+        <w:t>12: file:///home/ubuntu/zeaik-miniapp-prototype/client/src/pages/DrawerPage.tsx "DrawerPage 培训中心与历史任务聚合实现"</w:t>
       </w:r>
     </w:p>
     <w:sectPr>
